--- a/guia_relay_instalacion.docx
+++ b/guia_relay_instalacion.docx
@@ -68,13 +68,6 @@
       <w:pPr>
         <w:pStyle w:val="Heading1"/>
         <w:spacing w:after="120" w:before="400"/>
-        <w:rPr>
-          <w:b/>
-          <w:bCs/>
-          <w:color w:val="1F4E79"/>
-          <w:sz w:val="28"/>
-          <w:szCs w:val="28"/>
-        </w:rPr>
       </w:pPr>
       <w:r>
         <w:t xml:space="preserve">1. ¿Qué es el Relay Daemon?</w:t>
@@ -161,13 +154,6 @@
       <w:pPr>
         <w:pStyle w:val="Heading1"/>
         <w:spacing w:after="120" w:before="400"/>
-        <w:rPr>
-          <w:b/>
-          <w:bCs/>
-          <w:color w:val="1F4E79"/>
-          <w:sz w:val="28"/>
-          <w:szCs w:val="28"/>
-        </w:rPr>
       </w:pPr>
       <w:r>
         <w:t xml:space="preserve">2. Hardware necesario</w:t>
@@ -220,7 +206,6 @@
           <w:p>
             <w:pPr>
               <w:spacing w:after="40" w:before="40"/>
-              <w:jc w:val="left"/>
             </w:pPr>
             <w:r>
               <w:rPr>
@@ -241,7 +226,6 @@
           <w:p>
             <w:pPr>
               <w:spacing w:after="40" w:before="40"/>
-              <w:jc w:val="left"/>
             </w:pPr>
             <w:r>
               <w:rPr>
@@ -262,7 +246,6 @@
           <w:p>
             <w:pPr>
               <w:spacing w:after="40" w:before="40"/>
-              <w:jc w:val="left"/>
             </w:pPr>
             <w:r>
               <w:rPr>
@@ -475,13 +458,6 @@
       <w:pPr>
         <w:pStyle w:val="Heading3"/>
         <w:spacing w:after="60" w:before="200"/>
-        <w:rPr>
-          <w:b/>
-          <w:bCs/>
-          <w:color w:val="404040"/>
-          <w:sz w:val="22"/>
-          <w:szCs w:val="22"/>
-        </w:rPr>
       </w:pPr>
       <w:r>
         <w:t xml:space="preserve">Conexiones físicas</w:t>
@@ -565,13 +541,6 @@
       <w:pPr>
         <w:pStyle w:val="Heading1"/>
         <w:spacing w:after="120" w:before="400"/>
-        <w:rPr>
-          <w:b/>
-          <w:bCs/>
-          <w:color w:val="1F4E79"/>
-          <w:sz w:val="28"/>
-          <w:szCs w:val="28"/>
-        </w:rPr>
       </w:pPr>
       <w:r>
         <w:t xml:space="preserve">3. Instalación en Linux / Raspberry Pi</w:t>
@@ -581,13 +550,6 @@
       <w:pPr>
         <w:pStyle w:val="Heading2"/>
         <w:spacing w:after="80" w:before="320"/>
-        <w:rPr>
-          <w:b/>
-          <w:bCs/>
-          <w:color w:val="1F4E79"/>
-          <w:sz w:val="24"/>
-          <w:szCs w:val="24"/>
-        </w:rPr>
       </w:pPr>
       <w:r>
         <w:t xml:space="preserve">3.1  Instalación automática (recomendado)</w:t>
@@ -816,13 +778,6 @@
       <w:pPr>
         <w:pStyle w:val="Heading2"/>
         <w:spacing w:after="80" w:before="320"/>
-        <w:rPr>
-          <w:b/>
-          <w:bCs/>
-          <w:color w:val="1F4E79"/>
-          <w:sz w:val="24"/>
-          <w:szCs w:val="24"/>
-        </w:rPr>
       </w:pPr>
       <w:r>
         <w:t xml:space="preserve">3.2  Instalación manual paso a paso</w:t>
@@ -850,13 +805,6 @@
       <w:pPr>
         <w:pStyle w:val="Heading3"/>
         <w:spacing w:after="60" w:before="200"/>
-        <w:rPr>
-          <w:b/>
-          <w:bCs/>
-          <w:color w:val="404040"/>
-          <w:sz w:val="22"/>
-          <w:szCs w:val="22"/>
-        </w:rPr>
       </w:pPr>
       <w:r>
         <w:t xml:space="preserve">Paso 1 — Instalar dependencias</w:t>
@@ -903,13 +851,6 @@
       <w:pPr>
         <w:pStyle w:val="Heading3"/>
         <w:spacing w:after="60" w:before="200"/>
-        <w:rPr>
-          <w:b/>
-          <w:bCs/>
-          <w:color w:val="404040"/>
-          <w:sz w:val="22"/>
-          <w:szCs w:val="22"/>
-        </w:rPr>
       </w:pPr>
       <w:r>
         <w:t xml:space="preserve">Paso 2 — Instalar pnpm y Node.js</w:t>
@@ -972,13 +913,6 @@
       <w:pPr>
         <w:pStyle w:val="Heading3"/>
         <w:spacing w:after="60" w:before="200"/>
-        <w:rPr>
-          <w:b/>
-          <w:bCs/>
-          <w:color w:val="404040"/>
-          <w:sz w:val="22"/>
-          <w:szCs w:val="22"/>
-        </w:rPr>
       </w:pPr>
       <w:r>
         <w:t xml:space="preserve">Paso 3 — Clonar el repositorio</w:t>
@@ -1025,13 +959,6 @@
       <w:pPr>
         <w:pStyle w:val="Heading3"/>
         <w:spacing w:after="60" w:before="200"/>
-        <w:rPr>
-          <w:b/>
-          <w:bCs/>
-          <w:color w:val="404040"/>
-          <w:sz w:val="22"/>
-          <w:szCs w:val="22"/>
-        </w:rPr>
       </w:pPr>
       <w:r>
         <w:t xml:space="preserve">Paso 4 — Compilar el relay daemon</w:t>
@@ -1078,13 +1005,6 @@
       <w:pPr>
         <w:pStyle w:val="Heading3"/>
         <w:spacing w:after="60" w:before="200"/>
-        <w:rPr>
-          <w:b/>
-          <w:bCs/>
-          <w:color w:val="404040"/>
-          <w:sz w:val="22"/>
-          <w:szCs w:val="22"/>
-        </w:rPr>
       </w:pPr>
       <w:r>
         <w:t xml:space="preserve">Paso 5 — Identificar los dispositivos</w:t>
@@ -1227,13 +1147,6 @@
       <w:pPr>
         <w:pStyle w:val="Heading3"/>
         <w:spacing w:after="60" w:before="200"/>
-        <w:rPr>
-          <w:b/>
-          <w:bCs/>
-          <w:color w:val="404040"/>
-          <w:sz w:val="22"/>
-          <w:szCs w:val="22"/>
-        </w:rPr>
       </w:pPr>
       <w:r>
         <w:t xml:space="preserve">Paso 6 — Crear la configuración</w:t>
@@ -1312,13 +1225,6 @@
       <w:pPr>
         <w:pStyle w:val="Heading3"/>
         <w:spacing w:after="60" w:before="200"/>
-        <w:rPr>
-          <w:b/>
-          <w:bCs/>
-          <w:color w:val="404040"/>
-          <w:sz w:val="22"/>
-          <w:szCs w:val="22"/>
-        </w:rPr>
       </w:pPr>
       <w:r>
         <w:t xml:space="preserve">Paso 7 — Instalar el servicio systemd</w:t>
@@ -1334,7 +1240,7 @@
           <w:sz w:val="20"/>
           <w:szCs w:val="20"/>
         </w:rPr>
-        <w:t xml:space="preserve">Crea el archivo /etc/systemd/system/eqso-relay@.service con el siguiente contenido (ajusta User y rutas):</w:t>
+        <w:t xml:space="preserve">Crea el archivo /etc/systemd/system/eqso-relay@.service (ajusta User y rutas):</w:t>
       </w:r>
     </w:p>
     <w:p>
@@ -1676,6 +1582,180 @@
           <w:szCs w:val="18"/>
         </w:rPr>
         <w:t xml:space="preserve">sudo systemctl start  eqso-relay@CB</w:t>
+      </w:r>
+    </w:p>
+    <w:p>
+      <w:pPr>
+        <w:spacing w:after="60" w:before="0"/>
+      </w:pPr>
+    </w:p>
+    <w:p>
+      <w:pPr>
+        <w:pStyle w:val="Heading2"/>
+        <w:spacing w:after="80" w:before="320"/>
+      </w:pPr>
+      <w:r>
+        <w:t xml:space="preserve">3.3  Gestión del servicio</w:t>
+      </w:r>
+    </w:p>
+    <w:p>
+      <w:pPr>
+        <w:shd w:fill="F2F2F2" w:color="F2F2F2" w:val="solid"/>
+        <w:spacing w:after="0" w:before="0"/>
+        <w:ind w:left="360" w:right="360"/>
+      </w:pPr>
+      <w:r>
+        <w:rPr>
+          <w:rFonts w:ascii="Courier New" w:cs="Courier New" w:eastAsia="Courier New" w:hAnsi="Courier New"/>
+          <w:color w:val="1C1C1C"/>
+          <w:sz w:val="18"/>
+          <w:szCs w:val="18"/>
+        </w:rPr>
+        <w:t xml:space="preserve"># Estado del servicio:</w:t>
+      </w:r>
+    </w:p>
+    <w:p>
+      <w:pPr>
+        <w:shd w:fill="F2F2F2" w:color="F2F2F2" w:val="solid"/>
+        <w:spacing w:after="0" w:before="0"/>
+        <w:ind w:left="360" w:right="360"/>
+      </w:pPr>
+      <w:r>
+        <w:rPr>
+          <w:rFonts w:ascii="Courier New" w:cs="Courier New" w:eastAsia="Courier New" w:hAnsi="Courier New"/>
+          <w:color w:val="1C1C1C"/>
+          <w:sz w:val="18"/>
+          <w:szCs w:val="18"/>
+        </w:rPr>
+        <w:t xml:space="preserve">sudo systemctl status eqso-relay@CB</w:t>
+      </w:r>
+    </w:p>
+    <w:p>
+      <w:pPr>
+        <w:shd w:fill="F2F2F2" w:color="F2F2F2" w:val="solid"/>
+        <w:spacing w:after="0" w:before="0"/>
+        <w:ind w:left="360" w:right="360"/>
+      </w:pPr>
+      <w:r>
+        <w:rPr>
+          <w:rFonts w:ascii="Courier New" w:cs="Courier New" w:eastAsia="Courier New" w:hAnsi="Courier New"/>
+          <w:color w:val="1C1C1C"/>
+          <w:sz w:val="18"/>
+          <w:szCs w:val="18"/>
+        </w:rPr>
+        <w:t xml:space="preserve"/>
+      </w:r>
+    </w:p>
+    <w:p>
+      <w:pPr>
+        <w:shd w:fill="F2F2F2" w:color="F2F2F2" w:val="solid"/>
+        <w:spacing w:after="0" w:before="0"/>
+        <w:ind w:left="360" w:right="360"/>
+      </w:pPr>
+      <w:r>
+        <w:rPr>
+          <w:rFonts w:ascii="Courier New" w:cs="Courier New" w:eastAsia="Courier New" w:hAnsi="Courier New"/>
+          <w:color w:val="1C1C1C"/>
+          <w:sz w:val="18"/>
+          <w:szCs w:val="18"/>
+        </w:rPr>
+        <w:t xml:space="preserve"># Ver logs en tiempo real:</w:t>
+      </w:r>
+    </w:p>
+    <w:p>
+      <w:pPr>
+        <w:shd w:fill="F2F2F2" w:color="F2F2F2" w:val="solid"/>
+        <w:spacing w:after="0" w:before="0"/>
+        <w:ind w:left="360" w:right="360"/>
+      </w:pPr>
+      <w:r>
+        <w:rPr>
+          <w:rFonts w:ascii="Courier New" w:cs="Courier New" w:eastAsia="Courier New" w:hAnsi="Courier New"/>
+          <w:color w:val="1C1C1C"/>
+          <w:sz w:val="18"/>
+          <w:szCs w:val="18"/>
+        </w:rPr>
+        <w:t xml:space="preserve">sudo journalctl -u eqso-relay@CB -f</w:t>
+      </w:r>
+    </w:p>
+    <w:p>
+      <w:pPr>
+        <w:shd w:fill="F2F2F2" w:color="F2F2F2" w:val="solid"/>
+        <w:spacing w:after="0" w:before="0"/>
+        <w:ind w:left="360" w:right="360"/>
+      </w:pPr>
+      <w:r>
+        <w:rPr>
+          <w:rFonts w:ascii="Courier New" w:cs="Courier New" w:eastAsia="Courier New" w:hAnsi="Courier New"/>
+          <w:color w:val="1C1C1C"/>
+          <w:sz w:val="18"/>
+          <w:szCs w:val="18"/>
+        </w:rPr>
+        <w:t xml:space="preserve"/>
+      </w:r>
+    </w:p>
+    <w:p>
+      <w:pPr>
+        <w:shd w:fill="F2F2F2" w:color="F2F2F2" w:val="solid"/>
+        <w:spacing w:after="0" w:before="0"/>
+        <w:ind w:left="360" w:right="360"/>
+      </w:pPr>
+      <w:r>
+        <w:rPr>
+          <w:rFonts w:ascii="Courier New" w:cs="Courier New" w:eastAsia="Courier New" w:hAnsi="Courier New"/>
+          <w:color w:val="1C1C1C"/>
+          <w:sz w:val="18"/>
+          <w:szCs w:val="18"/>
+        </w:rPr>
+        <w:t xml:space="preserve"># Parar / Arrancar / Reiniciar:</w:t>
+      </w:r>
+    </w:p>
+    <w:p>
+      <w:pPr>
+        <w:shd w:fill="F2F2F2" w:color="F2F2F2" w:val="solid"/>
+        <w:spacing w:after="0" w:before="0"/>
+        <w:ind w:left="360" w:right="360"/>
+      </w:pPr>
+      <w:r>
+        <w:rPr>
+          <w:rFonts w:ascii="Courier New" w:cs="Courier New" w:eastAsia="Courier New" w:hAnsi="Courier New"/>
+          <w:color w:val="1C1C1C"/>
+          <w:sz w:val="18"/>
+          <w:szCs w:val="18"/>
+        </w:rPr>
+        <w:t xml:space="preserve">sudo systemctl stop    eqso-relay@CB</w:t>
+      </w:r>
+    </w:p>
+    <w:p>
+      <w:pPr>
+        <w:shd w:fill="F2F2F2" w:color="F2F2F2" w:val="solid"/>
+        <w:spacing w:after="0" w:before="0"/>
+        <w:ind w:left="360" w:right="360"/>
+      </w:pPr>
+      <w:r>
+        <w:rPr>
+          <w:rFonts w:ascii="Courier New" w:cs="Courier New" w:eastAsia="Courier New" w:hAnsi="Courier New"/>
+          <w:color w:val="1C1C1C"/>
+          <w:sz w:val="18"/>
+          <w:szCs w:val="18"/>
+        </w:rPr>
+        <w:t xml:space="preserve">sudo systemctl start   eqso-relay@CB</w:t>
+      </w:r>
+    </w:p>
+    <w:p>
+      <w:pPr>
+        <w:shd w:fill="F2F2F2" w:color="F2F2F2" w:val="solid"/>
+        <w:spacing w:after="0" w:before="0"/>
+        <w:ind w:left="360" w:right="360"/>
+      </w:pPr>
+      <w:r>
+        <w:rPr>
+          <w:rFonts w:ascii="Courier New" w:cs="Courier New" w:eastAsia="Courier New" w:hAnsi="Courier New"/>
+          <w:color w:val="1C1C1C"/>
+          <w:sz w:val="18"/>
+          <w:szCs w:val="18"/>
+        </w:rPr>
+        <w:t xml:space="preserve">sudo systemctl restart eqso-relay@CB</w:t>
       </w:r>
     </w:p>
     <w:p>
@@ -1687,13 +1767,6 @@
       <w:pPr>
         <w:pStyle w:val="Heading1"/>
         <w:spacing w:after="120" w:before="400"/>
-        <w:rPr>
-          <w:b/>
-          <w:bCs/>
-          <w:color w:val="1F4E79"/>
-          <w:sz w:val="28"/>
-          <w:szCs w:val="28"/>
-        </w:rPr>
       </w:pPr>
       <w:r>
         <w:t xml:space="preserve">4. Configuración (/etc/eqso-relay/CB.json)</w:t>
@@ -2142,13 +2215,6 @@
       <w:pPr>
         <w:pStyle w:val="Heading3"/>
         <w:spacing w:after="60" w:before="200"/>
-        <w:rPr>
-          <w:b/>
-          <w:bCs/>
-          <w:color w:val="404040"/>
-          <w:sz w:val="22"/>
-          <w:szCs w:val="22"/>
-        </w:rPr>
       </w:pPr>
       <w:r>
         <w:t xml:space="preserve">Referencia de parámetros de audio</w:t>
@@ -2183,7 +2249,6 @@
           <w:p>
             <w:pPr>
               <w:spacing w:after="40" w:before="40"/>
-              <w:jc w:val="left"/>
             </w:pPr>
             <w:r>
               <w:rPr>
@@ -2204,7 +2269,6 @@
           <w:p>
             <w:pPr>
               <w:spacing w:after="40" w:before="40"/>
-              <w:jc w:val="left"/>
             </w:pPr>
             <w:r>
               <w:rPr>
@@ -2225,7 +2289,6 @@
           <w:p>
             <w:pPr>
               <w:spacing w:after="40" w:before="40"/>
-              <w:jc w:val="left"/>
             </w:pPr>
             <w:r>
               <w:rPr>
@@ -2532,13 +2595,6 @@
       <w:pPr>
         <w:pStyle w:val="Heading3"/>
         <w:spacing w:after="60" w:before="200"/>
-        <w:rPr>
-          <w:b/>
-          <w:bCs/>
-          <w:color w:val="404040"/>
-          <w:sz w:val="22"/>
-          <w:szCs w:val="22"/>
-        </w:rPr>
       </w:pPr>
       <w:r>
         <w:t xml:space="preserve">Escenarios de conexión al servidor</w:t>
@@ -2573,7 +2629,6 @@
           <w:p>
             <w:pPr>
               <w:spacing w:after="40" w:before="40"/>
-              <w:jc w:val="left"/>
             </w:pPr>
             <w:r>
               <w:rPr>
@@ -2594,7 +2649,6 @@
           <w:p>
             <w:pPr>
               <w:spacing w:after="40" w:before="40"/>
-              <w:jc w:val="left"/>
             </w:pPr>
             <w:r>
               <w:rPr>
@@ -2615,7 +2669,6 @@
           <w:p>
             <w:pPr>
               <w:spacing w:after="40" w:before="40"/>
-              <w:jc w:val="left"/>
             </w:pPr>
             <w:r>
               <w:rPr>
@@ -2781,13 +2834,6 @@
       <w:pPr>
         <w:pStyle w:val="Heading1"/>
         <w:spacing w:after="120" w:before="400"/>
-        <w:rPr>
-          <w:b/>
-          <w:bCs/>
-          <w:color w:val="1F4E79"/>
-          <w:sz w:val="28"/>
-          <w:szCs w:val="28"/>
-        </w:rPr>
       </w:pPr>
       <w:r>
         <w:t xml:space="preserve">5. PTT serial — path estable</w:t>
@@ -2938,13 +2984,6 @@
       <w:pPr>
         <w:pStyle w:val="Heading1"/>
         <w:spacing w:after="120" w:before="400"/>
-        <w:rPr>
-          <w:b/>
-          <w:bCs/>
-          <w:color w:val="1F4E79"/>
-          <w:sz w:val="28"/>
-          <w:szCs w:val="28"/>
-        </w:rPr>
       </w:pPr>
       <w:r>
         <w:t xml:space="preserve">6. Instalación en Windows</w:t>
@@ -2954,13 +2993,6 @@
       <w:pPr>
         <w:pStyle w:val="Heading2"/>
         <w:spacing w:after="80" w:before="320"/>
-        <w:rPr>
-          <w:b/>
-          <w:bCs/>
-          <w:color w:val="1F4E79"/>
-          <w:sz w:val="24"/>
-          <w:szCs w:val="24"/>
-        </w:rPr>
       </w:pPr>
       <w:r>
         <w:t xml:space="preserve">6.1  Instalación automática</w:t>
@@ -3034,13 +3066,6 @@
       <w:pPr>
         <w:pStyle w:val="Heading2"/>
         <w:spacing w:after="80" w:before="320"/>
-        <w:rPr>
-          <w:b/>
-          <w:bCs/>
-          <w:color w:val="1F4E79"/>
-          <w:sz w:val="24"/>
-          <w:szCs w:val="24"/>
-        </w:rPr>
       </w:pPr>
       <w:r>
         <w:t xml:space="preserve">6.2  Configuración para Windows</w:t>
@@ -3428,13 +3453,6 @@
       <w:pPr>
         <w:pStyle w:val="Heading2"/>
         <w:spacing w:after="80" w:before="320"/>
-        <w:rPr>
-          <w:b/>
-          <w:bCs/>
-          <w:color w:val="1F4E79"/>
-          <w:sz w:val="24"/>
-          <w:szCs w:val="24"/>
-        </w:rPr>
       </w:pPr>
       <w:r>
         <w:t xml:space="preserve">6.3  Gestión del servicio en Windows</w:t>
@@ -3606,213 +3624,18 @@
       <w:pPr>
         <w:pStyle w:val="Heading1"/>
         <w:spacing w:after="120" w:before="400"/>
-        <w:rPr>
-          <w:b/>
-          <w:bCs/>
-          <w:color w:val="1F4E79"/>
-          <w:sz w:val="28"/>
-          <w:szCs w:val="28"/>
-        </w:rPr>
-      </w:pPr>
-      <w:r>
-        <w:t xml:space="preserve">7. Gestión del servicio (Linux)</w:t>
-      </w:r>
-    </w:p>
-    <w:p>
-      <w:pPr>
-        <w:shd w:fill="F2F2F2" w:color="F2F2F2" w:val="solid"/>
-        <w:spacing w:after="0" w:before="0"/>
-        <w:ind w:left="360" w:right="360"/>
-      </w:pPr>
-      <w:r>
-        <w:rPr>
-          <w:rFonts w:ascii="Courier New" w:cs="Courier New" w:eastAsia="Courier New" w:hAnsi="Courier New"/>
-          <w:color w:val="1C1C1C"/>
-          <w:sz w:val="18"/>
-          <w:szCs w:val="18"/>
-        </w:rPr>
-        <w:t xml:space="preserve"># Estado del servicio:</w:t>
-      </w:r>
-    </w:p>
-    <w:p>
-      <w:pPr>
-        <w:shd w:fill="F2F2F2" w:color="F2F2F2" w:val="solid"/>
-        <w:spacing w:after="0" w:before="0"/>
-        <w:ind w:left="360" w:right="360"/>
-      </w:pPr>
-      <w:r>
-        <w:rPr>
-          <w:rFonts w:ascii="Courier New" w:cs="Courier New" w:eastAsia="Courier New" w:hAnsi="Courier New"/>
-          <w:color w:val="1C1C1C"/>
-          <w:sz w:val="18"/>
-          <w:szCs w:val="18"/>
-        </w:rPr>
-        <w:t xml:space="preserve">sudo systemctl status eqso-relay@CB</w:t>
-      </w:r>
-    </w:p>
-    <w:p>
-      <w:pPr>
-        <w:shd w:fill="F2F2F2" w:color="F2F2F2" w:val="solid"/>
-        <w:spacing w:after="0" w:before="0"/>
-        <w:ind w:left="360" w:right="360"/>
-      </w:pPr>
-      <w:r>
-        <w:rPr>
-          <w:rFonts w:ascii="Courier New" w:cs="Courier New" w:eastAsia="Courier New" w:hAnsi="Courier New"/>
-          <w:color w:val="1C1C1C"/>
-          <w:sz w:val="18"/>
-          <w:szCs w:val="18"/>
-        </w:rPr>
-        <w:t xml:space="preserve"/>
-      </w:r>
-    </w:p>
-    <w:p>
-      <w:pPr>
-        <w:shd w:fill="F2F2F2" w:color="F2F2F2" w:val="solid"/>
-        <w:spacing w:after="0" w:before="0"/>
-        <w:ind w:left="360" w:right="360"/>
-      </w:pPr>
-      <w:r>
-        <w:rPr>
-          <w:rFonts w:ascii="Courier New" w:cs="Courier New" w:eastAsia="Courier New" w:hAnsi="Courier New"/>
-          <w:color w:val="1C1C1C"/>
-          <w:sz w:val="18"/>
-          <w:szCs w:val="18"/>
-        </w:rPr>
-        <w:t xml:space="preserve"># Ver logs en tiempo real:</w:t>
-      </w:r>
-    </w:p>
-    <w:p>
-      <w:pPr>
-        <w:shd w:fill="F2F2F2" w:color="F2F2F2" w:val="solid"/>
-        <w:spacing w:after="0" w:before="0"/>
-        <w:ind w:left="360" w:right="360"/>
-      </w:pPr>
-      <w:r>
-        <w:rPr>
-          <w:rFonts w:ascii="Courier New" w:cs="Courier New" w:eastAsia="Courier New" w:hAnsi="Courier New"/>
-          <w:color w:val="1C1C1C"/>
-          <w:sz w:val="18"/>
-          <w:szCs w:val="18"/>
-        </w:rPr>
-        <w:t xml:space="preserve">sudo journalctl -u eqso-relay@CB -f</w:t>
-      </w:r>
-    </w:p>
-    <w:p>
-      <w:pPr>
-        <w:shd w:fill="F2F2F2" w:color="F2F2F2" w:val="solid"/>
-        <w:spacing w:after="0" w:before="0"/>
-        <w:ind w:left="360" w:right="360"/>
-      </w:pPr>
-      <w:r>
-        <w:rPr>
-          <w:rFonts w:ascii="Courier New" w:cs="Courier New" w:eastAsia="Courier New" w:hAnsi="Courier New"/>
-          <w:color w:val="1C1C1C"/>
-          <w:sz w:val="18"/>
-          <w:szCs w:val="18"/>
-        </w:rPr>
-        <w:t xml:space="preserve"/>
-      </w:r>
-    </w:p>
-    <w:p>
-      <w:pPr>
-        <w:shd w:fill="F2F2F2" w:color="F2F2F2" w:val="solid"/>
-        <w:spacing w:after="0" w:before="0"/>
-        <w:ind w:left="360" w:right="360"/>
-      </w:pPr>
-      <w:r>
-        <w:rPr>
-          <w:rFonts w:ascii="Courier New" w:cs="Courier New" w:eastAsia="Courier New" w:hAnsi="Courier New"/>
-          <w:color w:val="1C1C1C"/>
-          <w:sz w:val="18"/>
-          <w:szCs w:val="18"/>
-        </w:rPr>
-        <w:t xml:space="preserve"># Parar / Arrancar / Reiniciar:</w:t>
-      </w:r>
-    </w:p>
-    <w:p>
-      <w:pPr>
-        <w:shd w:fill="F2F2F2" w:color="F2F2F2" w:val="solid"/>
-        <w:spacing w:after="0" w:before="0"/>
-        <w:ind w:left="360" w:right="360"/>
-      </w:pPr>
-      <w:r>
-        <w:rPr>
-          <w:rFonts w:ascii="Courier New" w:cs="Courier New" w:eastAsia="Courier New" w:hAnsi="Courier New"/>
-          <w:color w:val="1C1C1C"/>
-          <w:sz w:val="18"/>
-          <w:szCs w:val="18"/>
-        </w:rPr>
-        <w:t xml:space="preserve">sudo systemctl stop    eqso-relay@CB</w:t>
-      </w:r>
-    </w:p>
-    <w:p>
-      <w:pPr>
-        <w:shd w:fill="F2F2F2" w:color="F2F2F2" w:val="solid"/>
-        <w:spacing w:after="0" w:before="0"/>
-        <w:ind w:left="360" w:right="360"/>
-      </w:pPr>
-      <w:r>
-        <w:rPr>
-          <w:rFonts w:ascii="Courier New" w:cs="Courier New" w:eastAsia="Courier New" w:hAnsi="Courier New"/>
-          <w:color w:val="1C1C1C"/>
-          <w:sz w:val="18"/>
-          <w:szCs w:val="18"/>
-        </w:rPr>
-        <w:t xml:space="preserve">sudo systemctl start   eqso-relay@CB</w:t>
-      </w:r>
-    </w:p>
-    <w:p>
-      <w:pPr>
-        <w:shd w:fill="F2F2F2" w:color="F2F2F2" w:val="solid"/>
-        <w:spacing w:after="0" w:before="0"/>
-        <w:ind w:left="360" w:right="360"/>
-      </w:pPr>
-      <w:r>
-        <w:rPr>
-          <w:rFonts w:ascii="Courier New" w:cs="Courier New" w:eastAsia="Courier New" w:hAnsi="Courier New"/>
-          <w:color w:val="1C1C1C"/>
-          <w:sz w:val="18"/>
-          <w:szCs w:val="18"/>
-        </w:rPr>
-        <w:t xml:space="preserve">sudo systemctl restart eqso-relay@CB</w:t>
-      </w:r>
-    </w:p>
-    <w:p>
-      <w:pPr>
-        <w:spacing w:after="60" w:before="0"/>
-      </w:pPr>
-    </w:p>
-    <w:p>
-      <w:pPr>
-        <w:pStyle w:val="Heading1"/>
-        <w:spacing w:after="120" w:before="400"/>
-        <w:rPr>
-          <w:b/>
-          <w:bCs/>
-          <w:color w:val="1F4E79"/>
-          <w:sz w:val="28"/>
-          <w:szCs w:val="28"/>
-        </w:rPr>
-      </w:pPr>
-      <w:r>
-        <w:t xml:space="preserve">8. Diagnóstico y calibración VOX</w:t>
+      </w:pPr>
+      <w:r>
+        <w:t xml:space="preserve">7. Diagnóstico y calibración VOX</w:t>
       </w:r>
     </w:p>
     <w:p>
       <w:pPr>
         <w:pStyle w:val="Heading2"/>
         <w:spacing w:after="80" w:before="320"/>
-        <w:rPr>
-          <w:b/>
-          <w:bCs/>
-          <w:color w:val="1F4E79"/>
-          <w:sz w:val="24"/>
-          <w:szCs w:val="24"/>
-        </w:rPr>
-      </w:pPr>
-      <w:r>
-        <w:t xml:space="preserve">8.1  Verificar nivel RMS</w:t>
+      </w:pPr>
+      <w:r>
+        <w:t xml:space="preserve">7.1  Verificar nivel RMS</w:t>
       </w:r>
     </w:p>
     <w:p>
@@ -3894,7 +3717,6 @@
           <w:p>
             <w:pPr>
               <w:spacing w:after="40" w:before="40"/>
-              <w:jc w:val="left"/>
             </w:pPr>
             <w:r>
               <w:rPr>
@@ -3915,7 +3737,6 @@
           <w:p>
             <w:pPr>
               <w:spacing w:after="40" w:before="40"/>
-              <w:jc w:val="left"/>
             </w:pPr>
             <w:r>
               <w:rPr>
@@ -3936,7 +3757,6 @@
           <w:p>
             <w:pPr>
               <w:spacing w:after="40" w:before="40"/>
-              <w:jc w:val="left"/>
             </w:pPr>
             <w:r>
               <w:rPr>
@@ -4010,7 +3830,7 @@
                 <w:sz w:val="18"/>
                 <w:szCs w:val="18"/>
               </w:rPr>
-              <w:t xml:space="preserve">100 - 500</w:t>
+              <w:t xml:space="preserve">100 – 500</w:t>
             </w:r>
           </w:p>
         </w:tc>
@@ -4057,7 +3877,7 @@
                 <w:sz w:val="18"/>
                 <w:szCs w:val="18"/>
               </w:rPr>
-              <w:t xml:space="preserve">500 - 5000</w:t>
+              <w:t xml:space="preserve">500 – 5000</w:t>
             </w:r>
           </w:p>
         </w:tc>
@@ -4149,16 +3969,9 @@
       <w:pPr>
         <w:pStyle w:val="Heading2"/>
         <w:spacing w:after="80" w:before="320"/>
-        <w:rPr>
-          <w:b/>
-          <w:bCs/>
-          <w:color w:val="1F4E79"/>
-          <w:sz w:val="24"/>
-          <w:szCs w:val="24"/>
-        </w:rPr>
-      </w:pPr>
-      <w:r>
-        <w:t xml:space="preserve">8.2  Control HTTP local</w:t>
+      </w:pPr>
+      <w:r>
+        <w:t xml:space="preserve">7.2  Control HTTP local</w:t>
       </w:r>
     </w:p>
     <w:p>
@@ -4327,16 +4140,9 @@
       <w:pPr>
         <w:pStyle w:val="Heading2"/>
         <w:spacing w:after="80" w:before="320"/>
-        <w:rPr>
-          <w:b/>
-          <w:bCs/>
-          <w:color w:val="1F4E79"/>
-          <w:sz w:val="24"/>
-          <w:szCs w:val="24"/>
-        </w:rPr>
-      </w:pPr>
-      <w:r>
-        <w:t xml:space="preserve">8.3  Problemas frecuentes</w:t>
+      </w:pPr>
+      <w:r>
+        <w:t xml:space="preserve">7.3  Problemas frecuentes</w:t>
       </w:r>
     </w:p>
     <w:tbl>
@@ -4368,7 +4174,6 @@
           <w:p>
             <w:pPr>
               <w:spacing w:after="40" w:before="40"/>
-              <w:jc w:val="left"/>
             </w:pPr>
             <w:r>
               <w:rPr>
@@ -4389,7 +4194,6 @@
           <w:p>
             <w:pPr>
               <w:spacing w:after="40" w:before="40"/>
-              <w:jc w:val="left"/>
             </w:pPr>
             <w:r>
               <w:rPr>
@@ -4410,7 +4214,6 @@
           <w:p>
             <w:pPr>
               <w:spacing w:after="40" w:before="40"/>
-              <w:jc w:val="left"/>
             </w:pPr>
             <w:r>
               <w:rPr>
@@ -4717,16 +4520,9 @@
       <w:pPr>
         <w:pStyle w:val="Heading1"/>
         <w:spacing w:after="120" w:before="400"/>
-        <w:rPr>
-          <w:b/>
-          <w:bCs/>
-          <w:color w:val="1F4E79"/>
-          <w:sz w:val="28"/>
-          <w:szCs w:val="28"/>
-        </w:rPr>
-      </w:pPr>
-      <w:r>
-        <w:t xml:space="preserve">9. Actualizar el relay daemon</w:t>
+      </w:pPr>
+      <w:r>
+        <w:t xml:space="preserve">8. Actualizar el relay daemon</w:t>
       </w:r>
     </w:p>
     <w:p>

--- a/guia_relay_instalacion.docx
+++ b/guia_relay_instalacion.docx
@@ -4652,6 +4652,409 @@
           <w:sz w:val="16"/>
           <w:szCs w:val="16"/>
         </w:rPr>
+        <w:t xml:space="preserve">eQSO ASORAPA · daycart/eqso-linux · Junio 2026</w:t>
+      </w:r>
+    </w:p>
+    <w:p>
+      <w:pPr>
+        <w:pStyle w:val="Normal"/>
+      </w:pPr>
+      <w:r>
+        <w:t xml:space="preserve">────────────────────────────────────────────────────────────</w:t>
+      </w:r>
+    </w:p>
+    <w:p>
+      <w:pPr>
+        <w:pStyle w:val="Heading1"/>
+      </w:pPr>
+      <w:r>
+        <w:t xml:space="preserve">9. Panel Web — Acceso dual admin + relay</w:t>
+      </w:r>
+    </w:p>
+    <w:p>
+      <w:pPr>
+        <w:pStyle w:val="Normal"/>
+      </w:pPr>
+      <w:r>
+        <w:t xml:space="preserve">A partir de junio 2026 un operador de relay puede tener simultáneamente acceso al panel de administración general del servidor y a su propio panel de relay, mediante el flag "Admin global" independiente del rol asignado.</w:t>
+      </w:r>
+    </w:p>
+    <w:p>
+      <w:pPr>
+        <w:pStyle w:val="Heading2"/>
+      </w:pPr>
+      <w:r>
+        <w:t xml:space="preserve">9.1  Roles y comportamiento al entrar</w:t>
+      </w:r>
+    </w:p>
+    <w:p>
+      <w:pPr>
+        <w:pStyle w:val="Normal"/>
+      </w:pPr>
+      <w:r>
+        <w:t xml:space="preserve">La siguiente tabla resume lo que ve cada tipo de usuario al iniciar sesión:</w:t>
+      </w:r>
+    </w:p>
+    <w:tbl>
+      <w:tblPr>
+        <w:tblStyle w:val="TableGrid"/>
+        <w:tblW w:w="9000" w:type="dxa"/>
+      </w:tblPr>
+      <w:tr>
+        <w:tc>
+          <w:p>
+            <w:r>
+              <w:rPr>
+                <w:b/>
+              </w:rPr>
+              <w:t>Rol</w:t>
+            </w:r>
+          </w:p>
+        </w:tc>
+        <w:tc>
+          <w:p>
+            <w:r>
+              <w:rPr>
+                <w:b/>
+              </w:rPr>
+              <w:t>Admin global</w:t>
+            </w:r>
+          </w:p>
+        </w:tc>
+        <w:tc>
+          <w:p>
+            <w:r>
+              <w:rPr>
+                <w:b/>
+              </w:rPr>
+              <w:t>Comportamiento al entrar</w:t>
+            </w:r>
+          </w:p>
+        </w:tc>
+      </w:tr>
+      <w:tr>
+        <w:tc>
+          <w:p>
+            <w:r>
+              <w:t>relay_operator</w:t>
+            </w:r>
+          </w:p>
+        </w:tc>
+        <w:tc>
+          <w:p>
+            <w:r>
+              <w:t>No</w:t>
+            </w:r>
+          </w:p>
+        </w:tc>
+        <w:tc>
+          <w:p>
+            <w:r>
+              <w:t>Directo al panel relay (confinado, sin posibilidad de salir)</w:t>
+            </w:r>
+          </w:p>
+        </w:tc>
+      </w:tr>
+      <w:tr>
+        <w:tc>
+          <w:p>
+            <w:r>
+              <w:t>relay_operator</w:t>
+            </w:r>
+          </w:p>
+        </w:tc>
+        <w:tc>
+          <w:p>
+            <w:r>
+              <w:t>Sí</w:t>
+            </w:r>
+          </w:p>
+        </w:tc>
+        <w:tc>
+          <w:p>
+            <w:r>
+              <w:t>Panel principal → header con botones Admin y Mi Relay</w:t>
+            </w:r>
+          </w:p>
+        </w:tc>
+      </w:tr>
+      <w:tr>
+        <w:tc>
+          <w:p>
+            <w:r>
+              <w:t>admin</w:t>
+            </w:r>
+          </w:p>
+        </w:tc>
+        <w:tc>
+          <w:p>
+            <w:r>
+              <w:t>Auto</w:t>
+            </w:r>
+          </w:p>
+        </w:tc>
+        <w:tc>
+          <w:p>
+            <w:r>
+              <w:t>Panel principal → header con botón Admin</w:t>
+            </w:r>
+          </w:p>
+        </w:tc>
+      </w:tr>
+      <w:tr>
+        <w:tc>
+          <w:p>
+            <w:r>
+              <w:t>user</w:t>
+            </w:r>
+          </w:p>
+        </w:tc>
+        <w:tc>
+          <w:p>
+            <w:r>
+              <w:t>No</w:t>
+            </w:r>
+          </w:p>
+        </w:tc>
+        <w:tc>
+          <w:p>
+            <w:r>
+              <w:t>Panel principal (sin botones de admin ni relay)</w:t>
+            </w:r>
+          </w:p>
+        </w:tc>
+      </w:tr>
+    </w:tbl>
+    <w:p>
+      <w:pPr>
+        <w:pStyle w:val="Normal"/>
+      </w:pPr>
+    </w:p>
+    <w:p>
+      <w:pPr>
+        <w:pStyle w:val="Heading2"/>
+      </w:pPr>
+      <w:r>
+        <w:t xml:space="preserve">9.2  Cómo dar acceso admin a un operador de relay</w:t>
+      </w:r>
+    </w:p>
+    <w:p>
+      <w:pPr>
+        <w:pStyle w:val="Normal"/>
+      </w:pPr>
+      <w:r>
+        <w:t xml:space="preserve">El administrador puede hacerlo de dos formas:</w:t>
+      </w:r>
+    </w:p>
+    <w:p>
+      <w:pPr>
+        <w:pStyle w:val="Normal"/>
+      </w:pPr>
+      <w:r>
+        <w:t xml:space="preserve">Opción A — desde el panel web (recomendado):</w:t>
+      </w:r>
+    </w:p>
+    <w:p>
+      <w:pPr>
+        <w:pStyle w:val="ListParagraph"/>
+      </w:pPr>
+      <w:r>
+        <w:t xml:space="preserve">Inicia sesión con una cuenta admin → Panel Admin → Usuarios → busca el indicativo → botón "Admin global".</w:t>
+      </w:r>
+    </w:p>
+    <w:p>
+      <w:pPr>
+        <w:pStyle w:val="ListParagraph"/>
+      </w:pPr>
+      <w:r>
+        <w:t xml:space="preserve">El operador debe cerrar sesión y volver a entrar para que el cambio sea efectivo.</w:t>
+      </w:r>
+    </w:p>
+    <w:p>
+      <w:pPr>
+        <w:pStyle w:val="Normal"/>
+      </w:pPr>
+      <w:r>
+        <w:t xml:space="preserve">Opción B — SQL directo en la VM:</w:t>
+      </w:r>
+    </w:p>
+    <w:p>
+      <w:r>
+        <w:rPr>
+          <w:rFonts w:ascii="Courier New" w:hAnsi="Courier New"/>
+          <w:sz w:val="18"/>
+        </w:rPr>
+        <w:t xml:space="preserve">sudo -u postgres psql eqso -c \</w:t>
+      </w:r>
+      <w:r>
+        <w:br/>
+      </w:r>
+      <w:r>
+        <w:rPr>
+          <w:rFonts w:ascii="Courier New" w:hAnsi="Courier New"/>
+          <w:sz w:val="18"/>
+        </w:rPr>
+        <w:t xml:space="preserve">  "UPDATE users SET is_admin = true WHERE callsign = 'INDICATIVO';"</w:t>
+      </w:r>
+    </w:p>
+    <w:p>
+      <w:pPr>
+        <w:pStyle w:val="Heading2"/>
+      </w:pPr>
+      <w:r>
+        <w:t xml:space="preserve">9.3  Interfaz del operador con acceso dual</w:t>
+      </w:r>
+    </w:p>
+    <w:p>
+      <w:pPr>
+        <w:pStyle w:val="Normal"/>
+      </w:pPr>
+      <w:r>
+        <w:t xml:space="preserve">Con acceso dual, al iniciar sesión el operador verá:</w:t>
+      </w:r>
+    </w:p>
+    <w:p>
+      <w:pPr>
+        <w:pStyle w:val="ListParagraph"/>
+      </w:pPr>
+      <w:r>
+        <w:t xml:space="preserve">Pantalla principal con selección de servidor y sala (igual que cualquier usuario).</w:t>
+      </w:r>
+    </w:p>
+    <w:p>
+      <w:pPr>
+        <w:pStyle w:val="ListParagraph"/>
+      </w:pPr>
+      <w:r>
+        <w:t xml:space="preserve">Header: badges "admin" y "operador" y botones Admin y Mi Relay.</w:t>
+      </w:r>
+    </w:p>
+    <w:p>
+      <w:pPr>
+        <w:pStyle w:val="ListParagraph"/>
+      </w:pPr>
+      <w:r>
+        <w:t xml:space="preserve">Botón Admin → panel de administración completo (usuarios, salas, inactividad…).</w:t>
+      </w:r>
+    </w:p>
+    <w:p>
+      <w:pPr>
+        <w:pStyle w:val="ListParagraph"/>
+      </w:pPr>
+      <w:r>
+        <w:t xml:space="preserve">Botón Mi Relay → panel de telemetría y control de su radioenlace.</w:t>
+      </w:r>
+    </w:p>
+    <w:p>
+      <w:pPr>
+        <w:pStyle w:val="ListParagraph"/>
+      </w:pPr>
+      <w:r>
+        <w:t xml:space="preserve">El botón "Volver" del panel relay regresa a la pantalla principal.</w:t>
+      </w:r>
+    </w:p>
+    <w:p>
+      <w:pPr>
+        <w:pStyle w:val="Normal"/>
+      </w:pPr>
+      <w:r>
+        <w:t xml:space="preserve">────────────────────────────────────────────────────────────</w:t>
+      </w:r>
+    </w:p>
+    <w:p>
+      <w:pPr>
+        <w:pStyle w:val="Heading1"/>
+      </w:pPr>
+      <w:r>
+        <w:t xml:space="preserve">10. Actualizar el servidor (VM) — orden correcto</w:t>
+      </w:r>
+    </w:p>
+    <w:p>
+      <w:pPr>
+        <w:pStyle w:val="Normal"/>
+      </w:pPr>
+      <w:r>
+        <w:t xml:space="preserve">Al actualizar el código en la VM es imprescindible compilar el cliente web ANTES que el servidor. El script de build del servidor únicamente copia el bundle ya generado — no lo recompila.</w:t>
+      </w:r>
+    </w:p>
+    <w:p>
+      <w:pPr>
+        <w:pStyle w:val="Normal"/>
+      </w:pPr>
+      <w:r>
+        <w:t xml:space="preserve">Secuencia de actualización completa en la VM:</w:t>
+      </w:r>
+    </w:p>
+    <w:p>
+      <w:r>
+        <w:rPr>
+          <w:rFonts w:ascii="Courier New" w:hAnsi="Courier New"/>
+          <w:sz w:val="18"/>
+        </w:rPr>
+        <w:t xml:space="preserve">cd /opt/eqso-asorapa</w:t>
+      </w:r>
+      <w:r>
+        <w:br/>
+      </w:r>
+      <w:r>
+        <w:rPr>
+          <w:rFonts w:ascii="Courier New" w:hAnsi="Courier New"/>
+          <w:sz w:val="18"/>
+        </w:rPr>
+        <w:t xml:space="preserve">git pull</w:t>
+      </w:r>
+      <w:r>
+        <w:br/>
+      </w:r>
+      <w:r>
+        <w:rPr>
+          <w:rFonts w:ascii="Courier New" w:hAnsi="Courier New"/>
+          <w:sz w:val="18"/>
+        </w:rPr>
+        <w:t xml:space="preserve">BASE_PATH=/ pnpm --filter @workspace/eqso-client run build</w:t>
+      </w:r>
+      <w:r>
+        <w:br/>
+      </w:r>
+      <w:r>
+        <w:rPr>
+          <w:rFonts w:ascii="Courier New" w:hAnsi="Courier New"/>
+          <w:sz w:val="18"/>
+        </w:rPr>
+        <w:t xml:space="preserve">pnpm --filter @workspace/api-server run build</w:t>
+      </w:r>
+      <w:r>
+        <w:br/>
+      </w:r>
+      <w:r>
+        <w:rPr>
+          <w:rFonts w:ascii="Courier New" w:hAnsi="Courier New"/>
+          <w:sz w:val="18"/>
+        </w:rPr>
+        <w:t xml:space="preserve">sudo systemctl restart eqso.service</w:t>
+      </w:r>
+    </w:p>
+    <w:p>
+      <w:pPr>
+        <w:pStyle w:val="Normal"/>
+      </w:pPr>
+      <w:r>
+        <w:t xml:space="preserve">⚠  Si solo ejecutas el build del servidor sin compilar el cliente antes, el navegador continuará ejecutando el JavaScript antiguo aunque el servidor tenga código nuevo. Usa siempre la secuencia completa.</w:t>
+      </w:r>
+    </w:p>
+    <w:p>
+      <w:pPr>
+        <w:pStyle w:val="Normal"/>
+      </w:pPr>
+      <w:r>
+        <w:t xml:space="preserve">━━━━━━━━━━━━━━━━━━━━━━━━━━━━━━━━━━━━━━━━━━━━━━━━━━━━━━━━━━━━</w:t>
+      </w:r>
+    </w:p>
+    <w:p>
+      <w:pPr>
+        <w:pStyle w:val="Normal"/>
+      </w:pPr>
+      <w:r>
         <w:t xml:space="preserve">eQSO ASORAPA · daycart/eqso-linux · Junio 2026</w:t>
       </w:r>
     </w:p>

--- a/guia_relay_instalacion.docx
+++ b/guia_relay_instalacion.docx
@@ -24,7 +24,7 @@
           <w:color w:val="2E74B5"/>
           <w:sz w:val="36"/>
         </w:rPr>
-        <w:t>Guía de Instalación y Configuración</w:t>
+        <w:t>Guía de Instalación, Configuración y Administración</w:t>
       </w:r>
     </w:p>
     <w:p/>
@@ -53,15 +53,140 @@
         <w:rPr>
           <w:color w:val="1F497D"/>
         </w:rPr>
+        <w:t>Contenido</w:t>
+      </w:r>
+    </w:p>
+    <w:p>
+      <w:pPr>
+        <w:ind w:left="283"/>
+      </w:pPr>
+      <w:r>
+        <w:rPr>
+          <w:sz w:val="22"/>
+        </w:rPr>
+        <w:t>1.  ¿Qué es el Relay Daemon?</w:t>
+      </w:r>
+    </w:p>
+    <w:p>
+      <w:pPr>
+        <w:ind w:left="283"/>
+      </w:pPr>
+      <w:r>
+        <w:rPr>
+          <w:sz w:val="22"/>
+        </w:rPr>
+        <w:t>2.  Instalación en Linux / Raspberry Pi</w:t>
+      </w:r>
+    </w:p>
+    <w:p>
+      <w:pPr>
+        <w:ind w:left="283"/>
+      </w:pPr>
+      <w:r>
+        <w:rPr>
+          <w:sz w:val="22"/>
+        </w:rPr>
+        <w:t>3.  Instalación en Windows 10/11</w:t>
+      </w:r>
+    </w:p>
+    <w:p>
+      <w:pPr>
+        <w:ind w:left="283"/>
+      </w:pPr>
+      <w:r>
+        <w:rPr>
+          <w:sz w:val="22"/>
+        </w:rPr>
+        <w:t>4.  Archivo de configuración</w:t>
+      </w:r>
+    </w:p>
+    <w:p>
+      <w:pPr>
+        <w:ind w:left="283"/>
+      </w:pPr>
+      <w:r>
+        <w:rPr>
+          <w:sz w:val="22"/>
+        </w:rPr>
+        <w:t>5.  Calibración del VOX</w:t>
+      </w:r>
+    </w:p>
+    <w:p>
+      <w:pPr>
+        <w:ind w:left="283"/>
+      </w:pPr>
+      <w:r>
+        <w:rPr>
+          <w:sz w:val="22"/>
+        </w:rPr>
+        <w:t>6.  Diagnóstico y resolución de problemas</w:t>
+      </w:r>
+    </w:p>
+    <w:p>
+      <w:pPr>
+        <w:ind w:left="283"/>
+      </w:pPr>
+      <w:r>
+        <w:rPr>
+          <w:sz w:val="22"/>
+        </w:rPr>
+        <w:t>7.  Puertos y red</w:t>
+      </w:r>
+    </w:p>
+    <w:p>
+      <w:pPr>
+        <w:ind w:left="283"/>
+      </w:pPr>
+      <w:r>
+        <w:rPr>
+          <w:sz w:val="22"/>
+        </w:rPr>
+        <w:t>8.  Roles de usuario</w:t>
+      </w:r>
+    </w:p>
+    <w:p>
+      <w:pPr>
+        <w:ind w:left="283"/>
+      </w:pPr>
+      <w:r>
+        <w:rPr>
+          <w:sz w:val="22"/>
+        </w:rPr>
+        <w:t>9.  Panel de Administración</w:t>
+      </w:r>
+    </w:p>
+    <w:p>
+      <w:pPr>
+        <w:ind w:left="283"/>
+      </w:pPr>
+      <w:r>
+        <w:rPr>
+          <w:sz w:val="22"/>
+        </w:rPr>
+        <w:t>10.  Panel de Operador de Radioenlace</w:t>
+      </w:r>
+    </w:p>
+    <w:p>
+      <w:r>
+        <w:br w:type="page"/>
+      </w:r>
+    </w:p>
+    <w:p>
+      <w:pPr>
+        <w:pStyle w:val="Heading1"/>
+      </w:pPr>
+      <w:r>
+        <w:rPr>
+          <w:color w:val="1F497D"/>
+        </w:rPr>
         <w:t>1. ¿Qué es el Relay Daemon?</w:t>
       </w:r>
     </w:p>
     <w:p>
       <w:r>
-        <w:t>El relay daemon conecta una radio CB física a una sala de voz eQSO a través de internet. Captura el audio de la radio, lo codifica en GSM 06.10 y lo envía al servidor eQSO. A la vez, recibe el audio de otros usuarios y lo reproduce por el altavoz de la radio.</w:t>
+        <w:t>El relay daemon conecta una radio CB física a una sala de voz eQSO a través de internet. Captura el audio de la radio, lo codifica en GSM 06.10 y lo envía al servidor eQSO. A la vez, recibe el audio de otros usuarios de la sala y lo reproduce por el altavoz de la radio.</w:t>
       </w:r>
     </w:p>
-    <w:p/>
     <w:p>
       <w:r>
         <w:t>El daemon opera de forma completamente automática mediante VOX:</w:t>
@@ -72,7 +197,7 @@
         <w:pStyle w:val="ListBullet"/>
       </w:pPr>
       <w:r>
-        <w:t>Detecta cuando alguien habla por la radio (nivel RMS supera el umbral).</w:t>
+        <w:t>Detecta cuando alguien habla por la radio (nivel RMS supera el umbral configurado).</w:t>
       </w:r>
     </w:p>
     <w:p>
@@ -145,7 +270,7 @@
           <w:color w:val="196019"/>
           <w:sz w:val="20"/>
         </w:rPr>
-        <w:t>💡 Sin cable PTT el relay solo escucha la sala y no transmite a la radio. El VOX solo controla el canal eQSO, no el PTT de RF.</w:t>
+        <w:t>💡 Sin cable PTT el relay solo escucha la sala y no transmite a la radio. El VOX controla el canal eQSO, no el PTT de RF.</w:t>
       </w:r>
     </w:p>
     <w:p>
@@ -198,27 +323,6 @@
     <w:p/>
     <w:p>
       <w:r>
-        <w:t>Si ya tienes el repositorio clonado:</w:t>
-      </w:r>
-    </w:p>
-    <w:p>
-      <w:pPr>
-        <w:pStyle w:val="NoSpacing"/>
-        <w:ind w:left="454"/>
-        <w:shd w:val="clear" w:color="auto" w:fill="F2F2F2"/>
-      </w:pPr>
-      <w:r>
-        <w:rPr>
-          <w:rFonts w:ascii="Courier New" w:hAnsi="Courier New"/>
-          <w:color w:val="C7254E"/>
-          <w:sz w:val="18"/>
-        </w:rPr>
-        <w:t>bash artifacts/relay-daemon/install/install-relay.sh</w:t>
-      </w:r>
-    </w:p>
-    <w:p/>
-    <w:p>
-      <w:r>
         <w:t>El script realiza automáticamente:</w:t>
       </w:r>
     </w:p>
@@ -296,11 +400,6 @@
           <w:color w:val="2E74B5"/>
         </w:rPr>
         <w:t>2.2 Instalación manual paso a paso</w:t>
-      </w:r>
-    </w:p>
-    <w:p>
-      <w:r>
-        <w:t>Si prefieres controlar cada paso:</w:t>
       </w:r>
     </w:p>
     <w:p>
@@ -570,7 +669,7 @@
           <w:color w:val="C7254E"/>
           <w:sz w:val="18"/>
         </w:rPr>
-        <w:t>aplay -l    # buscar "plughw:X,0" donde X es el número de la tarjeta USB</w:t>
+        <w:t>aplay -l    # buscar "plughw:X,0" donde X es el número de tarjeta</w:t>
       </w:r>
     </w:p>
     <w:p>
@@ -690,7 +789,7 @@
           <w:color w:val="C7254E"/>
           <w:sz w:val="18"/>
         </w:rPr>
-        <w:t>sudo nano /etc/eqso-relay/CB.json   # editar con tus valores</w:t>
+        <w:t>sudo nano /etc/eqso-relay/CB.json</w:t>
       </w:r>
     </w:p>
     <w:p>
@@ -1101,7 +1200,7 @@
           <w:color w:val="C7254E"/>
           <w:sz w:val="18"/>
         </w:rPr>
-        <w:t>Stop-ScheduledTask -TaskName "eQSO Relay CB"</w:t>
+        <w:t>Stop-ScheduledTask  -TaskName "eQSO Relay CB"</w:t>
       </w:r>
     </w:p>
     <w:p>
@@ -1263,7 +1362,7 @@
           <w:color w:val="C7254E"/>
           <w:sz w:val="18"/>
         </w:rPr>
-        <w:t>cd %USERPROFILE%\eqso-linux</w:t>
+        <w:t>cd $env:USERPROFILE\eqso-linux</w:t>
       </w:r>
     </w:p>
     <w:p>
@@ -3225,7 +3324,6 @@
         </w:tc>
       </w:tr>
     </w:tbl>
-    <w:p/>
     <w:p>
       <w:pPr>
         <w:ind w:left="340"/>
@@ -3236,7 +3334,99 @@
           <w:color w:val="7F6000"/>
           <w:sz w:val="20"/>
         </w:rPr>
-        <w:t>⚠ captureFormat y playbackFormat solo aplican cuando backend = "ffmpeg". En backend "alsa" se ignoran.</w:t>
+        <w:t>⚠  captureFormat y playbackFormat solo aplican cuando backend = "ffmpeg". En backend "alsa" se ignoran.</w:t>
+      </w:r>
+    </w:p>
+    <w:p/>
+    <w:p>
+      <w:pPr>
+        <w:pStyle w:val="Heading2"/>
+      </w:pPr>
+      <w:r>
+        <w:rPr>
+          <w:color w:val="2E74B5"/>
+        </w:rPr>
+        <w:t>4.5 Actualizar config desde versiones anteriores a v1.3</w:t>
+      </w:r>
+    </w:p>
+    <w:p>
+      <w:r>
+        <w:t>Si tienes un CB.json de antes de Julio 2026, añade estos campos en audio:</w:t>
+      </w:r>
+    </w:p>
+    <w:p>
+      <w:pPr>
+        <w:pStyle w:val="NoSpacing"/>
+        <w:ind w:left="454"/>
+        <w:shd w:val="clear" w:color="auto" w:fill="F2F2F2"/>
+      </w:pPr>
+      <w:r>
+        <w:rPr>
+          <w:rFonts w:ascii="Courier New" w:hAnsi="Courier New"/>
+          <w:color w:val="C7254E"/>
+          <w:sz w:val="18"/>
+        </w:rPr>
+        <w:t>"audio": {</w:t>
+      </w:r>
+    </w:p>
+    <w:p>
+      <w:pPr>
+        <w:pStyle w:val="NoSpacing"/>
+        <w:ind w:left="454"/>
+        <w:shd w:val="clear" w:color="auto" w:fill="F2F2F2"/>
+      </w:pPr>
+      <w:r>
+        <w:rPr>
+          <w:rFonts w:ascii="Courier New" w:hAnsi="Courier New"/>
+          <w:color w:val="C7254E"/>
+          <w:sz w:val="18"/>
+        </w:rPr>
+        <w:t xml:space="preserve">  "voxHangMs": 800,</w:t>
+      </w:r>
+    </w:p>
+    <w:p>
+      <w:pPr>
+        <w:pStyle w:val="NoSpacing"/>
+        <w:ind w:left="454"/>
+        <w:shd w:val="clear" w:color="auto" w:fill="F2F2F2"/>
+      </w:pPr>
+      <w:r>
+        <w:rPr>
+          <w:rFonts w:ascii="Courier New" w:hAnsi="Courier New"/>
+          <w:color w:val="C7254E"/>
+          <w:sz w:val="18"/>
+        </w:rPr>
+        <w:t xml:space="preserve">  "postRxSuppressMs": 2500,</w:t>
+      </w:r>
+    </w:p>
+    <w:p>
+      <w:pPr>
+        <w:pStyle w:val="NoSpacing"/>
+        <w:ind w:left="454"/>
+        <w:shd w:val="clear" w:color="auto" w:fill="F2F2F2"/>
+      </w:pPr>
+      <w:r>
+        <w:rPr>
+          <w:rFonts w:ascii="Courier New" w:hAnsi="Courier New"/>
+          <w:color w:val="C7254E"/>
+          <w:sz w:val="18"/>
+        </w:rPr>
+        <w:t xml:space="preserve">  "postTxSuppressMs": 1000</w:t>
+      </w:r>
+    </w:p>
+    <w:p>
+      <w:pPr>
+        <w:pStyle w:val="NoSpacing"/>
+        <w:ind w:left="454"/>
+        <w:shd w:val="clear" w:color="auto" w:fill="F2F2F2"/>
+      </w:pPr>
+      <w:r>
+        <w:rPr>
+          <w:rFonts w:ascii="Courier New" w:hAnsi="Courier New"/>
+          <w:color w:val="C7254E"/>
+          <w:sz w:val="18"/>
+        </w:rPr>
+        <w:t>}</w:t>
       </w:r>
     </w:p>
     <w:p>
@@ -3257,10 +3447,9 @@
     </w:p>
     <w:p>
       <w:r>
-        <w:t>El VOX detecta cuándo la radio está transmitiendo comparando el nivel RMS del audio con el umbral voxThresholdRms. Una calibración correcta evita dos problemas: que el relay abra el canal con ruido de fondo (umbral muy bajo) o que no detecte la voz de la radio (umbral muy alto).</w:t>
+        <w:t>El VOX detecta cuándo la radio está transmitiendo comparando el nivel RMS del audio con el umbral voxThresholdRms. Una calibración incorrecta causa dos problemas: canal abierto con ruido de fondo (umbral muy bajo) o no detecta la voz (umbral muy alto).</w:t>
       </w:r>
     </w:p>
-    <w:p/>
     <w:p>
       <w:pPr>
         <w:pStyle w:val="Heading2"/>
@@ -3274,7 +3463,7 @@
     </w:p>
     <w:p>
       <w:r>
-        <w:t>Los logs del daemon muestran el nivel cada 5 segundos:</w:t>
+        <w:t>Los logs muestran el nivel cada 5 segundos:</w:t>
       </w:r>
     </w:p>
     <w:p>
@@ -3289,13 +3478,16 @@
           <w:color w:val="C7254E"/>
           <w:sz w:val="18"/>
         </w:rPr>
-        <w:t>[audio] 2026-07-15T14:58:20.338Z [nivel] pico RMS=22017 (-3.5 dBFS)  VOXumbral=800  gain=0.5</w:t>
+        <w:t>[audio] 2026-07-15T14:58:20Z [nivel] pico RMS=22017 (-3.5 dBFS)  VOXumbral=800  gain=0.5</w:t>
       </w:r>
     </w:p>
     <w:p/>
     <w:p>
+      <w:pPr>
+        <w:pStyle w:val="ListBullet"/>
+      </w:pPr>
       <w:r>
-        <w:t>Procedimiento:</w:t>
+        <w:t>Observar RMS durante silencio (nadie transmite). Valor típico: 50–300.</w:t>
       </w:r>
     </w:p>
     <w:p>
@@ -3303,7 +3495,7 @@
         <w:pStyle w:val="ListBullet"/>
       </w:pPr>
       <w:r>
-        <w:t>Observar el RMS durante silencio de la radio (nadie transmite). Valor típico: 50–300.</w:t>
+        <w:t>Observar RMS mientras alguien transmite por la radio. Valor típico CB: 5.000–25.000.</w:t>
       </w:r>
     </w:p>
     <w:p>
@@ -3311,15 +3503,20 @@
         <w:pStyle w:val="ListBullet"/>
       </w:pPr>
       <w:r>
-        <w:t>Observar el RMS mientras alguien transmite por la radio. Valor típico con CB: 5.000–25.000.</w:t>
+        <w:t>Ajustar voxThresholdRms entre ambos valores, más cerca del ruido de fondo.</w:t>
       </w:r>
     </w:p>
     <w:p>
       <w:pPr>
-        <w:pStyle w:val="ListBullet"/>
+        <w:ind w:left="340"/>
       </w:pPr>
       <w:r>
-        <w:t>Ajustar voxThresholdRms a un valor intermedio, más cerca del ruido de fondo. Ejemplo: ruido=200, voz=15.000 → umbral recomendado 800–2.000.</w:t>
+        <w:rPr>
+          <w:i/>
+          <w:color w:val="196019"/>
+          <w:sz w:val="20"/>
+        </w:rPr>
+        <w:t>💡 Ejemplo: ruido=200, voz=15.000 → umbral recomendado 800–2.000.</w:t>
       </w:r>
     </w:p>
     <w:p/>
@@ -3331,7 +3528,7 @@
         <w:rPr>
           <w:color w:val="2E74B5"/>
         </w:rPr>
-        <w:t>5.2 Parámetros de tiempo VOX</w:t>
+        <w:t>5.2 Tabla de parámetros de tiempo VOX</w:t>
       </w:r>
     </w:p>
     <w:tbl>
@@ -3443,7 +3640,7 @@
               <w:rPr>
                 <w:sz w:val="20"/>
               </w:rPr>
-              <w:t>Subir (1000–1500) si el PTT se corta en pausas cortas de la voz. Bajar (300–500) si la cola es demasiado larga.</w:t>
+              <w:t>Subir (1000–1500) si el PTT se corta en pausas cortas de voz. Bajar (300–500) si la cola es demasiado larga.</w:t>
             </w:r>
           </w:p>
         </w:tc>
@@ -3493,7 +3690,7 @@
               <w:rPr>
                 <w:sz w:val="20"/>
               </w:rPr>
-              <w:t>Subir (2000–3000) si el relay se "eco-loopea" (se oye a sí mismo y retransmite). Bajar (500) si el altavoz está bien aislado de la antena.</w:t>
+              <w:t>Subir (2000–3000) si el relay se eco-loopea al soltar el PTT. Bajar (500) si el altavoz está bien aislado de la antena.</w:t>
             </w:r>
           </w:p>
         </w:tc>
@@ -3543,26 +3740,12 @@
               <w:rPr>
                 <w:sz w:val="20"/>
               </w:rPr>
-              <w:t>Subir si hay feedback de altavoz cuando otros transmiten. Bajar si el delay entre RX y TX siguiente es demasiado largo.</w:t>
+              <w:t>Subir si hay feedback cuando otros transmiten. Bajar si el delay entre RX y siguiente TX es demasiado largo.</w:t>
             </w:r>
           </w:p>
         </w:tc>
       </w:tr>
     </w:tbl>
-    <w:p/>
-    <w:p>
-      <w:pPr>
-        <w:ind w:left="340"/>
-      </w:pPr>
-      <w:r>
-        <w:rPr>
-          <w:i/>
-          <w:color w:val="196019"/>
-          <w:sz w:val="20"/>
-        </w:rPr>
-        <w:t>💡 Con antena y altavoz de radio bien separados (&gt;2m o directividad), postTxSuppressMs de 500–1000 ms es suficiente y el canal queda casi inmediatamente disponible tras soltar el PTT.</w:t>
-      </w:r>
-    </w:p>
     <w:p>
       <w:r>
         <w:br w:type="page"/>
@@ -3602,7 +3785,7 @@
           <w:color w:val="C7254E"/>
           <w:sz w:val="18"/>
         </w:rPr>
-        <w:t># Estado completo del relay (conexión, TX/RX, sala, usuarios)</w:t>
+        <w:t># Estado completo (conexión, TX/RX, sala, usuarios)</w:t>
       </w:r>
     </w:p>
     <w:p>
@@ -3647,7 +3830,7 @@
           <w:color w:val="C7254E"/>
           <w:sz w:val="18"/>
         </w:rPr>
-        <w:t># Monitorizar txPackets y rxPackets en tiempo real</w:t>
+        <w:t># Monitorizar TX/RX en tiempo real</w:t>
       </w:r>
     </w:p>
     <w:p>
@@ -3692,7 +3875,7 @@
           <w:color w:val="C7254E"/>
           <w:sz w:val="18"/>
         </w:rPr>
-        <w:t># Ver logs en tiempo real</w:t>
+        <w:t># Logs en tiempo real</w:t>
       </w:r>
     </w:p>
     <w:p>
@@ -3737,7 +3920,7 @@
           <w:color w:val="C7254E"/>
           <w:sz w:val="18"/>
         </w:rPr>
-        <w:t># Ver solo eventos VOX y errores</w:t>
+        <w:t># Solo eventos VOX y errores</w:t>
       </w:r>
     </w:p>
     <w:p>
@@ -3752,7 +3935,7 @@
           <w:color w:val="C7254E"/>
           <w:sz w:val="18"/>
         </w:rPr>
-        <w:t>sudo journalctl -u eqso-relay@CB -f | grep -E "VOX|PTT|gsm-enc|error|Error"</w:t>
+        <w:t>sudo journalctl -u eqso-relay@CB -f | grep -E "VOX|PTT|gsm-enc|error"</w:t>
       </w:r>
     </w:p>
     <w:p>
@@ -3782,7 +3965,7 @@
           <w:color w:val="C7254E"/>
           <w:sz w:val="18"/>
         </w:rPr>
-        <w:t># PTT manual (prueba el encoder GSM sin radio)</w:t>
+        <w:t># PTT manual (prueba sin radio)</w:t>
       </w:r>
     </w:p>
     <w:p>
@@ -3798,21 +3981,6 @@
           <w:sz w:val="18"/>
         </w:rPr>
         <w:t>curl -X POST http://127.0.0.1:8009/ptt/start</w:t>
-      </w:r>
-    </w:p>
-    <w:p>
-      <w:pPr>
-        <w:pStyle w:val="NoSpacing"/>
-        <w:ind w:left="454"/>
-        <w:shd w:val="clear" w:color="auto" w:fill="F2F2F2"/>
-      </w:pPr>
-      <w:r>
-        <w:rPr>
-          <w:rFonts w:ascii="Courier New" w:hAnsi="Courier New"/>
-          <w:color w:val="C7254E"/>
-          <w:sz w:val="18"/>
-        </w:rPr>
-        <w:t># hablar en el micrófono o generar audio...</w:t>
       </w:r>
     </w:p>
     <w:p>
@@ -3980,7 +4148,7 @@
               <w:rPr>
                 <w:sz w:val="20"/>
               </w:rPr>
-              <w:t>GsmEncoder no arranca (encoder GSM no disponible)</w:t>
+              <w:t>GsmEncoder no arranca — encoder GSM no disponible en el ffmpeg usado</w:t>
             </w:r>
           </w:p>
         </w:tc>
@@ -3996,7 +4164,7 @@
               <w:rPr>
                 <w:sz w:val="20"/>
               </w:rPr>
-              <w:t>Verificar que ffmpeg del sistema tiene libgsm: ffmpeg -encoders | grep gsm. En Ubuntu: sudo apt install ffmpeg</w:t>
+              <w:t>Verificar: ffmpeg -encoders | grep gsm. En Ubuntu: sudo apt install ffmpeg</w:t>
             </w:r>
           </w:p>
         </w:tc>
@@ -4014,7 +4182,7 @@
               <w:rPr>
                 <w:sz w:val="20"/>
               </w:rPr>
-              <w:t>VOX se activa con ruido de fondo sin nadie transmitir</w:t>
+              <w:t>VOX se activa con ruido sin nadie transmitir</w:t>
             </w:r>
           </w:p>
         </w:tc>
@@ -4046,7 +4214,7 @@
               <w:rPr>
                 <w:sz w:val="20"/>
               </w:rPr>
-              <w:t>Subir voxThresholdRms hasta que no se active en silencio (ver sección 5.1)</w:t>
+              <w:t>Subir voxThresholdRms observando los logs [nivel]</w:t>
             </w:r>
           </w:p>
         </w:tc>
@@ -4064,7 +4232,7 @@
               <w:rPr>
                 <w:sz w:val="20"/>
               </w:rPr>
-              <w:t>VOX no se activa aunque la radio está transmitiendo</w:t>
+              <w:t>VOX no detecta la transmisión</w:t>
             </w:r>
           </w:p>
         </w:tc>
@@ -4096,7 +4264,7 @@
               <w:rPr>
                 <w:sz w:val="20"/>
               </w:rPr>
-              <w:t>Bajar voxThresholdRms o subir inputGain. Ver los logs [nivel] para calibrar</w:t>
+              <w:t>Bajar voxThresholdRms o subir inputGain</w:t>
             </w:r>
           </w:p>
         </w:tc>
@@ -4114,7 +4282,7 @@
               <w:rPr>
                 <w:sz w:val="20"/>
               </w:rPr>
-              <w:t>Delay de 5–6s entre soltar PTT y poder volver a transmitir</w:t>
+              <w:t>Delay de 5–6s entre transmisiones</w:t>
             </w:r>
           </w:p>
         </w:tc>
@@ -4130,7 +4298,7 @@
               <w:rPr>
                 <w:sz w:val="20"/>
               </w:rPr>
-              <w:t>postTxSuppressMs demasiado alto (era 5000ms en versiones anteriores a v1.3)</w:t>
+              <w:t>postTxSuppressMs era 5000ms en versiones anteriores a v1.3</w:t>
             </w:r>
           </w:p>
         </w:tc>
@@ -4164,7 +4332,7 @@
               <w:rPr>
                 <w:sz w:val="20"/>
               </w:rPr>
-              <w:t>El relay retransmite solo justo al soltar el PTT</w:t>
+              <w:t>El relay retransmite solo al soltar el PTT</w:t>
             </w:r>
           </w:p>
         </w:tc>
@@ -4214,7 +4382,7 @@
               <w:rPr>
                 <w:sz w:val="20"/>
               </w:rPr>
-              <w:t>Audio entrecortado en RX (reproducción)</w:t>
+              <w:t>Audio entrecortado en RX</w:t>
             </w:r>
           </w:p>
         </w:tc>
@@ -4230,7 +4398,7 @@
               <w:rPr>
                 <w:sz w:val="20"/>
               </w:rPr>
-              <w:t>Semi-duplex ALSA: la tarjeta no soporta captura y reproducción simultánea</w:t>
+              <w:t>Semi-duplex ALSA con CM108 bajo VirtualBox</w:t>
             </w:r>
           </w:p>
         </w:tc>
@@ -4246,7 +4414,7 @@
               <w:rPr>
                 <w:sz w:val="20"/>
               </w:rPr>
-              <w:t>Normal con CM108 bajo VirtualBox. En hardware real plughw hace la conversión automáticamente</w:t>
+              <w:t>Normal. En hardware real plughw hace la conversión automáticamente</w:t>
             </w:r>
           </w:p>
         </w:tc>
@@ -4264,7 +4432,7 @@
               <w:rPr>
                 <w:sz w:val="20"/>
               </w:rPr>
-              <w:t>Servicio no arranca / no encuentra la config</w:t>
+              <w:t>Servicio no arranca</w:t>
             </w:r>
           </w:p>
         </w:tc>
@@ -4280,7 +4448,7 @@
               <w:rPr>
                 <w:sz w:val="20"/>
               </w:rPr>
-              <w:t>Ruta de config incorrecta</w:t>
+              <w:t>Ruta de config incorrecta o JSON inválido</w:t>
             </w:r>
           </w:p>
         </w:tc>
@@ -4296,7 +4464,7 @@
               <w:rPr>
                 <w:sz w:val="20"/>
               </w:rPr>
-              <w:t>Verificar /etc/eqso-relay/CB.json existe y tiene JSON válido (python3 -m json.tool &lt; /etc/eqso-relay/CB.json)</w:t>
+              <w:t>python3 -m json.tool &lt; /etc/eqso-relay/CB.json para validar</w:t>
             </w:r>
           </w:p>
         </w:tc>
@@ -4330,7 +4498,7 @@
               <w:rPr>
                 <w:sz w:val="20"/>
               </w:rPr>
-              <w:t>ffmpeg-static (pnpm) sin libgsm tomaba prioridad sobre el sistema</w:t>
+              <w:t>ffmpeg-static sin libgsm tomaba prioridad sobre el sistema</w:t>
             </w:r>
           </w:p>
         </w:tc>
@@ -4346,109 +4514,12 @@
               <w:rPr>
                 <w:sz w:val="20"/>
               </w:rPr>
-              <w:t>Actualizar relay-daemon a v1.3. El fix condiciona la inyección de PATH a backend=ffmpeg</w:t>
+              <w:t>Actualizar relay-daemon a v1.3 — el fix está incluido</w:t>
             </w:r>
           </w:p>
         </w:tc>
       </w:tr>
     </w:tbl>
-    <w:p/>
-    <w:p>
-      <w:pPr>
-        <w:pStyle w:val="Heading2"/>
-      </w:pPr>
-      <w:r>
-        <w:rPr>
-          <w:color w:val="2E74B5"/>
-        </w:rPr>
-        <w:t>6.3 Actualizar configuración desde versiones anteriores a v1.3</w:t>
-      </w:r>
-    </w:p>
-    <w:p>
-      <w:r>
-        <w:t>Si tienes un CB.json de antes de Julio 2026, añade estos campos en la sección audio:</w:t>
-      </w:r>
-    </w:p>
-    <w:p>
-      <w:pPr>
-        <w:pStyle w:val="NoSpacing"/>
-        <w:ind w:left="454"/>
-        <w:shd w:val="clear" w:color="auto" w:fill="F2F2F2"/>
-      </w:pPr>
-      <w:r>
-        <w:rPr>
-          <w:rFonts w:ascii="Courier New" w:hAnsi="Courier New"/>
-          <w:color w:val="C7254E"/>
-          <w:sz w:val="18"/>
-        </w:rPr>
-        <w:t>"audio": {</w:t>
-      </w:r>
-    </w:p>
-    <w:p>
-      <w:pPr>
-        <w:pStyle w:val="NoSpacing"/>
-        <w:ind w:left="454"/>
-        <w:shd w:val="clear" w:color="auto" w:fill="F2F2F2"/>
-      </w:pPr>
-      <w:r>
-        <w:rPr>
-          <w:rFonts w:ascii="Courier New" w:hAnsi="Courier New"/>
-          <w:color w:val="C7254E"/>
-          <w:sz w:val="18"/>
-        </w:rPr>
-        <w:t xml:space="preserve">  "voxHangMs": 800,</w:t>
-      </w:r>
-    </w:p>
-    <w:p>
-      <w:pPr>
-        <w:pStyle w:val="NoSpacing"/>
-        <w:ind w:left="454"/>
-        <w:shd w:val="clear" w:color="auto" w:fill="F2F2F2"/>
-      </w:pPr>
-      <w:r>
-        <w:rPr>
-          <w:rFonts w:ascii="Courier New" w:hAnsi="Courier New"/>
-          <w:color w:val="C7254E"/>
-          <w:sz w:val="18"/>
-        </w:rPr>
-        <w:t xml:space="preserve">  "postRxSuppressMs": 2500,</w:t>
-      </w:r>
-    </w:p>
-    <w:p>
-      <w:pPr>
-        <w:pStyle w:val="NoSpacing"/>
-        <w:ind w:left="454"/>
-        <w:shd w:val="clear" w:color="auto" w:fill="F2F2F2"/>
-      </w:pPr>
-      <w:r>
-        <w:rPr>
-          <w:rFonts w:ascii="Courier New" w:hAnsi="Courier New"/>
-          <w:color w:val="C7254E"/>
-          <w:sz w:val="18"/>
-        </w:rPr>
-        <w:t xml:space="preserve">  "postTxSuppressMs": 1000</w:t>
-      </w:r>
-    </w:p>
-    <w:p>
-      <w:pPr>
-        <w:pStyle w:val="NoSpacing"/>
-        <w:ind w:left="454"/>
-        <w:shd w:val="clear" w:color="auto" w:fill="F2F2F2"/>
-      </w:pPr>
-      <w:r>
-        <w:rPr>
-          <w:rFonts w:ascii="Courier New" w:hAnsi="Courier New"/>
-          <w:color w:val="C7254E"/>
-          <w:sz w:val="18"/>
-        </w:rPr>
-        <w:t>}</w:t>
-      </w:r>
-    </w:p>
-    <w:p>
-      <w:r>
-        <w:t>Los parámetros no incluidos toman el valor por defecto del código automáticamente.</w:t>
-      </w:r>
-    </w:p>
     <w:p>
       <w:r>
         <w:br w:type="page"/>
@@ -4822,7 +4893,28 @@
           <w:color w:val="7F6000"/>
           <w:sz w:val="20"/>
         </w:rPr>
-        <w:t>⚠ El puerto 2172 es externo (router NAT). El servidor eQSO escucha internamente en el 2171. Los relay externos deben usar 2172.</w:t>
+        <w:t>⚠  El puerto 2172 es externo (router NAT). El servidor eQSO escucha internamente en el 2171.</w:t>
+      </w:r>
+    </w:p>
+    <w:p>
+      <w:r>
+        <w:br w:type="page"/>
+      </w:r>
+    </w:p>
+    <w:p>
+      <w:pPr>
+        <w:pStyle w:val="Heading1"/>
+      </w:pPr>
+      <w:r>
+        <w:rPr>
+          <w:color w:val="1F497D"/>
+        </w:rPr>
+        <w:t>8. Roles de usuario</w:t>
+      </w:r>
+    </w:p>
+    <w:p>
+      <w:r>
+        <w:t>El sistema eQSO ASORAPA define cuatro roles diferenciados. Cada usuario registrado tiene un rol asignado por el administrador que determina a qué paneles y funciones tiene acceso.</w:t>
       </w:r>
     </w:p>
     <w:p/>
@@ -4834,12 +4926,506 @@
         <w:rPr>
           <w:color w:val="2E74B5"/>
         </w:rPr>
-        <w:t>7.1 Identificador de relay</w:t>
+        <w:t>8.1 Resumen de roles</w:t>
+      </w:r>
+    </w:p>
+    <w:tbl>
+      <w:tblPr>
+        <w:tblStyle w:val="TableGrid"/>
+        <w:tblW w:type="auto" w:w="0"/>
+        <w:tblLook w:firstColumn="1" w:firstRow="1" w:lastColumn="0" w:lastRow="0" w:noHBand="0" w:noVBand="1" w:val="04A0"/>
+      </w:tblPr>
+      <w:tblGrid>
+        <w:gridCol w:w="1728"/>
+        <w:gridCol w:w="1728"/>
+        <w:gridCol w:w="1728"/>
+        <w:gridCol w:w="1728"/>
+        <w:gridCol w:w="1728"/>
+      </w:tblGrid>
+      <w:tr>
+        <w:tc>
+          <w:tcPr>
+            <w:tcW w:type="dxa" w:w="1728"/>
+            <w:shd w:val="clear" w:color="auto" w:fill="2E74B5"/>
+            <w:tcW w:w="1701" w:type="dxa"/>
+          </w:tcPr>
+          <w:p>
+            <w:r>
+              <w:rPr>
+                <w:b/>
+                <w:color w:val="FFFFFF"/>
+                <w:sz w:val="20"/>
+              </w:rPr>
+              <w:t>Rol</w:t>
+            </w:r>
+          </w:p>
+        </w:tc>
+        <w:tc>
+          <w:tcPr>
+            <w:tcW w:type="dxa" w:w="1728"/>
+            <w:shd w:val="clear" w:color="auto" w:fill="2E74B5"/>
+            <w:tcW w:w="2551" w:type="dxa"/>
+          </w:tcPr>
+          <w:p>
+            <w:r>
+              <w:rPr>
+                <w:b/>
+                <w:color w:val="FFFFFF"/>
+                <w:sz w:val="20"/>
+              </w:rPr>
+              <w:t>Acceso al cliente web</w:t>
+            </w:r>
+          </w:p>
+        </w:tc>
+        <w:tc>
+          <w:tcPr>
+            <w:tcW w:type="dxa" w:w="1728"/>
+            <w:shd w:val="clear" w:color="auto" w:fill="2E74B5"/>
+            <w:tcW w:w="1701" w:type="dxa"/>
+          </w:tcPr>
+          <w:p>
+            <w:r>
+              <w:rPr>
+                <w:b/>
+                <w:color w:val="FFFFFF"/>
+                <w:sz w:val="20"/>
+              </w:rPr>
+              <w:t>Panel Admin</w:t>
+            </w:r>
+          </w:p>
+        </w:tc>
+        <w:tc>
+          <w:tcPr>
+            <w:tcW w:type="dxa" w:w="1728"/>
+            <w:shd w:val="clear" w:color="auto" w:fill="2E74B5"/>
+            <w:tcW w:w="1701" w:type="dxa"/>
+          </w:tcPr>
+          <w:p>
+            <w:r>
+              <w:rPr>
+                <w:b/>
+                <w:color w:val="FFFFFF"/>
+                <w:sz w:val="20"/>
+              </w:rPr>
+              <w:t>Panel Operador</w:t>
+            </w:r>
+          </w:p>
+        </w:tc>
+        <w:tc>
+          <w:tcPr>
+            <w:tcW w:type="dxa" w:w="1728"/>
+            <w:shd w:val="clear" w:color="auto" w:fill="2E74B5"/>
+            <w:tcW w:w="3118" w:type="dxa"/>
+          </w:tcPr>
+          <w:p>
+            <w:r>
+              <w:rPr>
+                <w:b/>
+                <w:color w:val="FFFFFF"/>
+                <w:sz w:val="20"/>
+              </w:rPr>
+              <w:t>Descripción</w:t>
+            </w:r>
+          </w:p>
+        </w:tc>
+      </w:tr>
+      <w:tr>
+        <w:tc>
+          <w:tcPr>
+            <w:tcW w:type="dxa" w:w="1728"/>
+            <w:shd w:val="clear" w:color="auto" w:fill="FFFFFF"/>
+            <w:tcW w:w="1701" w:type="dxa"/>
+          </w:tcPr>
+          <w:p>
+            <w:r/>
+            <w:r>
+              <w:rPr>
+                <w:sz w:val="20"/>
+              </w:rPr>
+              <w:t>usuario</w:t>
+            </w:r>
+          </w:p>
+        </w:tc>
+        <w:tc>
+          <w:tcPr>
+            <w:tcW w:type="dxa" w:w="1728"/>
+            <w:shd w:val="clear" w:color="auto" w:fill="FFFFFF"/>
+            <w:tcW w:w="2551" w:type="dxa"/>
+          </w:tcPr>
+          <w:p>
+            <w:r/>
+            <w:r>
+              <w:rPr>
+                <w:sz w:val="20"/>
+              </w:rPr>
+              <w:t>✅ Sala, PTT, lista de usuarios</w:t>
+            </w:r>
+          </w:p>
+        </w:tc>
+        <w:tc>
+          <w:tcPr>
+            <w:tcW w:type="dxa" w:w="1728"/>
+            <w:shd w:val="clear" w:color="auto" w:fill="FFFFFF"/>
+            <w:tcW w:w="1701" w:type="dxa"/>
+          </w:tcPr>
+          <w:p>
+            <w:r/>
+            <w:r>
+              <w:rPr>
+                <w:sz w:val="20"/>
+              </w:rPr>
+              <w:t>❌</w:t>
+            </w:r>
+          </w:p>
+        </w:tc>
+        <w:tc>
+          <w:tcPr>
+            <w:tcW w:type="dxa" w:w="1728"/>
+            <w:shd w:val="clear" w:color="auto" w:fill="FFFFFF"/>
+            <w:tcW w:w="1701" w:type="dxa"/>
+          </w:tcPr>
+          <w:p>
+            <w:r/>
+            <w:r>
+              <w:rPr>
+                <w:sz w:val="20"/>
+              </w:rPr>
+              <w:t>❌</w:t>
+            </w:r>
+          </w:p>
+        </w:tc>
+        <w:tc>
+          <w:tcPr>
+            <w:tcW w:type="dxa" w:w="1728"/>
+            <w:shd w:val="clear" w:color="auto" w:fill="FFFFFF"/>
+            <w:tcW w:w="3118" w:type="dxa"/>
+          </w:tcPr>
+          <w:p>
+            <w:r/>
+            <w:r>
+              <w:rPr>
+                <w:sz w:val="20"/>
+              </w:rPr>
+              <w:t>Usuario estándar. Solo puede escuchar y transmitir en la sala.</w:t>
+            </w:r>
+          </w:p>
+        </w:tc>
+      </w:tr>
+      <w:tr>
+        <w:tc>
+          <w:tcPr>
+            <w:tcW w:type="dxa" w:w="1728"/>
+            <w:shd w:val="clear" w:color="auto" w:fill="EEF4FB"/>
+            <w:tcW w:w="1701" w:type="dxa"/>
+          </w:tcPr>
+          <w:p>
+            <w:r/>
+            <w:r>
+              <w:rPr>
+                <w:sz w:val="20"/>
+              </w:rPr>
+              <w:t>relay_operator</w:t>
+            </w:r>
+          </w:p>
+        </w:tc>
+        <w:tc>
+          <w:tcPr>
+            <w:tcW w:type="dxa" w:w="1728"/>
+            <w:shd w:val="clear" w:color="auto" w:fill="EEF4FB"/>
+            <w:tcW w:w="2551" w:type="dxa"/>
+          </w:tcPr>
+          <w:p>
+            <w:r/>
+            <w:r>
+              <w:rPr>
+                <w:sz w:val="20"/>
+              </w:rPr>
+              <w:t>✅ Sala + PTT</w:t>
+            </w:r>
+          </w:p>
+        </w:tc>
+        <w:tc>
+          <w:tcPr>
+            <w:tcW w:type="dxa" w:w="1728"/>
+            <w:shd w:val="clear" w:color="auto" w:fill="EEF4FB"/>
+            <w:tcW w:w="1701" w:type="dxa"/>
+          </w:tcPr>
+          <w:p>
+            <w:r/>
+            <w:r>
+              <w:rPr>
+                <w:sz w:val="20"/>
+              </w:rPr>
+              <w:t>❌</w:t>
+            </w:r>
+          </w:p>
+        </w:tc>
+        <w:tc>
+          <w:tcPr>
+            <w:tcW w:type="dxa" w:w="1728"/>
+            <w:shd w:val="clear" w:color="auto" w:fill="EEF4FB"/>
+            <w:tcW w:w="1701" w:type="dxa"/>
+          </w:tcPr>
+          <w:p>
+            <w:r/>
+            <w:r>
+              <w:rPr>
+                <w:sz w:val="20"/>
+              </w:rPr>
+              <w:t>✅ (su relay)</w:t>
+            </w:r>
+          </w:p>
+        </w:tc>
+        <w:tc>
+          <w:tcPr>
+            <w:tcW w:type="dxa" w:w="1728"/>
+            <w:shd w:val="clear" w:color="auto" w:fill="EEF4FB"/>
+            <w:tcW w:w="3118" w:type="dxa"/>
+          </w:tcPr>
+          <w:p>
+            <w:r/>
+            <w:r>
+              <w:rPr>
+                <w:sz w:val="20"/>
+              </w:rPr>
+              <w:t>Operador de un radioenlace físico. Ve telemetría y controla su relay remoto.</w:t>
+            </w:r>
+          </w:p>
+        </w:tc>
+      </w:tr>
+      <w:tr>
+        <w:tc>
+          <w:tcPr>
+            <w:tcW w:type="dxa" w:w="1728"/>
+            <w:shd w:val="clear" w:color="auto" w:fill="FFFFFF"/>
+            <w:tcW w:w="1701" w:type="dxa"/>
+          </w:tcPr>
+          <w:p>
+            <w:r/>
+            <w:r>
+              <w:rPr>
+                <w:sz w:val="20"/>
+              </w:rPr>
+              <w:t>admin</w:t>
+            </w:r>
+          </w:p>
+        </w:tc>
+        <w:tc>
+          <w:tcPr>
+            <w:tcW w:type="dxa" w:w="1728"/>
+            <w:shd w:val="clear" w:color="auto" w:fill="FFFFFF"/>
+            <w:tcW w:w="2551" w:type="dxa"/>
+          </w:tcPr>
+          <w:p>
+            <w:r/>
+            <w:r>
+              <w:rPr>
+                <w:sz w:val="20"/>
+              </w:rPr>
+              <w:t>✅ Sala + PTT</w:t>
+            </w:r>
+          </w:p>
+        </w:tc>
+        <w:tc>
+          <w:tcPr>
+            <w:tcW w:type="dxa" w:w="1728"/>
+            <w:shd w:val="clear" w:color="auto" w:fill="FFFFFF"/>
+            <w:tcW w:w="1701" w:type="dxa"/>
+          </w:tcPr>
+          <w:p>
+            <w:r/>
+            <w:r>
+              <w:rPr>
+                <w:sz w:val="20"/>
+              </w:rPr>
+              <w:t>✅ Acceso total</w:t>
+            </w:r>
+          </w:p>
+        </w:tc>
+        <w:tc>
+          <w:tcPr>
+            <w:tcW w:type="dxa" w:w="1728"/>
+            <w:shd w:val="clear" w:color="auto" w:fill="FFFFFF"/>
+            <w:tcW w:w="1701" w:type="dxa"/>
+          </w:tcPr>
+          <w:p>
+            <w:r/>
+            <w:r>
+              <w:rPr>
+                <w:sz w:val="20"/>
+              </w:rPr>
+              <w:t>✅ Todos los relays</w:t>
+            </w:r>
+          </w:p>
+        </w:tc>
+        <w:tc>
+          <w:tcPr>
+            <w:tcW w:type="dxa" w:w="1728"/>
+            <w:shd w:val="clear" w:color="auto" w:fill="FFFFFF"/>
+            <w:tcW w:w="3118" w:type="dxa"/>
+          </w:tcPr>
+          <w:p>
+            <w:r/>
+            <w:r>
+              <w:rPr>
+                <w:sz w:val="20"/>
+              </w:rPr>
+              <w:t>Administrador del servidor. Gestiona usuarios, relays y configuración global.</w:t>
+            </w:r>
+          </w:p>
+        </w:tc>
+      </w:tr>
+      <w:tr>
+        <w:tc>
+          <w:tcPr>
+            <w:tcW w:type="dxa" w:w="1728"/>
+            <w:shd w:val="clear" w:color="auto" w:fill="EEF4FB"/>
+            <w:tcW w:w="1701" w:type="dxa"/>
+          </w:tcPr>
+          <w:p>
+            <w:r/>
+            <w:r>
+              <w:rPr>
+                <w:sz w:val="20"/>
+              </w:rPr>
+              <w:t>relay (flag isRelay)</w:t>
+            </w:r>
+          </w:p>
+        </w:tc>
+        <w:tc>
+          <w:tcPr>
+            <w:tcW w:type="dxa" w:w="1728"/>
+            <w:shd w:val="clear" w:color="auto" w:fill="EEF4FB"/>
+            <w:tcW w:w="2551" w:type="dxa"/>
+          </w:tcPr>
+          <w:p>
+            <w:r/>
+            <w:r>
+              <w:rPr>
+                <w:sz w:val="20"/>
+              </w:rPr>
+              <w:t>— (conexión técnica)</w:t>
+            </w:r>
+          </w:p>
+        </w:tc>
+        <w:tc>
+          <w:tcPr>
+            <w:tcW w:type="dxa" w:w="1728"/>
+            <w:shd w:val="clear" w:color="auto" w:fill="EEF4FB"/>
+            <w:tcW w:w="1701" w:type="dxa"/>
+          </w:tcPr>
+          <w:p>
+            <w:r/>
+            <w:r>
+              <w:rPr>
+                <w:sz w:val="20"/>
+              </w:rPr>
+              <w:t>❌</w:t>
+            </w:r>
+          </w:p>
+        </w:tc>
+        <w:tc>
+          <w:tcPr>
+            <w:tcW w:type="dxa" w:w="1728"/>
+            <w:shd w:val="clear" w:color="auto" w:fill="EEF4FB"/>
+            <w:tcW w:w="1701" w:type="dxa"/>
+          </w:tcPr>
+          <w:p>
+            <w:r/>
+            <w:r>
+              <w:rPr>
+                <w:sz w:val="20"/>
+              </w:rPr>
+              <w:t>❌</w:t>
+            </w:r>
+          </w:p>
+        </w:tc>
+        <w:tc>
+          <w:tcPr>
+            <w:tcW w:type="dxa" w:w="1728"/>
+            <w:shd w:val="clear" w:color="auto" w:fill="EEF4FB"/>
+            <w:tcW w:w="3118" w:type="dxa"/>
+          </w:tcPr>
+          <w:p>
+            <w:r/>
+            <w:r>
+              <w:rPr>
+                <w:sz w:val="20"/>
+              </w:rPr>
+              <w:t>Marca técnica: identifica que la conexión proviene de un relay daemon, no de un humano.</w:t>
+            </w:r>
+          </w:p>
+        </w:tc>
+      </w:tr>
+    </w:tbl>
+    <w:p/>
+    <w:p>
+      <w:pPr>
+        <w:pStyle w:val="Heading2"/>
+      </w:pPr>
+      <w:r>
+        <w:rPr>
+          <w:color w:val="2E74B5"/>
+        </w:rPr>
+        <w:t>8.2 Flujo de alta de un nuevo usuario</w:t>
       </w:r>
     </w:p>
     <w:p>
       <w:r>
-        <w:t>Los relay daemons se identifican con callsign 0R-CALLSIGN (prefijo 0R-). El servidor los autentica con un token de RELAY_TOKENS (configurado en el servidor). El servidor NO devuelve el audio del relay al propio relay (se excluye del broadcast) para evitar eco.</w:t>
+        <w:t>Todo nuevo usuario pasa por este proceso:</w:t>
+      </w:r>
+    </w:p>
+    <w:p>
+      <w:pPr>
+        <w:pStyle w:val="ListBullet"/>
+      </w:pPr>
+      <w:r>
+        <w:t>El usuario se registra en el cliente web con su callsign y contraseña.</w:t>
+      </w:r>
+    </w:p>
+    <w:p>
+      <w:pPr>
+        <w:pStyle w:val="ListBullet"/>
+      </w:pPr>
+      <w:r>
+        <w:t>Su cuenta queda en estado pendiente — no puede acceder a la sala.</w:t>
+      </w:r>
+    </w:p>
+    <w:p>
+      <w:pPr>
+        <w:pStyle w:val="ListBullet"/>
+      </w:pPr>
+      <w:r>
+        <w:t>El administrador recibe la solicitud en el panel Admin → Usuarios → pestaña "Pendientes".</w:t>
+      </w:r>
+    </w:p>
+    <w:p>
+      <w:pPr>
+        <w:pStyle w:val="ListBullet"/>
+      </w:pPr>
+      <w:r>
+        <w:t>El admin aprueba la cuenta y asigna el rol adecuado (usuario / relay_operator).</w:t>
+      </w:r>
+    </w:p>
+    <w:p>
+      <w:pPr>
+        <w:pStyle w:val="ListBullet"/>
+      </w:pPr>
+      <w:r>
+        <w:t>El usuario recibe acceso y puede iniciar sesión.</w:t>
+      </w:r>
+    </w:p>
+    <w:p>
+      <w:pPr>
+        <w:ind w:left="340"/>
+      </w:pPr>
+      <w:r>
+        <w:rPr>
+          <w:i/>
+          <w:color w:val="7F6000"/>
+          <w:sz w:val="20"/>
+        </w:rPr>
+        <w:t>⚠  Hasta que el administrador no apruebe la cuenta, el usuario ve un mensaje de "cuenta pendiente de aprobación" al intentar entrar.</w:t>
       </w:r>
     </w:p>
     <w:p/>
@@ -4851,12 +5437,1966 @@
         <w:rPr>
           <w:color w:val="2E74B5"/>
         </w:rPr>
-        <w:t>7.2 Localizador Maidenhead (opcional)</w:t>
+        <w:t>8.3 Ejemplos de asignación de rol</w:t>
+      </w:r>
+    </w:p>
+    <w:tbl>
+      <w:tblPr>
+        <w:tblStyle w:val="TableGrid"/>
+        <w:tblW w:type="auto" w:w="0"/>
+        <w:tblLook w:firstColumn="1" w:firstRow="1" w:lastColumn="0" w:lastRow="0" w:noHBand="0" w:noVBand="1" w:val="04A0"/>
+      </w:tblPr>
+      <w:tblGrid>
+        <w:gridCol w:w="2880"/>
+        <w:gridCol w:w="2880"/>
+        <w:gridCol w:w="2880"/>
+      </w:tblGrid>
+      <w:tr>
+        <w:tc>
+          <w:tcPr>
+            <w:tcW w:type="dxa" w:w="2880"/>
+            <w:shd w:val="clear" w:color="auto" w:fill="2E74B5"/>
+            <w:tcW w:w="3118" w:type="dxa"/>
+          </w:tcPr>
+          <w:p>
+            <w:r>
+              <w:rPr>
+                <w:b/>
+                <w:color w:val="FFFFFF"/>
+                <w:sz w:val="20"/>
+              </w:rPr>
+              <w:t>Caso real</w:t>
+            </w:r>
+          </w:p>
+        </w:tc>
+        <w:tc>
+          <w:tcPr>
+            <w:tcW w:type="dxa" w:w="2880"/>
+            <w:shd w:val="clear" w:color="auto" w:fill="2E74B5"/>
+            <w:tcW w:w="1984" w:type="dxa"/>
+          </w:tcPr>
+          <w:p>
+            <w:r>
+              <w:rPr>
+                <w:b/>
+                <w:color w:val="FFFFFF"/>
+                <w:sz w:val="20"/>
+              </w:rPr>
+              <w:t>Rol a asignar</w:t>
+            </w:r>
+          </w:p>
+        </w:tc>
+        <w:tc>
+          <w:tcPr>
+            <w:tcW w:type="dxa" w:w="2880"/>
+            <w:shd w:val="clear" w:color="auto" w:fill="2E74B5"/>
+            <w:tcW w:w="4536" w:type="dxa"/>
+          </w:tcPr>
+          <w:p>
+            <w:r>
+              <w:rPr>
+                <w:b/>
+                <w:color w:val="FFFFFF"/>
+                <w:sz w:val="20"/>
+              </w:rPr>
+              <w:t>Acciones del admin</w:t>
+            </w:r>
+          </w:p>
+        </w:tc>
+      </w:tr>
+      <w:tr>
+        <w:tc>
+          <w:tcPr>
+            <w:tcW w:type="dxa" w:w="2880"/>
+            <w:shd w:val="clear" w:color="auto" w:fill="FFFFFF"/>
+            <w:tcW w:w="3118" w:type="dxa"/>
+          </w:tcPr>
+          <w:p>
+            <w:r/>
+            <w:r>
+              <w:rPr>
+                <w:sz w:val="20"/>
+              </w:rPr>
+              <w:t>EA5XXX quiere usar la sala CB para hablar</w:t>
+            </w:r>
+          </w:p>
+        </w:tc>
+        <w:tc>
+          <w:tcPr>
+            <w:tcW w:type="dxa" w:w="2880"/>
+            <w:shd w:val="clear" w:color="auto" w:fill="FFFFFF"/>
+            <w:tcW w:w="1984" w:type="dxa"/>
+          </w:tcPr>
+          <w:p>
+            <w:r/>
+            <w:r>
+              <w:rPr>
+                <w:sz w:val="20"/>
+              </w:rPr>
+              <w:t>usuario</w:t>
+            </w:r>
+          </w:p>
+        </w:tc>
+        <w:tc>
+          <w:tcPr>
+            <w:tcW w:type="dxa" w:w="2880"/>
+            <w:shd w:val="clear" w:color="auto" w:fill="FFFFFF"/>
+            <w:tcW w:w="4536" w:type="dxa"/>
+          </w:tcPr>
+          <w:p>
+            <w:r/>
+            <w:r>
+              <w:rPr>
+                <w:sz w:val="20"/>
+              </w:rPr>
+              <w:t>Aprobar cuenta → rol: usuario</w:t>
+            </w:r>
+          </w:p>
+        </w:tc>
+      </w:tr>
+      <w:tr>
+        <w:tc>
+          <w:tcPr>
+            <w:tcW w:type="dxa" w:w="2880"/>
+            <w:shd w:val="clear" w:color="auto" w:fill="EEF4FB"/>
+            <w:tcW w:w="3118" w:type="dxa"/>
+          </w:tcPr>
+          <w:p>
+            <w:r/>
+            <w:r>
+              <w:rPr>
+                <w:sz w:val="20"/>
+              </w:rPr>
+              <w:t>EA5YYY tiene una Raspberry Pi con radio CB y quiere operar su enlace</w:t>
+            </w:r>
+          </w:p>
+        </w:tc>
+        <w:tc>
+          <w:tcPr>
+            <w:tcW w:type="dxa" w:w="2880"/>
+            <w:shd w:val="clear" w:color="auto" w:fill="EEF4FB"/>
+            <w:tcW w:w="1984" w:type="dxa"/>
+          </w:tcPr>
+          <w:p>
+            <w:r/>
+            <w:r>
+              <w:rPr>
+                <w:sz w:val="20"/>
+              </w:rPr>
+              <w:t>relay_operator</w:t>
+            </w:r>
+          </w:p>
+        </w:tc>
+        <w:tc>
+          <w:tcPr>
+            <w:tcW w:type="dxa" w:w="2880"/>
+            <w:shd w:val="clear" w:color="auto" w:fill="EEF4FB"/>
+            <w:tcW w:w="4536" w:type="dxa"/>
+          </w:tcPr>
+          <w:p>
+            <w:r/>
+            <w:r>
+              <w:rPr>
+                <w:sz w:val="20"/>
+              </w:rPr>
+              <w:t>Aprobar cuenta → rol: relay_operator → asignar callsign: 0R-IN70WN</w:t>
+            </w:r>
+          </w:p>
+        </w:tc>
+      </w:tr>
+      <w:tr>
+        <w:tc>
+          <w:tcPr>
+            <w:tcW w:type="dxa" w:w="2880"/>
+            <w:shd w:val="clear" w:color="auto" w:fill="FFFFFF"/>
+            <w:tcW w:w="3118" w:type="dxa"/>
+          </w:tcPr>
+          <w:p>
+            <w:r/>
+            <w:r>
+              <w:rPr>
+                <w:sz w:val="20"/>
+              </w:rPr>
+              <w:t>EA5ZZZ es el técnico que administra el servidor</w:t>
+            </w:r>
+          </w:p>
+        </w:tc>
+        <w:tc>
+          <w:tcPr>
+            <w:tcW w:type="dxa" w:w="2880"/>
+            <w:shd w:val="clear" w:color="auto" w:fill="FFFFFF"/>
+            <w:tcW w:w="1984" w:type="dxa"/>
+          </w:tcPr>
+          <w:p>
+            <w:r/>
+            <w:r>
+              <w:rPr>
+                <w:sz w:val="20"/>
+              </w:rPr>
+              <w:t>admin</w:t>
+            </w:r>
+          </w:p>
+        </w:tc>
+        <w:tc>
+          <w:tcPr>
+            <w:tcW w:type="dxa" w:w="2880"/>
+            <w:shd w:val="clear" w:color="auto" w:fill="FFFFFF"/>
+            <w:tcW w:w="4536" w:type="dxa"/>
+          </w:tcPr>
+          <w:p>
+            <w:r/>
+            <w:r>
+              <w:rPr>
+                <w:sz w:val="20"/>
+              </w:rPr>
+              <w:t>Aprobar cuenta → activar isAdmin = true</w:t>
+            </w:r>
+          </w:p>
+        </w:tc>
+      </w:tr>
+      <w:tr>
+        <w:tc>
+          <w:tcPr>
+            <w:tcW w:type="dxa" w:w="2880"/>
+            <w:shd w:val="clear" w:color="auto" w:fill="EEF4FB"/>
+            <w:tcW w:w="3118" w:type="dxa"/>
+          </w:tcPr>
+          <w:p>
+            <w:r/>
+            <w:r>
+              <w:rPr>
+                <w:sz w:val="20"/>
+              </w:rPr>
+              <w:t>El daemon 0R-IN70WN se conecta automáticamente al servidor</w:t>
+            </w:r>
+          </w:p>
+        </w:tc>
+        <w:tc>
+          <w:tcPr>
+            <w:tcW w:type="dxa" w:w="2880"/>
+            <w:shd w:val="clear" w:color="auto" w:fill="EEF4FB"/>
+            <w:tcW w:w="1984" w:type="dxa"/>
+          </w:tcPr>
+          <w:p>
+            <w:r/>
+            <w:r>
+              <w:rPr>
+                <w:sz w:val="20"/>
+              </w:rPr>
+              <w:t>relay (automático)</w:t>
+            </w:r>
+          </w:p>
+        </w:tc>
+        <w:tc>
+          <w:tcPr>
+            <w:tcW w:type="dxa" w:w="2880"/>
+            <w:shd w:val="clear" w:color="auto" w:fill="EEF4FB"/>
+            <w:tcW w:w="4536" w:type="dxa"/>
+          </w:tcPr>
+          <w:p>
+            <w:r/>
+            <w:r>
+              <w:rPr>
+                <w:sz w:val="20"/>
+              </w:rPr>
+              <w:t>El daemon usa el token de RELAY_TOKENS — el sistema lo marca como relay automáticamente</w:t>
+            </w:r>
+          </w:p>
+        </w:tc>
+      </w:tr>
+    </w:tbl>
+    <w:p>
+      <w:r>
+        <w:br w:type="page"/>
+      </w:r>
+    </w:p>
+    <w:p>
+      <w:pPr>
+        <w:pStyle w:val="Heading1"/>
+      </w:pPr>
+      <w:r>
+        <w:rPr>
+          <w:color w:val="1F497D"/>
+        </w:rPr>
+        <w:t>9. Panel de Administración</w:t>
       </w:r>
     </w:p>
     <w:p>
       <w:r>
-        <w:t>El callsign puede incluir el localizador Maidenhead de 6 caracteres, por ejemplo 0R-IN70WN. IN70WN es el localizador de la ubicación geográfica del nodo.</w:t>
+        <w:t>El panel de administración es accesible solo para usuarios con rol admin o flag isAdmin activado. Se accede desde el cliente web haciendo clic en el botón "Admin" de la barra superior.</w:t>
+      </w:r>
+    </w:p>
+    <w:p/>
+    <w:p>
+      <w:pPr>
+        <w:pStyle w:val="Heading2"/>
+      </w:pPr>
+      <w:r>
+        <w:rPr>
+          <w:color w:val="2E74B5"/>
+        </w:rPr>
+        <w:t>9.1 Pestaña — Usuarios</w:t>
+      </w:r>
+    </w:p>
+    <w:p>
+      <w:r>
+        <w:t>Gestión completa de todas las cuentas registradas en el servidor.</w:t>
+      </w:r>
+    </w:p>
+    <w:p/>
+    <w:p>
+      <w:r>
+        <w:t>Filtros disponibles:</w:t>
+      </w:r>
+    </w:p>
+    <w:p>
+      <w:pPr>
+        <w:pStyle w:val="ListBullet"/>
+      </w:pPr>
+      <w:r>
+        <w:t>Todos — muestra todos los usuarios del sistema.</w:t>
+      </w:r>
+    </w:p>
+    <w:p>
+      <w:pPr>
+        <w:pStyle w:val="ListBullet"/>
+      </w:pPr>
+      <w:r>
+        <w:t>Pendientes — solicitudes de registro a la espera de aprobación.</w:t>
+      </w:r>
+    </w:p>
+    <w:p>
+      <w:pPr>
+        <w:pStyle w:val="ListBullet"/>
+      </w:pPr>
+      <w:r>
+        <w:t>Activos — usuarios con acceso activo.</w:t>
+      </w:r>
+    </w:p>
+    <w:p>
+      <w:pPr>
+        <w:pStyle w:val="ListBullet"/>
+      </w:pPr>
+      <w:r>
+        <w:t>Inactivos — usuarios deshabilitados.</w:t>
+      </w:r>
+    </w:p>
+    <w:p/>
+    <w:p>
+      <w:r>
+        <w:t>Acciones por usuario:</w:t>
+      </w:r>
+    </w:p>
+    <w:p>
+      <w:pPr>
+        <w:pStyle w:val="ListBullet"/>
+      </w:pPr>
+      <w:r>
+        <w:t>Aprobar/rechazar solicitudes pendientes.</w:t>
+      </w:r>
+    </w:p>
+    <w:p>
+      <w:pPr>
+        <w:pStyle w:val="ListBullet"/>
+      </w:pPr>
+      <w:r>
+        <w:t>Cambiar rol: usuario, relay_operator o admin.</w:t>
+      </w:r>
+    </w:p>
+    <w:p>
+      <w:pPr>
+        <w:pStyle w:val="ListBullet"/>
+      </w:pPr>
+      <w:r>
+        <w:t>Activar/desactivar isAdmin (permisos de administración global).</w:t>
+      </w:r>
+    </w:p>
+    <w:p>
+      <w:pPr>
+        <w:pStyle w:val="ListBullet"/>
+      </w:pPr>
+      <w:r>
+        <w:t>Asignar callsign de relay: indica qué relay daemon controla este operador (solo para relay_operator).</w:t>
+      </w:r>
+    </w:p>
+    <w:p>
+      <w:pPr>
+        <w:pStyle w:val="ListBullet"/>
+      </w:pPr>
+      <w:r>
+        <w:t>Activar/desactivar flag isRelay: marca la cuenta como conexión de radioenlace.</w:t>
+      </w:r>
+    </w:p>
+    <w:p>
+      <w:pPr>
+        <w:pStyle w:val="ListBullet"/>
+      </w:pPr>
+      <w:r>
+        <w:t>Resetear contraseña.</w:t>
+      </w:r>
+    </w:p>
+    <w:p>
+      <w:pPr>
+        <w:pStyle w:val="ListBullet"/>
+      </w:pPr>
+      <w:r>
+        <w:t>Eliminar usuario.</w:t>
+      </w:r>
+    </w:p>
+    <w:p>
+      <w:pPr>
+        <w:ind w:left="340"/>
+      </w:pPr>
+      <w:r>
+        <w:rPr>
+          <w:i/>
+          <w:color w:val="196019"/>
+          <w:sz w:val="20"/>
+        </w:rPr>
+        <w:t>💡 Un usuario puede tener rol "relay_operator" con isAdmin=false y aun así ver solo su panel de operador. Si se activa isAdmin, pasa a ver el panel completo de administración.</w:t>
+      </w:r>
+    </w:p>
+    <w:p/>
+    <w:p>
+      <w:pPr>
+        <w:pStyle w:val="Heading2"/>
+      </w:pPr>
+      <w:r>
+        <w:rPr>
+          <w:color w:val="2E74B5"/>
+        </w:rPr>
+        <w:t>9.2 Pestaña — Radioenlaces</w:t>
+      </w:r>
+    </w:p>
+    <w:p>
+      <w:r>
+        <w:t>Muestra todos los radioenlaces (relay daemons) actualmente conectados o registrados en el servidor.</w:t>
+      </w:r>
+    </w:p>
+    <w:p>
+      <w:pPr>
+        <w:pStyle w:val="ListBullet"/>
+      </w:pPr>
+      <w:r>
+        <w:t>Lista de relays con su callsign, sala, estado de conexión y tiempo de actividad.</w:t>
+      </w:r>
+    </w:p>
+    <w:p>
+      <w:pPr>
+        <w:pStyle w:val="ListBullet"/>
+      </w:pPr>
+      <w:r>
+        <w:t>Indicador de quién está transmitiendo en cada momento.</w:t>
+      </w:r>
+    </w:p>
+    <w:p>
+      <w:pPr>
+        <w:pStyle w:val="ListBullet"/>
+      </w:pPr>
+      <w:r>
+        <w:t>Acciones: silenciar RX de un relay, forzar desconexión.</w:t>
+      </w:r>
+    </w:p>
+    <w:p>
+      <w:pPr>
+        <w:ind w:left="340"/>
+      </w:pPr>
+      <w:r>
+        <w:rPr>
+          <w:i/>
+          <w:color w:val="7F6000"/>
+          <w:sz w:val="20"/>
+        </w:rPr>
+        <w:t>⚠  Los relays se identifican con el prefijo 0R- en su callsign y el flag isRelay en la base de datos.</w:t>
+      </w:r>
+    </w:p>
+    <w:p/>
+    <w:p>
+      <w:pPr>
+        <w:pStyle w:val="Heading2"/>
+      </w:pPr>
+      <w:r>
+        <w:rPr>
+          <w:color w:val="2E74B5"/>
+        </w:rPr>
+        <w:t>9.3 Pestaña — Servidores</w:t>
+      </w:r>
+    </w:p>
+    <w:p>
+      <w:r>
+        <w:t>Gestión de conexiones salientes a otros servidores eQSO (EqsoProxy). Permite enlazar la sala ASORAPA con salas de servidores eQSO externos.</w:t>
+      </w:r>
+    </w:p>
+    <w:p>
+      <w:pPr>
+        <w:pStyle w:val="ListBullet"/>
+      </w:pPr>
+      <w:r>
+        <w:t>Añadir/eliminar servidores externos.</w:t>
+      </w:r>
+    </w:p>
+    <w:p>
+      <w:pPr>
+        <w:pStyle w:val="ListBullet"/>
+      </w:pPr>
+      <w:r>
+        <w:t>Configurar sala de destino, contraseña y callsign con el que conectar.</w:t>
+      </w:r>
+    </w:p>
+    <w:p>
+      <w:pPr>
+        <w:pStyle w:val="ListBullet"/>
+      </w:pPr>
+      <w:r>
+        <w:t>Estado de conexión en tiempo real (conectado / reconectando / desconectado).</w:t>
+      </w:r>
+    </w:p>
+    <w:p/>
+    <w:p>
+      <w:pPr>
+        <w:pStyle w:val="Heading2"/>
+      </w:pPr>
+      <w:r>
+        <w:rPr>
+          <w:color w:val="2E74B5"/>
+        </w:rPr>
+        <w:t>9.4 Pestaña — Monitor</w:t>
+      </w:r>
+    </w:p>
+    <w:p>
+      <w:r>
+        <w:t>Vista en tiempo real del estado del servidor:</w:t>
+      </w:r>
+    </w:p>
+    <w:p>
+      <w:pPr>
+        <w:pStyle w:val="ListBullet"/>
+      </w:pPr>
+      <w:r>
+        <w:t>Número de usuarios conectados por sala.</w:t>
+      </w:r>
+    </w:p>
+    <w:p>
+      <w:pPr>
+        <w:pStyle w:val="ListBullet"/>
+      </w:pPr>
+      <w:r>
+        <w:t>Quién está transmitiendo en cada sala en este momento.</w:t>
+      </w:r>
+    </w:p>
+    <w:p>
+      <w:pPr>
+        <w:pStyle w:val="ListBullet"/>
+      </w:pPr>
+      <w:r>
+        <w:t>Paquetes GSM enviados/recibidos (estadísticas globales).</w:t>
+      </w:r>
+    </w:p>
+    <w:p>
+      <w:pPr>
+        <w:pStyle w:val="ListBullet"/>
+      </w:pPr>
+      <w:r>
+        <w:t>Tiempo de actividad del servidor (uptime).</w:t>
+      </w:r>
+    </w:p>
+    <w:p/>
+    <w:p>
+      <w:pPr>
+        <w:pStyle w:val="Heading2"/>
+      </w:pPr>
+      <w:r>
+        <w:rPr>
+          <w:color w:val="2E74B5"/>
+        </w:rPr>
+        <w:t>9.5 Pestaña — Inactividad</w:t>
+      </w:r>
+    </w:p>
+    <w:p>
+      <w:r>
+        <w:t>El sistema puede detectar cuando una sala lleva un tiempo sin actividad y reproducir automáticamente un aviso de audio (como "Canal CB en servicio, ASORAPA").</w:t>
+      </w:r>
+    </w:p>
+    <w:p>
+      <w:pPr>
+        <w:pStyle w:val="ListBullet"/>
+      </w:pPr>
+      <w:r>
+        <w:t>Activar/desactivar el sistema de inactividad por sala.</w:t>
+      </w:r>
+    </w:p>
+    <w:p>
+      <w:pPr>
+        <w:pStyle w:val="ListBullet"/>
+      </w:pPr>
+      <w:r>
+        <w:t>Configurar el tiempo de silencio antes del aviso (1 a 120 minutos).</w:t>
+      </w:r>
+    </w:p>
+    <w:p>
+      <w:pPr>
+        <w:pStyle w:val="ListBullet"/>
+      </w:pPr>
+      <w:r>
+        <w:t>Subir un archivo WAV personalizado como aviso de inactividad.</w:t>
+      </w:r>
+    </w:p>
+    <w:p>
+      <w:pPr>
+        <w:pStyle w:val="ListBullet"/>
+      </w:pPr>
+      <w:r>
+        <w:t>Probar el aviso manualmente en una sala específica sin esperar el timer.</w:t>
+      </w:r>
+    </w:p>
+    <w:p>
+      <w:pPr>
+        <w:ind w:left="340"/>
+      </w:pPr>
+      <w:r>
+        <w:rPr>
+          <w:i/>
+          <w:color w:val="7F6000"/>
+          <w:sz w:val="20"/>
+        </w:rPr>
+        <w:t>⚠  El aviso se emite como transmisor "SERVIDOR" y todos los clientes de la sala lo escuchan, incluidos los relays físicos.</w:t>
+      </w:r>
+    </w:p>
+    <w:p/>
+    <w:p>
+      <w:pPr>
+        <w:pStyle w:val="Heading2"/>
+      </w:pPr>
+      <w:r>
+        <w:rPr>
+          <w:color w:val="2E74B5"/>
+        </w:rPr>
+        <w:t>9.6 Ejemplo de flujo de administración</w:t>
+      </w:r>
+    </w:p>
+    <w:p>
+      <w:r>
+        <w:t>Escenario: EA5YYY ha instalado un relay en su Raspi y quiere operar la sala CB.</w:t>
+      </w:r>
+    </w:p>
+    <w:p>
+      <w:pPr>
+        <w:pStyle w:val="ListBullet"/>
+      </w:pPr>
+      <w:r>
+        <w:t>EA5YYY se registra en el cliente web con callsign "EA5YYY" y contraseña.</w:t>
+      </w:r>
+    </w:p>
+    <w:p>
+      <w:pPr>
+        <w:pStyle w:val="ListBullet"/>
+      </w:pPr>
+      <w:r>
+        <w:t>Admin abre Panel Admin → Usuarios → Pendientes.</w:t>
+      </w:r>
+    </w:p>
+    <w:p>
+      <w:pPr>
+        <w:pStyle w:val="ListBullet"/>
+      </w:pPr>
+      <w:r>
+        <w:t>Admin aprueba la cuenta de EA5YYY.</w:t>
+      </w:r>
+    </w:p>
+    <w:p>
+      <w:pPr>
+        <w:pStyle w:val="ListBullet"/>
+      </w:pPr>
+      <w:r>
+        <w:t>Admin cambia su rol a relay_operator.</w:t>
+      </w:r>
+    </w:p>
+    <w:p>
+      <w:pPr>
+        <w:pStyle w:val="ListBullet"/>
+      </w:pPr>
+      <w:r>
+        <w:t>Admin asigna el callsign de relay: 0R-IN70WN (el daemon de EA5YYY).</w:t>
+      </w:r>
+    </w:p>
+    <w:p>
+      <w:pPr>
+        <w:pStyle w:val="ListBullet"/>
+      </w:pPr>
+      <w:r>
+        <w:t>EA5YYY inicia sesión y ve el Panel de Operador con telemetría de su relay 0R-IN70WN.</w:t>
+      </w:r>
+    </w:p>
+    <w:p>
+      <w:pPr>
+        <w:pStyle w:val="ListBullet"/>
+      </w:pPr>
+      <w:r>
+        <w:t>Desde ese panel puede ver el nivel de audio, el estado del PTT y enviar comandos remotos a su Raspi.</w:t>
+      </w:r>
+    </w:p>
+    <w:p>
+      <w:r>
+        <w:br w:type="page"/>
+      </w:r>
+    </w:p>
+    <w:p>
+      <w:pPr>
+        <w:pStyle w:val="Heading1"/>
+      </w:pPr>
+      <w:r>
+        <w:rPr>
+          <w:color w:val="1F497D"/>
+        </w:rPr>
+        <w:t>10. Panel de Operador de Radioenlace</w:t>
+      </w:r>
+    </w:p>
+    <w:p>
+      <w:r>
+        <w:t>El panel de operador es la interfaz para el operador humano responsable de un relay daemon físico. Permite monitorizar el estado del enlace y enviar comandos remotos a la Raspberry Pi o PC donde corre el relay daemon, desde cualquier navegador.</w:t>
+      </w:r>
+    </w:p>
+    <w:p>
+      <w:pPr>
+        <w:ind w:left="340"/>
+      </w:pPr>
+      <w:r>
+        <w:rPr>
+          <w:i/>
+          <w:color w:val="7F6000"/>
+          <w:sz w:val="20"/>
+        </w:rPr>
+        <w:t>⚠  Para acceder, el usuario debe tener rol relay_operator y un callsign de relay asignado por el admin, o bien ser admin.</w:t>
+      </w:r>
+    </w:p>
+    <w:p/>
+    <w:p>
+      <w:pPr>
+        <w:pStyle w:val="Heading2"/>
+      </w:pPr>
+      <w:r>
+        <w:rPr>
+          <w:color w:val="2E74B5"/>
+        </w:rPr>
+        <w:t>10.1 Telemetría en tiempo real</w:t>
+      </w:r>
+    </w:p>
+    <w:p>
+      <w:r>
+        <w:t>El panel muestra de forma continua:</w:t>
+      </w:r>
+    </w:p>
+    <w:tbl>
+      <w:tblPr>
+        <w:tblStyle w:val="TableGrid"/>
+        <w:tblW w:type="auto" w:w="0"/>
+        <w:tblLook w:firstColumn="1" w:firstRow="1" w:lastColumn="0" w:lastRow="0" w:noHBand="0" w:noVBand="1" w:val="04A0"/>
+      </w:tblPr>
+      <w:tblGrid>
+        <w:gridCol w:w="4320"/>
+        <w:gridCol w:w="4320"/>
+      </w:tblGrid>
+      <w:tr>
+        <w:tc>
+          <w:tcPr>
+            <w:tcW w:type="dxa" w:w="4320"/>
+            <w:shd w:val="clear" w:color="auto" w:fill="2E74B5"/>
+            <w:tcW w:w="2551" w:type="dxa"/>
+          </w:tcPr>
+          <w:p>
+            <w:r>
+              <w:rPr>
+                <w:b/>
+                <w:color w:val="FFFFFF"/>
+                <w:sz w:val="20"/>
+              </w:rPr>
+              <w:t>Indicador</w:t>
+            </w:r>
+          </w:p>
+        </w:tc>
+        <w:tc>
+          <w:tcPr>
+            <w:tcW w:type="dxa" w:w="4320"/>
+            <w:shd w:val="clear" w:color="auto" w:fill="2E74B5"/>
+            <w:tcW w:w="7087" w:type="dxa"/>
+          </w:tcPr>
+          <w:p>
+            <w:r>
+              <w:rPr>
+                <w:b/>
+                <w:color w:val="FFFFFF"/>
+                <w:sz w:val="20"/>
+              </w:rPr>
+              <w:t>Descripción</w:t>
+            </w:r>
+          </w:p>
+        </w:tc>
+      </w:tr>
+      <w:tr>
+        <w:tc>
+          <w:tcPr>
+            <w:tcW w:type="dxa" w:w="4320"/>
+            <w:shd w:val="clear" w:color="auto" w:fill="FFFFFF"/>
+            <w:tcW w:w="2551" w:type="dxa"/>
+          </w:tcPr>
+          <w:p>
+            <w:r/>
+            <w:r>
+              <w:rPr>
+                <w:sz w:val="20"/>
+              </w:rPr>
+              <w:t>Estado de conexión</w:t>
+            </w:r>
+          </w:p>
+        </w:tc>
+        <w:tc>
+          <w:tcPr>
+            <w:tcW w:type="dxa" w:w="4320"/>
+            <w:shd w:val="clear" w:color="auto" w:fill="FFFFFF"/>
+            <w:tcW w:w="7087" w:type="dxa"/>
+          </w:tcPr>
+          <w:p>
+            <w:r/>
+            <w:r>
+              <w:rPr>
+                <w:sz w:val="20"/>
+              </w:rPr>
+              <w:t>Online / Offline — si el daemon está conectado al servidor eQSO en este momento.</w:t>
+            </w:r>
+          </w:p>
+        </w:tc>
+      </w:tr>
+      <w:tr>
+        <w:tc>
+          <w:tcPr>
+            <w:tcW w:type="dxa" w:w="4320"/>
+            <w:shd w:val="clear" w:color="auto" w:fill="EEF4FB"/>
+            <w:tcW w:w="2551" w:type="dxa"/>
+          </w:tcPr>
+          <w:p>
+            <w:r/>
+            <w:r>
+              <w:rPr>
+                <w:sz w:val="20"/>
+              </w:rPr>
+              <w:t>Sala actual</w:t>
+            </w:r>
+          </w:p>
+        </w:tc>
+        <w:tc>
+          <w:tcPr>
+            <w:tcW w:type="dxa" w:w="4320"/>
+            <w:shd w:val="clear" w:color="auto" w:fill="EEF4FB"/>
+            <w:tcW w:w="7087" w:type="dxa"/>
+          </w:tcPr>
+          <w:p>
+            <w:r/>
+            <w:r>
+              <w:rPr>
+                <w:sz w:val="20"/>
+              </w:rPr>
+              <w:t>Sala a la que está conectado el relay daemon (ej: CB).</w:t>
+            </w:r>
+          </w:p>
+        </w:tc>
+      </w:tr>
+      <w:tr>
+        <w:tc>
+          <w:tcPr>
+            <w:tcW w:type="dxa" w:w="4320"/>
+            <w:shd w:val="clear" w:color="auto" w:fill="FFFFFF"/>
+            <w:tcW w:w="2551" w:type="dxa"/>
+          </w:tcPr>
+          <w:p>
+            <w:r/>
+            <w:r>
+              <w:rPr>
+                <w:sz w:val="20"/>
+              </w:rPr>
+              <w:t>Estado PTT</w:t>
+            </w:r>
+          </w:p>
+        </w:tc>
+        <w:tc>
+          <w:tcPr>
+            <w:tcW w:type="dxa" w:w="4320"/>
+            <w:shd w:val="clear" w:color="auto" w:fill="FFFFFF"/>
+            <w:tcW w:w="7087" w:type="dxa"/>
+          </w:tcPr>
+          <w:p>
+            <w:r/>
+            <w:r>
+              <w:rPr>
+                <w:sz w:val="20"/>
+              </w:rPr>
+              <w:t>TX (transmitiendo a la radio RF), RX (recibiendo de la sala), Idle (en espera).</w:t>
+            </w:r>
+          </w:p>
+        </w:tc>
+      </w:tr>
+      <w:tr>
+        <w:tc>
+          <w:tcPr>
+            <w:tcW w:type="dxa" w:w="4320"/>
+            <w:shd w:val="clear" w:color="auto" w:fill="EEF4FB"/>
+            <w:tcW w:w="2551" w:type="dxa"/>
+          </w:tcPr>
+          <w:p>
+            <w:r/>
+            <w:r>
+              <w:rPr>
+                <w:sz w:val="20"/>
+              </w:rPr>
+              <w:t>Nivel de audio (RMS)</w:t>
+            </w:r>
+          </w:p>
+        </w:tc>
+        <w:tc>
+          <w:tcPr>
+            <w:tcW w:type="dxa" w:w="4320"/>
+            <w:shd w:val="clear" w:color="auto" w:fill="EEF4FB"/>
+            <w:tcW w:w="7087" w:type="dxa"/>
+          </w:tcPr>
+          <w:p>
+            <w:r/>
+            <w:r>
+              <w:rPr>
+                <w:sz w:val="20"/>
+              </w:rPr>
+              <w:t>Barra visual con el nivel de audio capturado de la radio en tiempo real.</w:t>
+            </w:r>
+          </w:p>
+        </w:tc>
+      </w:tr>
+      <w:tr>
+        <w:tc>
+          <w:tcPr>
+            <w:tcW w:type="dxa" w:w="4320"/>
+            <w:shd w:val="clear" w:color="auto" w:fill="FFFFFF"/>
+            <w:tcW w:w="2551" w:type="dxa"/>
+          </w:tcPr>
+          <w:p>
+            <w:r/>
+            <w:r>
+              <w:rPr>
+                <w:sz w:val="20"/>
+              </w:rPr>
+              <w:t>Estado VOX</w:t>
+            </w:r>
+          </w:p>
+        </w:tc>
+        <w:tc>
+          <w:tcPr>
+            <w:tcW w:type="dxa" w:w="4320"/>
+            <w:shd w:val="clear" w:color="auto" w:fill="FFFFFF"/>
+            <w:tcW w:w="7087" w:type="dxa"/>
+          </w:tcPr>
+          <w:p>
+            <w:r/>
+            <w:r>
+              <w:rPr>
+                <w:sz w:val="20"/>
+              </w:rPr>
+              <w:t>Indica si el VOX está activo (detectando voz) o inactivo.</w:t>
+            </w:r>
+          </w:p>
+        </w:tc>
+      </w:tr>
+      <w:tr>
+        <w:tc>
+          <w:tcPr>
+            <w:tcW w:type="dxa" w:w="4320"/>
+            <w:shd w:val="clear" w:color="auto" w:fill="EEF4FB"/>
+            <w:tcW w:w="2551" w:type="dxa"/>
+          </w:tcPr>
+          <w:p>
+            <w:r/>
+            <w:r>
+              <w:rPr>
+                <w:sz w:val="20"/>
+              </w:rPr>
+              <w:t>TX Packets</w:t>
+            </w:r>
+          </w:p>
+        </w:tc>
+        <w:tc>
+          <w:tcPr>
+            <w:tcW w:type="dxa" w:w="4320"/>
+            <w:shd w:val="clear" w:color="auto" w:fill="EEF4FB"/>
+            <w:tcW w:w="7087" w:type="dxa"/>
+          </w:tcPr>
+          <w:p>
+            <w:r/>
+            <w:r>
+              <w:rPr>
+                <w:sz w:val="20"/>
+              </w:rPr>
+              <w:t>Número de paquetes GSM enviados al servidor desde que arrancó el daemon.</w:t>
+            </w:r>
+          </w:p>
+        </w:tc>
+      </w:tr>
+      <w:tr>
+        <w:tc>
+          <w:tcPr>
+            <w:tcW w:type="dxa" w:w="4320"/>
+            <w:shd w:val="clear" w:color="auto" w:fill="FFFFFF"/>
+            <w:tcW w:w="2551" w:type="dxa"/>
+          </w:tcPr>
+          <w:p>
+            <w:r/>
+            <w:r>
+              <w:rPr>
+                <w:sz w:val="20"/>
+              </w:rPr>
+              <w:t>RX Packets</w:t>
+            </w:r>
+          </w:p>
+        </w:tc>
+        <w:tc>
+          <w:tcPr>
+            <w:tcW w:type="dxa" w:w="4320"/>
+            <w:shd w:val="clear" w:color="auto" w:fill="FFFFFF"/>
+            <w:tcW w:w="7087" w:type="dxa"/>
+          </w:tcPr>
+          <w:p>
+            <w:r/>
+            <w:r>
+              <w:rPr>
+                <w:sz w:val="20"/>
+              </w:rPr>
+              <w:t>Número de paquetes GSM recibidos del servidor.</w:t>
+            </w:r>
+          </w:p>
+        </w:tc>
+      </w:tr>
+      <w:tr>
+        <w:tc>
+          <w:tcPr>
+            <w:tcW w:type="dxa" w:w="4320"/>
+            <w:shd w:val="clear" w:color="auto" w:fill="EEF4FB"/>
+            <w:tcW w:w="2551" w:type="dxa"/>
+          </w:tcPr>
+          <w:p>
+            <w:r/>
+            <w:r>
+              <w:rPr>
+                <w:sz w:val="20"/>
+              </w:rPr>
+              <w:t>Usuarios en sala</w:t>
+            </w:r>
+          </w:p>
+        </w:tc>
+        <w:tc>
+          <w:tcPr>
+            <w:tcW w:type="dxa" w:w="4320"/>
+            <w:shd w:val="clear" w:color="auto" w:fill="EEF4FB"/>
+            <w:tcW w:w="7087" w:type="dxa"/>
+          </w:tcPr>
+          <w:p>
+            <w:r/>
+            <w:r>
+              <w:rPr>
+                <w:sz w:val="20"/>
+              </w:rPr>
+              <w:t>Número de usuarios conectados en la sala en ese momento.</w:t>
+            </w:r>
+          </w:p>
+        </w:tc>
+      </w:tr>
+      <w:tr>
+        <w:tc>
+          <w:tcPr>
+            <w:tcW w:type="dxa" w:w="4320"/>
+            <w:shd w:val="clear" w:color="auto" w:fill="FFFFFF"/>
+            <w:tcW w:w="2551" w:type="dxa"/>
+          </w:tcPr>
+          <w:p>
+            <w:r/>
+            <w:r>
+              <w:rPr>
+                <w:sz w:val="20"/>
+              </w:rPr>
+              <w:t>Canal activo</w:t>
+            </w:r>
+          </w:p>
+        </w:tc>
+        <w:tc>
+          <w:tcPr>
+            <w:tcW w:type="dxa" w:w="4320"/>
+            <w:shd w:val="clear" w:color="auto" w:fill="FFFFFF"/>
+            <w:tcW w:w="7087" w:type="dxa"/>
+          </w:tcPr>
+          <w:p>
+            <w:r/>
+            <w:r>
+              <w:rPr>
+                <w:sz w:val="20"/>
+              </w:rPr>
+              <w:t>Indica si alguien está transmitiendo en la sala en este momento.</w:t>
+            </w:r>
+          </w:p>
+        </w:tc>
+      </w:tr>
+      <w:tr>
+        <w:tc>
+          <w:tcPr>
+            <w:tcW w:type="dxa" w:w="4320"/>
+            <w:shd w:val="clear" w:color="auto" w:fill="EEF4FB"/>
+            <w:tcW w:w="2551" w:type="dxa"/>
+          </w:tcPr>
+          <w:p>
+            <w:r/>
+            <w:r>
+              <w:rPr>
+                <w:sz w:val="20"/>
+              </w:rPr>
+              <w:t>Uptime</w:t>
+            </w:r>
+          </w:p>
+        </w:tc>
+        <w:tc>
+          <w:tcPr>
+            <w:tcW w:type="dxa" w:w="4320"/>
+            <w:shd w:val="clear" w:color="auto" w:fill="EEF4FB"/>
+            <w:tcW w:w="7087" w:type="dxa"/>
+          </w:tcPr>
+          <w:p>
+            <w:r/>
+            <w:r>
+              <w:rPr>
+                <w:sz w:val="20"/>
+              </w:rPr>
+              <w:t>Tiempo que lleva activo el daemon sin reiniciarse.</w:t>
+            </w:r>
+          </w:p>
+        </w:tc>
+      </w:tr>
+    </w:tbl>
+    <w:p/>
+    <w:p>
+      <w:pPr>
+        <w:pStyle w:val="Heading2"/>
+      </w:pPr>
+      <w:r>
+        <w:rPr>
+          <w:color w:val="2E74B5"/>
+        </w:rPr>
+        <w:t>10.2 Comandos remotos</w:t>
+      </w:r>
+    </w:p>
+    <w:p>
+      <w:r>
+        <w:t>El operador puede enviar comandos al daemon desde el panel web:</w:t>
+      </w:r>
+    </w:p>
+    <w:tbl>
+      <w:tblPr>
+        <w:tblStyle w:val="TableGrid"/>
+        <w:tblW w:type="auto" w:w="0"/>
+        <w:tblLook w:firstColumn="1" w:firstRow="1" w:lastColumn="0" w:lastRow="0" w:noHBand="0" w:noVBand="1" w:val="04A0"/>
+      </w:tblPr>
+      <w:tblGrid>
+        <w:gridCol w:w="4320"/>
+        <w:gridCol w:w="4320"/>
+      </w:tblGrid>
+      <w:tr>
+        <w:tc>
+          <w:tcPr>
+            <w:tcW w:type="dxa" w:w="4320"/>
+            <w:shd w:val="clear" w:color="auto" w:fill="2E74B5"/>
+            <w:tcW w:w="2835" w:type="dxa"/>
+          </w:tcPr>
+          <w:p>
+            <w:r>
+              <w:rPr>
+                <w:b/>
+                <w:color w:val="FFFFFF"/>
+                <w:sz w:val="20"/>
+              </w:rPr>
+              <w:t>Botón / Acción</w:t>
+            </w:r>
+          </w:p>
+        </w:tc>
+        <w:tc>
+          <w:tcPr>
+            <w:tcW w:type="dxa" w:w="4320"/>
+            <w:shd w:val="clear" w:color="auto" w:fill="2E74B5"/>
+            <w:tcW w:w="6804" w:type="dxa"/>
+          </w:tcPr>
+          <w:p>
+            <w:r>
+              <w:rPr>
+                <w:b/>
+                <w:color w:val="FFFFFF"/>
+                <w:sz w:val="20"/>
+              </w:rPr>
+              <w:t>Efecto en el relay daemon</w:t>
+            </w:r>
+          </w:p>
+        </w:tc>
+      </w:tr>
+      <w:tr>
+        <w:tc>
+          <w:tcPr>
+            <w:tcW w:type="dxa" w:w="4320"/>
+            <w:shd w:val="clear" w:color="auto" w:fill="FFFFFF"/>
+            <w:tcW w:w="2835" w:type="dxa"/>
+          </w:tcPr>
+          <w:p>
+            <w:r/>
+            <w:r>
+              <w:rPr>
+                <w:sz w:val="20"/>
+              </w:rPr>
+              <w:t>Probar PTT</w:t>
+            </w:r>
+          </w:p>
+        </w:tc>
+        <w:tc>
+          <w:tcPr>
+            <w:tcW w:type="dxa" w:w="4320"/>
+            <w:shd w:val="clear" w:color="auto" w:fill="FFFFFF"/>
+            <w:tcW w:w="6804" w:type="dxa"/>
+          </w:tcPr>
+          <w:p>
+            <w:r/>
+            <w:r>
+              <w:rPr>
+                <w:sz w:val="20"/>
+              </w:rPr>
+              <w:t>Activa el PTT de la radio durante unos segundos para verificar que el hardware funciona.</w:t>
+            </w:r>
+          </w:p>
+        </w:tc>
+      </w:tr>
+      <w:tr>
+        <w:tc>
+          <w:tcPr>
+            <w:tcW w:type="dxa" w:w="4320"/>
+            <w:shd w:val="clear" w:color="auto" w:fill="EEF4FB"/>
+            <w:tcW w:w="2835" w:type="dxa"/>
+          </w:tcPr>
+          <w:p>
+            <w:r/>
+            <w:r>
+              <w:rPr>
+                <w:sz w:val="20"/>
+              </w:rPr>
+              <w:t>Silenciar RX</w:t>
+            </w:r>
+          </w:p>
+        </w:tc>
+        <w:tc>
+          <w:tcPr>
+            <w:tcW w:type="dxa" w:w="4320"/>
+            <w:shd w:val="clear" w:color="auto" w:fill="EEF4FB"/>
+            <w:tcW w:w="6804" w:type="dxa"/>
+          </w:tcPr>
+          <w:p>
+            <w:r/>
+            <w:r>
+              <w:rPr>
+                <w:sz w:val="20"/>
+              </w:rPr>
+              <w:t>El daemon deja de reproducir audio de la sala por el altavoz de la radio (sin desconectarse).</w:t>
+            </w:r>
+          </w:p>
+        </w:tc>
+      </w:tr>
+      <w:tr>
+        <w:tc>
+          <w:tcPr>
+            <w:tcW w:type="dxa" w:w="4320"/>
+            <w:shd w:val="clear" w:color="auto" w:fill="FFFFFF"/>
+            <w:tcW w:w="2835" w:type="dxa"/>
+          </w:tcPr>
+          <w:p>
+            <w:r/>
+            <w:r>
+              <w:rPr>
+                <w:sz w:val="20"/>
+              </w:rPr>
+              <w:t>Activar RX</w:t>
+            </w:r>
+          </w:p>
+        </w:tc>
+        <w:tc>
+          <w:tcPr>
+            <w:tcW w:type="dxa" w:w="4320"/>
+            <w:shd w:val="clear" w:color="auto" w:fill="FFFFFF"/>
+            <w:tcW w:w="6804" w:type="dxa"/>
+          </w:tcPr>
+          <w:p>
+            <w:r/>
+            <w:r>
+              <w:rPr>
+                <w:sz w:val="20"/>
+              </w:rPr>
+              <w:t>Reactiva la reproducción de audio de la sala hacia la radio.</w:t>
+            </w:r>
+          </w:p>
+        </w:tc>
+      </w:tr>
+      <w:tr>
+        <w:tc>
+          <w:tcPr>
+            <w:tcW w:type="dxa" w:w="4320"/>
+            <w:shd w:val="clear" w:color="auto" w:fill="EEF4FB"/>
+            <w:tcW w:w="2835" w:type="dxa"/>
+          </w:tcPr>
+          <w:p>
+            <w:r/>
+            <w:r>
+              <w:rPr>
+                <w:sz w:val="20"/>
+              </w:rPr>
+              <w:t>Reconectar</w:t>
+            </w:r>
+          </w:p>
+        </w:tc>
+        <w:tc>
+          <w:tcPr>
+            <w:tcW w:type="dxa" w:w="4320"/>
+            <w:shd w:val="clear" w:color="auto" w:fill="EEF4FB"/>
+            <w:tcW w:w="6804" w:type="dxa"/>
+          </w:tcPr>
+          <w:p>
+            <w:r/>
+            <w:r>
+              <w:rPr>
+                <w:sz w:val="20"/>
+              </w:rPr>
+              <w:t>Fuerza al daemon a cerrar y reabrir la conexión TCP con el servidor eQSO.</w:t>
+            </w:r>
+          </w:p>
+        </w:tc>
+      </w:tr>
+    </w:tbl>
+    <w:p>
+      <w:pPr>
+        <w:ind w:left="340"/>
+      </w:pPr>
+      <w:r>
+        <w:rPr>
+          <w:i/>
+          <w:color w:val="196019"/>
+          <w:sz w:val="20"/>
+        </w:rPr>
+        <w:t>💡 "Probar PTT" es especialmente útil durante la puesta en marcha para verificar que el cable serie y el pin RTS/DTR están correctamente conectados a la radio.</w:t>
+      </w:r>
+    </w:p>
+    <w:p/>
+    <w:p>
+      <w:pPr>
+        <w:pStyle w:val="Heading2"/>
+      </w:pPr>
+      <w:r>
+        <w:rPr>
+          <w:color w:val="2E74B5"/>
+        </w:rPr>
+        <w:t>10.3 Diferencias entre Operador y Administrador</w:t>
+      </w:r>
+    </w:p>
+    <w:tbl>
+      <w:tblPr>
+        <w:tblStyle w:val="TableGrid"/>
+        <w:tblW w:type="auto" w:w="0"/>
+        <w:tblLook w:firstColumn="1" w:firstRow="1" w:lastColumn="0" w:lastRow="0" w:noHBand="0" w:noVBand="1" w:val="04A0"/>
+      </w:tblPr>
+      <w:tblGrid>
+        <w:gridCol w:w="2880"/>
+        <w:gridCol w:w="2880"/>
+        <w:gridCol w:w="2880"/>
+      </w:tblGrid>
+      <w:tr>
+        <w:tc>
+          <w:tcPr>
+            <w:tcW w:type="dxa" w:w="2880"/>
+            <w:shd w:val="clear" w:color="auto" w:fill="2E74B5"/>
+            <w:tcW w:w="3685" w:type="dxa"/>
+          </w:tcPr>
+          <w:p>
+            <w:r>
+              <w:rPr>
+                <w:b/>
+                <w:color w:val="FFFFFF"/>
+                <w:sz w:val="20"/>
+              </w:rPr>
+              <w:t>Función</w:t>
+            </w:r>
+          </w:p>
+        </w:tc>
+        <w:tc>
+          <w:tcPr>
+            <w:tcW w:type="dxa" w:w="2880"/>
+            <w:shd w:val="clear" w:color="auto" w:fill="2E74B5"/>
+            <w:tcW w:w="2551" w:type="dxa"/>
+          </w:tcPr>
+          <w:p>
+            <w:r>
+              <w:rPr>
+                <w:b/>
+                <w:color w:val="FFFFFF"/>
+                <w:sz w:val="20"/>
+              </w:rPr>
+              <w:t>Operador (relay_operator)</w:t>
+            </w:r>
+          </w:p>
+        </w:tc>
+        <w:tc>
+          <w:tcPr>
+            <w:tcW w:type="dxa" w:w="2880"/>
+            <w:shd w:val="clear" w:color="auto" w:fill="2E74B5"/>
+            <w:tcW w:w="2551" w:type="dxa"/>
+          </w:tcPr>
+          <w:p>
+            <w:r>
+              <w:rPr>
+                <w:b/>
+                <w:color w:val="FFFFFF"/>
+                <w:sz w:val="20"/>
+              </w:rPr>
+              <w:t>Administrador (admin)</w:t>
+            </w:r>
+          </w:p>
+        </w:tc>
+      </w:tr>
+      <w:tr>
+        <w:tc>
+          <w:tcPr>
+            <w:tcW w:type="dxa" w:w="2880"/>
+            <w:shd w:val="clear" w:color="auto" w:fill="FFFFFF"/>
+            <w:tcW w:w="3685" w:type="dxa"/>
+          </w:tcPr>
+          <w:p>
+            <w:r/>
+            <w:r>
+              <w:rPr>
+                <w:sz w:val="20"/>
+              </w:rPr>
+              <w:t>Ver telemetría de su relay</w:t>
+            </w:r>
+          </w:p>
+        </w:tc>
+        <w:tc>
+          <w:tcPr>
+            <w:tcW w:type="dxa" w:w="2880"/>
+            <w:shd w:val="clear" w:color="auto" w:fill="FFFFFF"/>
+            <w:tcW w:w="2551" w:type="dxa"/>
+          </w:tcPr>
+          <w:p>
+            <w:r/>
+            <w:r>
+              <w:rPr>
+                <w:sz w:val="20"/>
+              </w:rPr>
+              <w:t>✅</w:t>
+            </w:r>
+          </w:p>
+        </w:tc>
+        <w:tc>
+          <w:tcPr>
+            <w:tcW w:type="dxa" w:w="2880"/>
+            <w:shd w:val="clear" w:color="auto" w:fill="FFFFFF"/>
+            <w:tcW w:w="2551" w:type="dxa"/>
+          </w:tcPr>
+          <w:p>
+            <w:r/>
+            <w:r>
+              <w:rPr>
+                <w:sz w:val="20"/>
+              </w:rPr>
+              <w:t>✅</w:t>
+            </w:r>
+          </w:p>
+        </w:tc>
+      </w:tr>
+      <w:tr>
+        <w:tc>
+          <w:tcPr>
+            <w:tcW w:type="dxa" w:w="2880"/>
+            <w:shd w:val="clear" w:color="auto" w:fill="EEF4FB"/>
+            <w:tcW w:w="3685" w:type="dxa"/>
+          </w:tcPr>
+          <w:p>
+            <w:r/>
+            <w:r>
+              <w:rPr>
+                <w:sz w:val="20"/>
+              </w:rPr>
+              <w:t>Ver telemetría de todos los relays</w:t>
+            </w:r>
+          </w:p>
+        </w:tc>
+        <w:tc>
+          <w:tcPr>
+            <w:tcW w:type="dxa" w:w="2880"/>
+            <w:shd w:val="clear" w:color="auto" w:fill="EEF4FB"/>
+            <w:tcW w:w="2551" w:type="dxa"/>
+          </w:tcPr>
+          <w:p>
+            <w:r/>
+            <w:r>
+              <w:rPr>
+                <w:sz w:val="20"/>
+              </w:rPr>
+              <w:t>❌</w:t>
+            </w:r>
+          </w:p>
+        </w:tc>
+        <w:tc>
+          <w:tcPr>
+            <w:tcW w:type="dxa" w:w="2880"/>
+            <w:shd w:val="clear" w:color="auto" w:fill="EEF4FB"/>
+            <w:tcW w:w="2551" w:type="dxa"/>
+          </w:tcPr>
+          <w:p>
+            <w:r/>
+            <w:r>
+              <w:rPr>
+                <w:sz w:val="20"/>
+              </w:rPr>
+              <w:t>✅</w:t>
+            </w:r>
+          </w:p>
+        </w:tc>
+      </w:tr>
+      <w:tr>
+        <w:tc>
+          <w:tcPr>
+            <w:tcW w:type="dxa" w:w="2880"/>
+            <w:shd w:val="clear" w:color="auto" w:fill="FFFFFF"/>
+            <w:tcW w:w="3685" w:type="dxa"/>
+          </w:tcPr>
+          <w:p>
+            <w:r/>
+            <w:r>
+              <w:rPr>
+                <w:sz w:val="20"/>
+              </w:rPr>
+              <w:t>Enviar comandos a su relay</w:t>
+            </w:r>
+          </w:p>
+        </w:tc>
+        <w:tc>
+          <w:tcPr>
+            <w:tcW w:type="dxa" w:w="2880"/>
+            <w:shd w:val="clear" w:color="auto" w:fill="FFFFFF"/>
+            <w:tcW w:w="2551" w:type="dxa"/>
+          </w:tcPr>
+          <w:p>
+            <w:r/>
+            <w:r>
+              <w:rPr>
+                <w:sz w:val="20"/>
+              </w:rPr>
+              <w:t>✅</w:t>
+            </w:r>
+          </w:p>
+        </w:tc>
+        <w:tc>
+          <w:tcPr>
+            <w:tcW w:type="dxa" w:w="2880"/>
+            <w:shd w:val="clear" w:color="auto" w:fill="FFFFFF"/>
+            <w:tcW w:w="2551" w:type="dxa"/>
+          </w:tcPr>
+          <w:p>
+            <w:r/>
+            <w:r>
+              <w:rPr>
+                <w:sz w:val="20"/>
+              </w:rPr>
+              <w:t>✅</w:t>
+            </w:r>
+          </w:p>
+        </w:tc>
+      </w:tr>
+      <w:tr>
+        <w:tc>
+          <w:tcPr>
+            <w:tcW w:type="dxa" w:w="2880"/>
+            <w:shd w:val="clear" w:color="auto" w:fill="EEF4FB"/>
+            <w:tcW w:w="3685" w:type="dxa"/>
+          </w:tcPr>
+          <w:p>
+            <w:r/>
+            <w:r>
+              <w:rPr>
+                <w:sz w:val="20"/>
+              </w:rPr>
+              <w:t>Enviar comandos a cualquier relay</w:t>
+            </w:r>
+          </w:p>
+        </w:tc>
+        <w:tc>
+          <w:tcPr>
+            <w:tcW w:type="dxa" w:w="2880"/>
+            <w:shd w:val="clear" w:color="auto" w:fill="EEF4FB"/>
+            <w:tcW w:w="2551" w:type="dxa"/>
+          </w:tcPr>
+          <w:p>
+            <w:r/>
+            <w:r>
+              <w:rPr>
+                <w:sz w:val="20"/>
+              </w:rPr>
+              <w:t>❌</w:t>
+            </w:r>
+          </w:p>
+        </w:tc>
+        <w:tc>
+          <w:tcPr>
+            <w:tcW w:type="dxa" w:w="2880"/>
+            <w:shd w:val="clear" w:color="auto" w:fill="EEF4FB"/>
+            <w:tcW w:w="2551" w:type="dxa"/>
+          </w:tcPr>
+          <w:p>
+            <w:r/>
+            <w:r>
+              <w:rPr>
+                <w:sz w:val="20"/>
+              </w:rPr>
+              <w:t>✅</w:t>
+            </w:r>
+          </w:p>
+        </w:tc>
+      </w:tr>
+      <w:tr>
+        <w:tc>
+          <w:tcPr>
+            <w:tcW w:type="dxa" w:w="2880"/>
+            <w:shd w:val="clear" w:color="auto" w:fill="FFFFFF"/>
+            <w:tcW w:w="3685" w:type="dxa"/>
+          </w:tcPr>
+          <w:p>
+            <w:r/>
+            <w:r>
+              <w:rPr>
+                <w:sz w:val="20"/>
+              </w:rPr>
+              <w:t>Gestionar usuarios</w:t>
+            </w:r>
+          </w:p>
+        </w:tc>
+        <w:tc>
+          <w:tcPr>
+            <w:tcW w:type="dxa" w:w="2880"/>
+            <w:shd w:val="clear" w:color="auto" w:fill="FFFFFF"/>
+            <w:tcW w:w="2551" w:type="dxa"/>
+          </w:tcPr>
+          <w:p>
+            <w:r/>
+            <w:r>
+              <w:rPr>
+                <w:sz w:val="20"/>
+              </w:rPr>
+              <w:t>❌</w:t>
+            </w:r>
+          </w:p>
+        </w:tc>
+        <w:tc>
+          <w:tcPr>
+            <w:tcW w:type="dxa" w:w="2880"/>
+            <w:shd w:val="clear" w:color="auto" w:fill="FFFFFF"/>
+            <w:tcW w:w="2551" w:type="dxa"/>
+          </w:tcPr>
+          <w:p>
+            <w:r/>
+            <w:r>
+              <w:rPr>
+                <w:sz w:val="20"/>
+              </w:rPr>
+              <w:t>✅</w:t>
+            </w:r>
+          </w:p>
+        </w:tc>
+      </w:tr>
+      <w:tr>
+        <w:tc>
+          <w:tcPr>
+            <w:tcW w:type="dxa" w:w="2880"/>
+            <w:shd w:val="clear" w:color="auto" w:fill="EEF4FB"/>
+            <w:tcW w:w="3685" w:type="dxa"/>
+          </w:tcPr>
+          <w:p>
+            <w:r/>
+            <w:r>
+              <w:rPr>
+                <w:sz w:val="20"/>
+              </w:rPr>
+              <w:t>Gestionar servidores externos</w:t>
+            </w:r>
+          </w:p>
+        </w:tc>
+        <w:tc>
+          <w:tcPr>
+            <w:tcW w:type="dxa" w:w="2880"/>
+            <w:shd w:val="clear" w:color="auto" w:fill="EEF4FB"/>
+            <w:tcW w:w="2551" w:type="dxa"/>
+          </w:tcPr>
+          <w:p>
+            <w:r/>
+            <w:r>
+              <w:rPr>
+                <w:sz w:val="20"/>
+              </w:rPr>
+              <w:t>❌</w:t>
+            </w:r>
+          </w:p>
+        </w:tc>
+        <w:tc>
+          <w:tcPr>
+            <w:tcW w:type="dxa" w:w="2880"/>
+            <w:shd w:val="clear" w:color="auto" w:fill="EEF4FB"/>
+            <w:tcW w:w="2551" w:type="dxa"/>
+          </w:tcPr>
+          <w:p>
+            <w:r/>
+            <w:r>
+              <w:rPr>
+                <w:sz w:val="20"/>
+              </w:rPr>
+              <w:t>✅</w:t>
+            </w:r>
+          </w:p>
+        </w:tc>
+      </w:tr>
+      <w:tr>
+        <w:tc>
+          <w:tcPr>
+            <w:tcW w:type="dxa" w:w="2880"/>
+            <w:shd w:val="clear" w:color="auto" w:fill="FFFFFF"/>
+            <w:tcW w:w="3685" w:type="dxa"/>
+          </w:tcPr>
+          <w:p>
+            <w:r/>
+            <w:r>
+              <w:rPr>
+                <w:sz w:val="20"/>
+              </w:rPr>
+              <w:t>Configurar avisos de inactividad</w:t>
+            </w:r>
+          </w:p>
+        </w:tc>
+        <w:tc>
+          <w:tcPr>
+            <w:tcW w:type="dxa" w:w="2880"/>
+            <w:shd w:val="clear" w:color="auto" w:fill="FFFFFF"/>
+            <w:tcW w:w="2551" w:type="dxa"/>
+          </w:tcPr>
+          <w:p>
+            <w:r/>
+            <w:r>
+              <w:rPr>
+                <w:sz w:val="20"/>
+              </w:rPr>
+              <w:t>❌</w:t>
+            </w:r>
+          </w:p>
+        </w:tc>
+        <w:tc>
+          <w:tcPr>
+            <w:tcW w:type="dxa" w:w="2880"/>
+            <w:shd w:val="clear" w:color="auto" w:fill="FFFFFF"/>
+            <w:tcW w:w="2551" w:type="dxa"/>
+          </w:tcPr>
+          <w:p>
+            <w:r/>
+            <w:r>
+              <w:rPr>
+                <w:sz w:val="20"/>
+              </w:rPr>
+              <w:t>✅</w:t>
+            </w:r>
+          </w:p>
+        </w:tc>
+      </w:tr>
+      <w:tr>
+        <w:tc>
+          <w:tcPr>
+            <w:tcW w:type="dxa" w:w="2880"/>
+            <w:shd w:val="clear" w:color="auto" w:fill="EEF4FB"/>
+            <w:tcW w:w="3685" w:type="dxa"/>
+          </w:tcPr>
+          <w:p>
+            <w:r/>
+            <w:r>
+              <w:rPr>
+                <w:sz w:val="20"/>
+              </w:rPr>
+              <w:t>Ver monitor global de la sala</w:t>
+            </w:r>
+          </w:p>
+        </w:tc>
+        <w:tc>
+          <w:tcPr>
+            <w:tcW w:type="dxa" w:w="2880"/>
+            <w:shd w:val="clear" w:color="auto" w:fill="EEF4FB"/>
+            <w:tcW w:w="2551" w:type="dxa"/>
+          </w:tcPr>
+          <w:p>
+            <w:r/>
+            <w:r>
+              <w:rPr>
+                <w:sz w:val="20"/>
+              </w:rPr>
+              <w:t>❌</w:t>
+            </w:r>
+          </w:p>
+        </w:tc>
+        <w:tc>
+          <w:tcPr>
+            <w:tcW w:type="dxa" w:w="2880"/>
+            <w:shd w:val="clear" w:color="auto" w:fill="EEF4FB"/>
+            <w:tcW w:w="2551" w:type="dxa"/>
+          </w:tcPr>
+          <w:p>
+            <w:r/>
+            <w:r>
+              <w:rPr>
+                <w:sz w:val="20"/>
+              </w:rPr>
+              <w:t>✅</w:t>
+            </w:r>
+          </w:p>
+        </w:tc>
+      </w:tr>
+      <w:tr>
+        <w:tc>
+          <w:tcPr>
+            <w:tcW w:type="dxa" w:w="2880"/>
+            <w:shd w:val="clear" w:color="auto" w:fill="FFFFFF"/>
+            <w:tcW w:w="3685" w:type="dxa"/>
+          </w:tcPr>
+          <w:p>
+            <w:r/>
+            <w:r>
+              <w:rPr>
+                <w:sz w:val="20"/>
+              </w:rPr>
+              <w:t>Transmitir en la sala (PTT web)</w:t>
+            </w:r>
+          </w:p>
+        </w:tc>
+        <w:tc>
+          <w:tcPr>
+            <w:tcW w:type="dxa" w:w="2880"/>
+            <w:shd w:val="clear" w:color="auto" w:fill="FFFFFF"/>
+            <w:tcW w:w="2551" w:type="dxa"/>
+          </w:tcPr>
+          <w:p>
+            <w:r/>
+            <w:r>
+              <w:rPr>
+                <w:sz w:val="20"/>
+              </w:rPr>
+              <w:t>✅ (como usuario)</w:t>
+            </w:r>
+          </w:p>
+        </w:tc>
+        <w:tc>
+          <w:tcPr>
+            <w:tcW w:type="dxa" w:w="2880"/>
+            <w:shd w:val="clear" w:color="auto" w:fill="FFFFFF"/>
+            <w:tcW w:w="2551" w:type="dxa"/>
+          </w:tcPr>
+          <w:p>
+            <w:r/>
+            <w:r>
+              <w:rPr>
+                <w:sz w:val="20"/>
+              </w:rPr>
+              <w:t>✅ (como usuario)</w:t>
+            </w:r>
+          </w:p>
+        </w:tc>
+      </w:tr>
+    </w:tbl>
+    <w:p/>
+    <w:p>
+      <w:pPr>
+        <w:pStyle w:val="Heading2"/>
+      </w:pPr>
+      <w:r>
+        <w:rPr>
+          <w:color w:val="2E74B5"/>
+        </w:rPr>
+        <w:t>10.4 Ejemplo de uso del Panel de Operador</w:t>
+      </w:r>
+    </w:p>
+    <w:p>
+      <w:r>
+        <w:t>Escenario: EA5YYY quiere verificar que su relay 0R-IN70WN está funcionando bien.</w:t>
+      </w:r>
+    </w:p>
+    <w:p>
+      <w:pPr>
+        <w:pStyle w:val="ListBullet"/>
+      </w:pPr>
+      <w:r>
+        <w:t>Inicia sesión en el cliente web con su cuenta relay_operator.</w:t>
+      </w:r>
+    </w:p>
+    <w:p>
+      <w:pPr>
+        <w:pStyle w:val="ListBullet"/>
+      </w:pPr>
+      <w:r>
+        <w:t>Ve el Panel de Operador automáticamente (no tiene acceso al panel de admin).</w:t>
+      </w:r>
+    </w:p>
+    <w:p>
+      <w:pPr>
+        <w:pStyle w:val="ListBullet"/>
+      </w:pPr>
+      <w:r>
+        <w:t>Comprueba que el indicador "Estado de conexión" muestra Online.</w:t>
+      </w:r>
+    </w:p>
+    <w:p>
+      <w:pPr>
+        <w:pStyle w:val="ListBullet"/>
+      </w:pPr>
+      <w:r>
+        <w:t>Habla por la radio CB en su ubicación y observa que el nivel RMS sube y el VOX se activa.</w:t>
+      </w:r>
+    </w:p>
+    <w:p>
+      <w:pPr>
+        <w:pStyle w:val="ListBullet"/>
+      </w:pPr>
+      <w:r>
+        <w:t>Verifica que TX Packets aumenta (confirma que el encoder GSM está funcionando).</w:t>
+      </w:r>
+    </w:p>
+    <w:p>
+      <w:pPr>
+        <w:pStyle w:val="ListBullet"/>
+      </w:pPr>
+      <w:r>
+        <w:t>Hace clic en "Probar PTT" para verificar que la radio transmite en RF cuando el server le da canal.</w:t>
+      </w:r>
+    </w:p>
+    <w:p>
+      <w:pPr>
+        <w:pStyle w:val="ListBullet"/>
+      </w:pPr>
+      <w:r>
+        <w:t>Si hay eco, hace clic en "Silenciar RX" temporalmente mientras ajusta el nivel del altavoz.</w:t>
+      </w:r>
+    </w:p>
+    <w:p>
+      <w:pPr>
+        <w:ind w:left="340"/>
+      </w:pPr>
+      <w:r>
+        <w:rPr>
+          <w:i/>
+          <w:color w:val="196019"/>
+          <w:sz w:val="20"/>
+        </w:rPr>
+        <w:t>💡 Si TX Packets no sube al hablar, el problema está en el encoder GSM o en el nivel de audio capturado. Ver sección 6.2.</w:t>
       </w:r>
     </w:p>
     <w:sectPr>

--- a/guia_relay_instalacion.docx
+++ b/guia_relay_instalacion.docx
@@ -33,11 +33,7 @@
         <w:jc w:val="center"/>
       </w:pPr>
       <w:r>
-        <w:rPr>
-          <w:color w:val="606060"/>
-          <w:sz w:val="24"/>
-        </w:rPr>
-        <w:t>Versión 1.3 — Julio 2026</w:t>
+        <w:t>Versión 1.4 — Agosto 2026</w:t>
       </w:r>
     </w:p>
     <w:p>
@@ -283,9 +279,6 @@
         <w:pStyle w:val="Heading1"/>
       </w:pPr>
       <w:r>
-        <w:rPr>
-          <w:color w:val="1F497D"/>
-        </w:rPr>
         <w:t>2. Instalación en Linux / Raspberry Pi</w:t>
       </w:r>
     </w:p>
@@ -294,84 +287,70 @@
         <w:pStyle w:val="Heading2"/>
       </w:pPr>
       <w:r>
-        <w:rPr>
-          <w:color w:val="2E74B5"/>
-        </w:rPr>
-        <w:t>2.1 Script automático (recomendado)</w:t>
+        <w:t>2.1 Requisitos y script automático (recomendado)</w:t>
       </w:r>
     </w:p>
     <w:p>
+      <w:pPr/>
       <w:r>
-        <w:t>Un solo comando instala todo de forma interactiva: Node.js, pnpm, compilación, configuración y servicio systemd.</w:t>
+        <w:t>Este instalador está pensado para Ubuntu, Debian y Raspberry Pi OS. Debe ejecutarse con un usuario normal que tenga permisos sudo; no debe ejecutarse como root.</w:t>
       </w:r>
     </w:p>
     <w:p>
-      <w:pPr>
-        <w:pStyle w:val="NoSpacing"/>
-        <w:ind w:left="454"/>
-        <w:shd w:val="clear" w:color="auto" w:fill="F2F2F2"/>
-      </w:pPr>
+      <w:pPr/>
       <w:r>
-        <w:rPr>
-          <w:rFonts w:ascii="Courier New" w:hAnsi="Courier New"/>
-          <w:color w:val="C7254E"/>
-          <w:sz w:val="18"/>
-        </w:rPr>
-        <w:t>bash &lt;(curl -fsSL https://raw.githubusercontent.com/daycart/eqso-linux/main/artifacts/relay-daemon/install/install-relay.sh)</w:t>
-      </w:r>
-    </w:p>
-    <w:p/>
-    <w:p>
-      <w:r>
-        <w:t>El script realiza automáticamente:</w:t>
+        <w:t>Se necesita conexión a internet, una tarjeta de sonido USB para la radio y, si se desea transmisión RF automática, un cable USB-serie para PTT. El administrador debe facilitar el token del relay.</w:t>
       </w:r>
     </w:p>
     <w:p>
-      <w:pPr>
-        <w:pStyle w:val="ListBullet"/>
-      </w:pPr>
+      <w:pPr/>
       <w:r>
-        <w:t>Instala ffmpeg, git y curl vía apt si no están presentes.</w:t>
+        <w:t>La instalación directa se inicia con un solo comando:</w:t>
       </w:r>
     </w:p>
     <w:p>
       <w:pPr>
-        <w:pStyle w:val="ListBullet"/>
+        <w:pStyle w:val="NoSpacing"/>
       </w:pPr>
       <w:r>
-        <w:t>Instala pnpm y Node.js LTS en el home del usuario (sin permisos root).</w:t>
+        <w:rPr>
+          <w:rFonts w:ascii="Consolas" w:hAnsi="Consolas" w:eastAsia="Consolas"/>
+        </w:rPr>
+        <w:t>bash &lt;(curl -fsSL https://raw.githubusercontent.com/daycart/eqso-linux-client/main/artifacts/relay-daemon/install/install-relay.sh)</w:t>
       </w:r>
     </w:p>
     <w:p>
-      <w:pPr>
-        <w:pStyle w:val="ListBullet"/>
-      </w:pPr>
+      <w:pPr/>
       <w:r>
-        <w:t>Clona o actualiza el repositorio en ~/eqso-linux.</w:t>
+        <w:t>Si el repositorio ya está clonado, también puede ejecutarse desde él:</w:t>
       </w:r>
     </w:p>
     <w:p>
       <w:pPr>
-        <w:pStyle w:val="ListBullet"/>
+        <w:pStyle w:val="NoSpacing"/>
       </w:pPr>
       <w:r>
-        <w:t>Compila el relay daemon.</w:t>
+        <w:rPr>
+          <w:rFonts w:ascii="Consolas" w:hAnsi="Consolas" w:eastAsia="Consolas"/>
+        </w:rPr>
+        <w:t>git clone https://github.com/daycart/eqso-linux-client</w:t>
       </w:r>
     </w:p>
     <w:p>
       <w:pPr>
-        <w:pStyle w:val="ListBullet"/>
+        <w:pStyle w:val="NoSpacing"/>
       </w:pPr>
       <w:r>
-        <w:t>Detecta tarjetas de audio USB y puertos serie disponibles.</w:t>
+        <w:rPr>
+          <w:rFonts w:ascii="Consolas" w:hAnsi="Consolas" w:eastAsia="Consolas"/>
+        </w:rPr>
+        <w:t>bash eqso-linux-client/artifacts/relay-daemon/install/install-relay.sh</w:t>
       </w:r>
     </w:p>
     <w:p>
-      <w:pPr>
-        <w:pStyle w:val="ListBullet"/>
-      </w:pPr>
+      <w:pPr/>
       <w:r>
-        <w:t>Pregunta callsign, sala, servidor, token y dispositivos.</w:t>
+        <w:t>El instalador realiza automáticamente:</w:t>
       </w:r>
     </w:p>
     <w:p>
@@ -379,7 +358,7 @@
         <w:pStyle w:val="ListBullet"/>
       </w:pPr>
       <w:r>
-        <w:t>Crea /etc/eqso-relay/&lt;SALA&gt;.json con la configuración.</w:t>
+        <w:t>Instala vía apt ffmpeg, git, curl y alsa-utils cuando faltan. alsa-utils proporciona aplay y arecord para el audio ALSA.</w:t>
       </w:r>
     </w:p>
     <w:p>
@@ -387,92 +366,131 @@
         <w:pStyle w:val="ListBullet"/>
       </w:pPr>
       <w:r>
-        <w:t>Instala y activa el servicio systemd eqso-relay@&lt;SALA&gt;.</w:t>
-      </w:r>
-    </w:p>
-    <w:p/>
-    <w:p>
-      <w:pPr>
-        <w:pStyle w:val="Heading2"/>
-      </w:pPr>
-      <w:r>
-        <w:rPr>
-          <w:color w:val="2E74B5"/>
-        </w:rPr>
-        <w:t>2.2 Instalación manual paso a paso</w:t>
+        <w:t>Añade el usuario a los grupos audio y dialout. Si se modifican los grupos, puede ser necesario cerrar y abrir sesión.</w:t>
       </w:r>
     </w:p>
     <w:p>
       <w:pPr>
-        <w:pStyle w:val="NoSpacing"/>
-        <w:ind w:left="454"/>
-        <w:shd w:val="clear" w:color="auto" w:fill="F2F2F2"/>
+        <w:pStyle w:val="ListBullet"/>
       </w:pPr>
       <w:r>
-        <w:rPr>
-          <w:rFonts w:ascii="Courier New" w:hAnsi="Courier New"/>
-          <w:color w:val="C7254E"/>
-          <w:sz w:val="18"/>
-        </w:rPr>
-        <w:t># 1. Instalar dependencias del sistema</w:t>
+        <w:t>Instala pnpm y Node.js LTS en el directorio del usuario.</w:t>
       </w:r>
     </w:p>
     <w:p>
       <w:pPr>
-        <w:pStyle w:val="NoSpacing"/>
-        <w:ind w:left="454"/>
-        <w:shd w:val="clear" w:color="auto" w:fill="F2F2F2"/>
+        <w:pStyle w:val="ListBullet"/>
       </w:pPr>
       <w:r>
-        <w:rPr>
-          <w:rFonts w:ascii="Courier New" w:hAnsi="Courier New"/>
-          <w:color w:val="C7254E"/>
-          <w:sz w:val="18"/>
-        </w:rPr>
-        <w:t>sudo apt update &amp;&amp; sudo apt install -y ffmpeg git curl</w:t>
+        <w:t>Clona o actualiza el repositorio en ~/eqso-linux-client.</w:t>
       </w:r>
     </w:p>
     <w:p>
       <w:pPr>
-        <w:pStyle w:val="NoSpacing"/>
-        <w:ind w:left="454"/>
-        <w:shd w:val="clear" w:color="auto" w:fill="F2F2F2"/>
+        <w:pStyle w:val="ListBullet"/>
       </w:pPr>
       <w:r>
-        <w:rPr>
-          <w:rFonts w:ascii="Courier New" w:hAnsi="Courier New"/>
-          <w:color w:val="C7254E"/>
-          <w:sz w:val="18"/>
-        </w:rPr>
-        <w:t xml:space="preserve"> </w:t>
+        <w:t>Instala las dependencias y compila el relay daemon.</w:t>
       </w:r>
     </w:p>
     <w:p>
       <w:pPr>
-        <w:pStyle w:val="NoSpacing"/>
-        <w:ind w:left="454"/>
-        <w:shd w:val="clear" w:color="auto" w:fill="F2F2F2"/>
+        <w:pStyle w:val="ListBullet"/>
       </w:pPr>
       <w:r>
-        <w:rPr>
-          <w:rFonts w:ascii="Courier New" w:hAnsi="Courier New"/>
-          <w:color w:val="C7254E"/>
-          <w:sz w:val="18"/>
-        </w:rPr>
-        <w:t># 2. Instalar pnpm y Node.js LTS</w:t>
+        <w:t>Muestra las tarjetas de audio y los puertos serie disponibles.</w:t>
       </w:r>
     </w:p>
     <w:p>
       <w:pPr>
+        <w:pStyle w:val="ListBullet"/>
+      </w:pPr>
+      <w:r>
+        <w:t>Crea /etc/eqso-relay/&lt;SALA&gt;.json y configura el servicio systemd.</w:t>
+      </w:r>
+    </w:p>
+    <w:p>
+      <w:pPr>
+        <w:pStyle w:val="ListBullet"/>
+      </w:pPr>
+      <w:r>
+        <w:t>Activa y arranca eqso-relay@&lt;SALA&gt; y comprueba si queda activo.</w:t>
+      </w:r>
+    </w:p>
+    <w:p>
+      <w:pPr/>
+      <w:r>
+        <w:t>Durante las preguntas se solicita el callsign, el número de tarjeta ALSA, el puerto PTT opcional, el token, la sala, el servidor y el puerto. Los valores predeterminados son la sala CB, el servidor asorapa.sytes.net y el puerto 2172.</w:t>
+      </w:r>
+    </w:p>
+    <w:p>
+      <w:pPr>
+        <w:pStyle w:val="Heading2"/>
+      </w:pPr>
+      <w:r>
+        <w:t>2.2 Configuración de audio en Linux/Raspberry Pi</w:t>
+      </w:r>
+    </w:p>
+    <w:p>
+      <w:pPr/>
+      <w:r>
+        <w:t>El backend de Linux utiliza ALSA. La tarjeta seleccionada se convierte en un dispositivo plughw:X,0 y se utiliza tanto para capturar como para reproducir audio.</w:t>
+      </w:r>
+    </w:p>
+    <w:p>
+      <w:pPr>
         <w:pStyle w:val="NoSpacing"/>
-        <w:ind w:left="454"/>
-        <w:shd w:val="clear" w:color="auto" w:fill="F2F2F2"/>
       </w:pPr>
       <w:r>
         <w:rPr>
-          <w:rFonts w:ascii="Courier New" w:hAnsi="Courier New"/>
-          <w:color w:val="C7254E"/>
-          <w:sz w:val="18"/>
+          <w:rFonts w:ascii="Consolas" w:hAnsi="Consolas" w:eastAsia="Consolas"/>
+        </w:rPr>
+        <w:t>arecord -l    # tarjetas de captura</w:t>
+      </w:r>
+    </w:p>
+    <w:p>
+      <w:pPr>
+        <w:pStyle w:val="NoSpacing"/>
+      </w:pPr>
+      <w:r>
+        <w:rPr>
+          <w:rFonts w:ascii="Consolas" w:hAnsi="Consolas" w:eastAsia="Consolas"/>
+        </w:rPr>
+        <w:t>aplay -l      # tarjetas de reproducción</w:t>
+      </w:r>
+    </w:p>
+    <w:p>
+      <w:pPr/>
+      <w:r>
+        <w:t>En una Raspberry Pi, conecta primero la tarjeta USB y anota el número que aparece como card X. Sin cable PTT el relay puede recibir audio de la sala y reproducirlo, pero no podrá activar la transmisión RF.</w:t>
+      </w:r>
+    </w:p>
+    <w:p>
+      <w:pPr>
+        <w:pStyle w:val="Heading2"/>
+      </w:pPr>
+      <w:r>
+        <w:t>2.3 Instalación manual paso a paso</w:t>
+      </w:r>
+    </w:p>
+    <w:p>
+      <w:pPr>
+        <w:pStyle w:val="NoSpacing"/>
+      </w:pPr>
+      <w:r>
+        <w:rPr>
+          <w:rFonts w:ascii="Consolas" w:hAnsi="Consolas" w:eastAsia="Consolas"/>
+        </w:rPr>
+        <w:t>sudo apt update &amp;&amp; sudo apt install -y ffmpeg git curl alsa-utils</w:t>
+      </w:r>
+    </w:p>
+    <w:p>
+      <w:pPr>
+        <w:pStyle w:val="NoSpacing"/>
+      </w:pPr>
+      <w:r>
+        <w:rPr>
+          <w:rFonts w:ascii="Consolas" w:hAnsi="Consolas" w:eastAsia="Consolas"/>
         </w:rPr>
         <w:t>curl -fsSL https://get.pnpm.io/install.sh | sh -</w:t>
       </w:r>
@@ -480,14 +498,10 @@
     <w:p>
       <w:pPr>
         <w:pStyle w:val="NoSpacing"/>
-        <w:ind w:left="454"/>
-        <w:shd w:val="clear" w:color="auto" w:fill="F2F2F2"/>
       </w:pPr>
       <w:r>
         <w:rPr>
-          <w:rFonts w:ascii="Courier New" w:hAnsi="Courier New"/>
-          <w:color w:val="C7254E"/>
-          <w:sz w:val="18"/>
+          <w:rFonts w:ascii="Consolas" w:hAnsi="Consolas" w:eastAsia="Consolas"/>
         </w:rPr>
         <w:t>source ~/.bashrc</w:t>
       </w:r>
@@ -495,14 +509,10 @@
     <w:p>
       <w:pPr>
         <w:pStyle w:val="NoSpacing"/>
-        <w:ind w:left="454"/>
-        <w:shd w:val="clear" w:color="auto" w:fill="F2F2F2"/>
       </w:pPr>
       <w:r>
         <w:rPr>
-          <w:rFonts w:ascii="Courier New" w:hAnsi="Courier New"/>
-          <w:color w:val="C7254E"/>
-          <w:sz w:val="18"/>
+          <w:rFonts w:ascii="Consolas" w:hAnsi="Consolas" w:eastAsia="Consolas"/>
         </w:rPr>
         <w:t>pnpm env use --global lts</w:t>
       </w:r>
@@ -510,104 +520,32 @@
     <w:p>
       <w:pPr>
         <w:pStyle w:val="NoSpacing"/>
-        <w:ind w:left="454"/>
-        <w:shd w:val="clear" w:color="auto" w:fill="F2F2F2"/>
       </w:pPr>
       <w:r>
         <w:rPr>
-          <w:rFonts w:ascii="Courier New" w:hAnsi="Courier New"/>
-          <w:color w:val="C7254E"/>
-          <w:sz w:val="18"/>
+          <w:rFonts w:ascii="Consolas" w:hAnsi="Consolas" w:eastAsia="Consolas"/>
         </w:rPr>
-        <w:t xml:space="preserve"> </w:t>
+        <w:t>git clone https://github.com/daycart/eqso-linux-client</w:t>
       </w:r>
     </w:p>
     <w:p>
       <w:pPr>
         <w:pStyle w:val="NoSpacing"/>
-        <w:ind w:left="454"/>
-        <w:shd w:val="clear" w:color="auto" w:fill="F2F2F2"/>
       </w:pPr>
       <w:r>
         <w:rPr>
-          <w:rFonts w:ascii="Courier New" w:hAnsi="Courier New"/>
-          <w:color w:val="C7254E"/>
-          <w:sz w:val="18"/>
+          <w:rFonts w:ascii="Consolas" w:hAnsi="Consolas" w:eastAsia="Consolas"/>
         </w:rPr>
-        <w:t># 3. Clonar el repositorio</w:t>
+        <w:t>cd eqso-linux-client</w:t>
       </w:r>
     </w:p>
     <w:p>
       <w:pPr>
         <w:pStyle w:val="NoSpacing"/>
-        <w:ind w:left="454"/>
-        <w:shd w:val="clear" w:color="auto" w:fill="F2F2F2"/>
       </w:pPr>
       <w:r>
         <w:rPr>
-          <w:rFonts w:ascii="Courier New" w:hAnsi="Courier New"/>
-          <w:color w:val="C7254E"/>
-          <w:sz w:val="18"/>
-        </w:rPr>
-        <w:t>git clone https://github.com/daycart/eqso-linux</w:t>
-      </w:r>
-    </w:p>
-    <w:p>
-      <w:pPr>
-        <w:pStyle w:val="NoSpacing"/>
-        <w:ind w:left="454"/>
-        <w:shd w:val="clear" w:color="auto" w:fill="F2F2F2"/>
-      </w:pPr>
-      <w:r>
-        <w:rPr>
-          <w:rFonts w:ascii="Courier New" w:hAnsi="Courier New"/>
-          <w:color w:val="C7254E"/>
-          <w:sz w:val="18"/>
-        </w:rPr>
-        <w:t>cd eqso-linux</w:t>
-      </w:r>
-    </w:p>
-    <w:p>
-      <w:pPr>
-        <w:pStyle w:val="NoSpacing"/>
-        <w:ind w:left="454"/>
-        <w:shd w:val="clear" w:color="auto" w:fill="F2F2F2"/>
-      </w:pPr>
-      <w:r>
-        <w:rPr>
-          <w:rFonts w:ascii="Courier New" w:hAnsi="Courier New"/>
-          <w:color w:val="C7254E"/>
-          <w:sz w:val="18"/>
-        </w:rPr>
-        <w:t xml:space="preserve"> </w:t>
-      </w:r>
-    </w:p>
-    <w:p>
-      <w:pPr>
-        <w:pStyle w:val="NoSpacing"/>
-        <w:ind w:left="454"/>
-        <w:shd w:val="clear" w:color="auto" w:fill="F2F2F2"/>
-      </w:pPr>
-      <w:r>
-        <w:rPr>
-          <w:rFonts w:ascii="Courier New" w:hAnsi="Courier New"/>
-          <w:color w:val="C7254E"/>
-          <w:sz w:val="18"/>
-        </w:rPr>
-        <w:t># 4. Instalar dependencias y compilar</w:t>
-      </w:r>
-    </w:p>
-    <w:p>
-      <w:pPr>
-        <w:pStyle w:val="NoSpacing"/>
-        <w:ind w:left="454"/>
-        <w:shd w:val="clear" w:color="auto" w:fill="F2F2F2"/>
-      </w:pPr>
-      <w:r>
-        <w:rPr>
-          <w:rFonts w:ascii="Courier New" w:hAnsi="Courier New"/>
-          <w:color w:val="C7254E"/>
-          <w:sz w:val="18"/>
+          <w:rFonts w:ascii="Consolas" w:hAnsi="Consolas" w:eastAsia="Consolas"/>
         </w:rPr>
         <w:t>pnpm install</w:t>
       </w:r>
@@ -615,14 +553,10 @@
     <w:p>
       <w:pPr>
         <w:pStyle w:val="NoSpacing"/>
-        <w:ind w:left="454"/>
-        <w:shd w:val="clear" w:color="auto" w:fill="F2F2F2"/>
       </w:pPr>
       <w:r>
         <w:rPr>
-          <w:rFonts w:ascii="Courier New" w:hAnsi="Courier New"/>
-          <w:color w:val="C7254E"/>
-          <w:sz w:val="18"/>
+          <w:rFonts w:ascii="Consolas" w:hAnsi="Consolas" w:eastAsia="Consolas"/>
         </w:rPr>
         <w:t>pnpm --filter @workspace/relay-daemon run build</w:t>
       </w:r>
@@ -630,134 +564,43 @@
     <w:p>
       <w:pPr>
         <w:pStyle w:val="NoSpacing"/>
-        <w:ind w:left="454"/>
-        <w:shd w:val="clear" w:color="auto" w:fill="F2F2F2"/>
       </w:pPr>
       <w:r>
         <w:rPr>
-          <w:rFonts w:ascii="Courier New" w:hAnsi="Courier New"/>
-          <w:color w:val="C7254E"/>
-          <w:sz w:val="18"/>
+          <w:rFonts w:ascii="Consolas" w:hAnsi="Consolas" w:eastAsia="Consolas"/>
         </w:rPr>
-        <w:t xml:space="preserve"> </w:t>
+        <w:t>arecord -l    # identificar la tarjeta de captura</w:t>
       </w:r>
     </w:p>
     <w:p>
       <w:pPr>
         <w:pStyle w:val="NoSpacing"/>
-        <w:ind w:left="454"/>
-        <w:shd w:val="clear" w:color="auto" w:fill="F2F2F2"/>
       </w:pPr>
       <w:r>
         <w:rPr>
-          <w:rFonts w:ascii="Courier New" w:hAnsi="Courier New"/>
-          <w:color w:val="C7254E"/>
-          <w:sz w:val="18"/>
+          <w:rFonts w:ascii="Consolas" w:hAnsi="Consolas" w:eastAsia="Consolas"/>
         </w:rPr>
-        <w:t># 5. Identificar la tarjeta de audio USB</w:t>
+        <w:t>aplay -l      # identificar la tarjeta de reproducción</w:t>
       </w:r>
     </w:p>
     <w:p>
       <w:pPr>
         <w:pStyle w:val="NoSpacing"/>
-        <w:ind w:left="454"/>
-        <w:shd w:val="clear" w:color="auto" w:fill="F2F2F2"/>
       </w:pPr>
       <w:r>
         <w:rPr>
-          <w:rFonts w:ascii="Courier New" w:hAnsi="Courier New"/>
-          <w:color w:val="C7254E"/>
-          <w:sz w:val="18"/>
+          <w:rFonts w:ascii="Consolas" w:hAnsi="Consolas" w:eastAsia="Consolas"/>
         </w:rPr>
-        <w:t>aplay -l    # buscar "plughw:X,0" donde X es el número de tarjeta</w:t>
+        <w:t>ls /dev/ttyACM* /dev/ttyUSB* 2&gt;/dev/null    # identificar el PTT</w:t>
       </w:r>
     </w:p>
     <w:p>
       <w:pPr>
         <w:pStyle w:val="NoSpacing"/>
-        <w:ind w:left="454"/>
-        <w:shd w:val="clear" w:color="auto" w:fill="F2F2F2"/>
       </w:pPr>
       <w:r>
         <w:rPr>
-          <w:rFonts w:ascii="Courier New" w:hAnsi="Courier New"/>
-          <w:color w:val="C7254E"/>
-          <w:sz w:val="18"/>
-        </w:rPr>
-        <w:t xml:space="preserve"> </w:t>
-      </w:r>
-    </w:p>
-    <w:p>
-      <w:pPr>
-        <w:pStyle w:val="NoSpacing"/>
-        <w:ind w:left="454"/>
-        <w:shd w:val="clear" w:color="auto" w:fill="F2F2F2"/>
-      </w:pPr>
-      <w:r>
-        <w:rPr>
-          <w:rFonts w:ascii="Courier New" w:hAnsi="Courier New"/>
-          <w:color w:val="C7254E"/>
-          <w:sz w:val="18"/>
-        </w:rPr>
-        <w:t># 6. Identificar el puerto serie (PTT)</w:t>
-      </w:r>
-    </w:p>
-    <w:p>
-      <w:pPr>
-        <w:pStyle w:val="NoSpacing"/>
-        <w:ind w:left="454"/>
-        <w:shd w:val="clear" w:color="auto" w:fill="F2F2F2"/>
-      </w:pPr>
-      <w:r>
-        <w:rPr>
-          <w:rFonts w:ascii="Courier New" w:hAnsi="Courier New"/>
-          <w:color w:val="C7254E"/>
-          <w:sz w:val="18"/>
-        </w:rPr>
-        <w:t>ls /dev/ttyACM* /dev/ttyUSB*</w:t>
-      </w:r>
-    </w:p>
-    <w:p>
-      <w:pPr>
-        <w:pStyle w:val="NoSpacing"/>
-        <w:ind w:left="454"/>
-        <w:shd w:val="clear" w:color="auto" w:fill="F2F2F2"/>
-      </w:pPr>
-      <w:r>
-        <w:rPr>
-          <w:rFonts w:ascii="Courier New" w:hAnsi="Courier New"/>
-          <w:color w:val="C7254E"/>
-          <w:sz w:val="18"/>
-        </w:rPr>
-        <w:t xml:space="preserve"> </w:t>
-      </w:r>
-    </w:p>
-    <w:p>
-      <w:pPr>
-        <w:pStyle w:val="NoSpacing"/>
-        <w:ind w:left="454"/>
-        <w:shd w:val="clear" w:color="auto" w:fill="F2F2F2"/>
-      </w:pPr>
-      <w:r>
-        <w:rPr>
-          <w:rFonts w:ascii="Courier New" w:hAnsi="Courier New"/>
-          <w:color w:val="C7254E"/>
-          <w:sz w:val="18"/>
-        </w:rPr>
-        <w:t># 7. Crear el archivo de configuración</w:t>
-      </w:r>
-    </w:p>
-    <w:p>
-      <w:pPr>
-        <w:pStyle w:val="NoSpacing"/>
-        <w:ind w:left="454"/>
-        <w:shd w:val="clear" w:color="auto" w:fill="F2F2F2"/>
-      </w:pPr>
-      <w:r>
-        <w:rPr>
-          <w:rFonts w:ascii="Courier New" w:hAnsi="Courier New"/>
-          <w:color w:val="C7254E"/>
-          <w:sz w:val="18"/>
+          <w:rFonts w:ascii="Consolas" w:hAnsi="Consolas" w:eastAsia="Consolas"/>
         </w:rPr>
         <w:t>sudo mkdir -p /etc/eqso-relay</w:t>
       </w:r>
@@ -765,14 +608,10 @@
     <w:p>
       <w:pPr>
         <w:pStyle w:val="NoSpacing"/>
-        <w:ind w:left="454"/>
-        <w:shd w:val="clear" w:color="auto" w:fill="F2F2F2"/>
       </w:pPr>
       <w:r>
         <w:rPr>
-          <w:rFonts w:ascii="Courier New" w:hAnsi="Courier New"/>
-          <w:color w:val="C7254E"/>
-          <w:sz w:val="18"/>
+          <w:rFonts w:ascii="Consolas" w:hAnsi="Consolas" w:eastAsia="Consolas"/>
         </w:rPr>
         <w:t>sudo cp artifacts/relay-daemon/install/config.example.json /etc/eqso-relay/CB.json</w:t>
       </w:r>
@@ -780,14 +619,10 @@
     <w:p>
       <w:pPr>
         <w:pStyle w:val="NoSpacing"/>
-        <w:ind w:left="454"/>
-        <w:shd w:val="clear" w:color="auto" w:fill="F2F2F2"/>
       </w:pPr>
       <w:r>
         <w:rPr>
-          <w:rFonts w:ascii="Courier New" w:hAnsi="Courier New"/>
-          <w:color w:val="C7254E"/>
-          <w:sz w:val="18"/>
+          <w:rFonts w:ascii="Consolas" w:hAnsi="Consolas" w:eastAsia="Consolas"/>
         </w:rPr>
         <w:t>sudo nano /etc/eqso-relay/CB.json</w:t>
       </w:r>
@@ -795,44 +630,10 @@
     <w:p>
       <w:pPr>
         <w:pStyle w:val="NoSpacing"/>
-        <w:ind w:left="454"/>
-        <w:shd w:val="clear" w:color="auto" w:fill="F2F2F2"/>
       </w:pPr>
       <w:r>
         <w:rPr>
-          <w:rFonts w:ascii="Courier New" w:hAnsi="Courier New"/>
-          <w:color w:val="C7254E"/>
-          <w:sz w:val="18"/>
-        </w:rPr>
-        <w:t xml:space="preserve"> </w:t>
-      </w:r>
-    </w:p>
-    <w:p>
-      <w:pPr>
-        <w:pStyle w:val="NoSpacing"/>
-        <w:ind w:left="454"/>
-        <w:shd w:val="clear" w:color="auto" w:fill="F2F2F2"/>
-      </w:pPr>
-      <w:r>
-        <w:rPr>
-          <w:rFonts w:ascii="Courier New" w:hAnsi="Courier New"/>
-          <w:color w:val="C7254E"/>
-          <w:sz w:val="18"/>
-        </w:rPr>
-        <w:t># 8. Instalar el servicio systemd</w:t>
-      </w:r>
-    </w:p>
-    <w:p>
-      <w:pPr>
-        <w:pStyle w:val="NoSpacing"/>
-        <w:ind w:left="454"/>
-        <w:shd w:val="clear" w:color="auto" w:fill="F2F2F2"/>
-      </w:pPr>
-      <w:r>
-        <w:rPr>
-          <w:rFonts w:ascii="Courier New" w:hAnsi="Courier New"/>
-          <w:color w:val="C7254E"/>
-          <w:sz w:val="18"/>
+          <w:rFonts w:ascii="Consolas" w:hAnsi="Consolas" w:eastAsia="Consolas"/>
         </w:rPr>
         <w:t>sudo cp artifacts/relay-daemon/install/eqso-relay@.service /etc/systemd/system/</w:t>
       </w:r>
@@ -840,14 +641,10 @@
     <w:p>
       <w:pPr>
         <w:pStyle w:val="NoSpacing"/>
-        <w:ind w:left="454"/>
-        <w:shd w:val="clear" w:color="auto" w:fill="F2F2F2"/>
       </w:pPr>
       <w:r>
         <w:rPr>
-          <w:rFonts w:ascii="Courier New" w:hAnsi="Courier New"/>
-          <w:color w:val="C7254E"/>
-          <w:sz w:val="18"/>
+          <w:rFonts w:ascii="Consolas" w:hAnsi="Consolas" w:eastAsia="Consolas"/>
         </w:rPr>
         <w:t>sudo systemctl daemon-reload</w:t>
       </w:r>
@@ -855,101 +652,40 @@
     <w:p>
       <w:pPr>
         <w:pStyle w:val="NoSpacing"/>
-        <w:ind w:left="454"/>
-        <w:shd w:val="clear" w:color="auto" w:fill="F2F2F2"/>
       </w:pPr>
       <w:r>
         <w:rPr>
-          <w:rFonts w:ascii="Courier New" w:hAnsi="Courier New"/>
-          <w:color w:val="C7254E"/>
-          <w:sz w:val="18"/>
+          <w:rFonts w:ascii="Consolas" w:hAnsi="Consolas" w:eastAsia="Consolas"/>
         </w:rPr>
         <w:t>sudo systemctl enable --now eqso-relay@CB</w:t>
       </w:r>
     </w:p>
     <w:p>
       <w:pPr>
-        <w:pStyle w:val="NoSpacing"/>
-        <w:ind w:left="454"/>
-        <w:shd w:val="clear" w:color="auto" w:fill="F2F2F2"/>
+        <w:pStyle w:val="Heading2"/>
       </w:pPr>
       <w:r>
-        <w:rPr>
-          <w:rFonts w:ascii="Courier New" w:hAnsi="Courier New"/>
-          <w:color w:val="C7254E"/>
-          <w:sz w:val="18"/>
-        </w:rPr>
-        <w:t xml:space="preserve"> </w:t>
+        <w:t>2.4 Actualizar y administrar el servicio Linux/Raspberry Pi</w:t>
       </w:r>
     </w:p>
     <w:p>
       <w:pPr>
         <w:pStyle w:val="NoSpacing"/>
-        <w:ind w:left="454"/>
-        <w:shd w:val="clear" w:color="auto" w:fill="F2F2F2"/>
       </w:pPr>
       <w:r>
         <w:rPr>
-          <w:rFonts w:ascii="Courier New" w:hAnsi="Courier New"/>
-          <w:color w:val="C7254E"/>
-          <w:sz w:val="18"/>
+          <w:rFonts w:ascii="Consolas" w:hAnsi="Consolas" w:eastAsia="Consolas"/>
         </w:rPr>
-        <w:t># 9. Ver logs en tiempo real</w:t>
+        <w:t>cd ~/eqso-linux-client</w:t>
       </w:r>
     </w:p>
     <w:p>
       <w:pPr>
         <w:pStyle w:val="NoSpacing"/>
-        <w:ind w:left="454"/>
-        <w:shd w:val="clear" w:color="auto" w:fill="F2F2F2"/>
       </w:pPr>
       <w:r>
         <w:rPr>
-          <w:rFonts w:ascii="Courier New" w:hAnsi="Courier New"/>
-          <w:color w:val="C7254E"/>
-          <w:sz w:val="18"/>
-        </w:rPr>
-        <w:t>sudo journalctl -u eqso-relay@CB -f</w:t>
-      </w:r>
-    </w:p>
-    <w:p/>
-    <w:p>
-      <w:pPr>
-        <w:pStyle w:val="Heading2"/>
-      </w:pPr>
-      <w:r>
-        <w:rPr>
-          <w:color w:val="2E74B5"/>
-        </w:rPr>
-        <w:t>2.3 Actualizar a nueva versión</w:t>
-      </w:r>
-    </w:p>
-    <w:p>
-      <w:pPr>
-        <w:pStyle w:val="NoSpacing"/>
-        <w:ind w:left="454"/>
-        <w:shd w:val="clear" w:color="auto" w:fill="F2F2F2"/>
-      </w:pPr>
-      <w:r>
-        <w:rPr>
-          <w:rFonts w:ascii="Courier New" w:hAnsi="Courier New"/>
-          <w:color w:val="C7254E"/>
-          <w:sz w:val="18"/>
-        </w:rPr>
-        <w:t>cd ~/eqso-linux</w:t>
-      </w:r>
-    </w:p>
-    <w:p>
-      <w:pPr>
-        <w:pStyle w:val="NoSpacing"/>
-        <w:ind w:left="454"/>
-        <w:shd w:val="clear" w:color="auto" w:fill="F2F2F2"/>
-      </w:pPr>
-      <w:r>
-        <w:rPr>
-          <w:rFonts w:ascii="Courier New" w:hAnsi="Courier New"/>
-          <w:color w:val="C7254E"/>
-          <w:sz w:val="18"/>
+          <w:rFonts w:ascii="Consolas" w:hAnsi="Consolas" w:eastAsia="Consolas"/>
         </w:rPr>
         <w:t>git pull</w:t>
       </w:r>
@@ -957,14 +693,10 @@
     <w:p>
       <w:pPr>
         <w:pStyle w:val="NoSpacing"/>
-        <w:ind w:left="454"/>
-        <w:shd w:val="clear" w:color="auto" w:fill="F2F2F2"/>
       </w:pPr>
       <w:r>
         <w:rPr>
-          <w:rFonts w:ascii="Courier New" w:hAnsi="Courier New"/>
-          <w:color w:val="C7254E"/>
-          <w:sz w:val="18"/>
+          <w:rFonts w:ascii="Consolas" w:hAnsi="Consolas" w:eastAsia="Consolas"/>
         </w:rPr>
         <w:t>pnpm install</w:t>
       </w:r>
@@ -972,14 +704,10 @@
     <w:p>
       <w:pPr>
         <w:pStyle w:val="NoSpacing"/>
-        <w:ind w:left="454"/>
-        <w:shd w:val="clear" w:color="auto" w:fill="F2F2F2"/>
       </w:pPr>
       <w:r>
         <w:rPr>
-          <w:rFonts w:ascii="Courier New" w:hAnsi="Courier New"/>
-          <w:color w:val="C7254E"/>
-          <w:sz w:val="18"/>
+          <w:rFonts w:ascii="Consolas" w:hAnsi="Consolas" w:eastAsia="Consolas"/>
         </w:rPr>
         <w:t>pnpm --filter @workspace/relay-daemon run build</w:t>
       </w:r>
@@ -987,31 +715,80 @@
     <w:p>
       <w:pPr>
         <w:pStyle w:val="NoSpacing"/>
-        <w:ind w:left="454"/>
-        <w:shd w:val="clear" w:color="auto" w:fill="F2F2F2"/>
       </w:pPr>
       <w:r>
         <w:rPr>
-          <w:rFonts w:ascii="Courier New" w:hAnsi="Courier New"/>
-          <w:color w:val="C7254E"/>
-          <w:sz w:val="18"/>
+          <w:rFonts w:ascii="Consolas" w:hAnsi="Consolas" w:eastAsia="Consolas"/>
         </w:rPr>
         <w:t>sudo systemctl restart eqso-relay@CB</w:t>
       </w:r>
     </w:p>
     <w:p>
+      <w:pPr/>
       <w:r>
-        <w:br w:type="page"/>
+        <w:t>La configuración está en /etc/eqso-relay/CB.json. Después de modificarla, reinicia el servicio para aplicar los cambios.</w:t>
       </w:r>
     </w:p>
     <w:p>
       <w:pPr>
-        <w:pStyle w:val="Heading1"/>
+        <w:pStyle w:val="NoSpacing"/>
       </w:pPr>
       <w:r>
         <w:rPr>
-          <w:color w:val="1F497D"/>
+          <w:rFonts w:ascii="Consolas" w:hAnsi="Consolas" w:eastAsia="Consolas"/>
         </w:rPr>
+        <w:t>sudo systemctl status eqso-relay@CB</w:t>
+      </w:r>
+    </w:p>
+    <w:p>
+      <w:pPr>
+        <w:pStyle w:val="NoSpacing"/>
+      </w:pPr>
+      <w:r>
+        <w:rPr>
+          <w:rFonts w:ascii="Consolas" w:hAnsi="Consolas" w:eastAsia="Consolas"/>
+        </w:rPr>
+        <w:t>sudo journalctl -u eqso-relay@CB -f</w:t>
+      </w:r>
+    </w:p>
+    <w:p>
+      <w:pPr>
+        <w:pStyle w:val="NoSpacing"/>
+      </w:pPr>
+      <w:r>
+        <w:rPr>
+          <w:rFonts w:ascii="Consolas" w:hAnsi="Consolas" w:eastAsia="Consolas"/>
+        </w:rPr>
+        <w:t>sudo systemctl stop eqso-relay@CB</w:t>
+      </w:r>
+    </w:p>
+    <w:p>
+      <w:pPr>
+        <w:pStyle w:val="NoSpacing"/>
+      </w:pPr>
+      <w:r>
+        <w:rPr>
+          <w:rFonts w:ascii="Consolas" w:hAnsi="Consolas" w:eastAsia="Consolas"/>
+        </w:rPr>
+        <w:t>sudo systemctl restart eqso-relay@CB</w:t>
+      </w:r>
+    </w:p>
+    <w:p>
+      <w:pPr>
+        <w:pStyle w:val="NoSpacing"/>
+      </w:pPr>
+      <w:r>
+        <w:rPr>
+          <w:rFonts w:ascii="Consolas" w:hAnsi="Consolas" w:eastAsia="Consolas"/>
+        </w:rPr>
+        <w:t>curl http://127.0.0.1:8009/status</w:t>
+      </w:r>
+    </w:p>
+    <w:p>
+      <w:pPr>
+        <w:pStyle w:val="Heading1"/>
+      </w:pPr>
+      <w:r>
         <w:t>3. Instalación en Windows 10/11</w:t>
       </w:r>
     </w:p>
@@ -1020,84 +797,67 @@
         <w:pStyle w:val="Heading2"/>
       </w:pPr>
       <w:r>
-        <w:rPr>
-          <w:color w:val="2E74B5"/>
-        </w:rPr>
-        <w:t>3.1 Script automático PowerShell (recomendado)</w:t>
+        <w:t>3.1 Lanzador de doble clic (recomendado)</w:t>
       </w:r>
     </w:p>
     <w:p>
+      <w:pPr/>
       <w:r>
-        <w:t>Abrir PowerShell como Administrador y ejecutar:</w:t>
+        <w:t>Descarga install-relay-windows.cmd desde la carpeta de instalación del repositorio:</w:t>
       </w:r>
     </w:p>
     <w:p>
       <w:pPr>
         <w:pStyle w:val="NoSpacing"/>
-        <w:ind w:left="454"/>
-        <w:shd w:val="clear" w:color="auto" w:fill="F2F2F2"/>
       </w:pPr>
       <w:r>
         <w:rPr>
-          <w:rFonts w:ascii="Courier New" w:hAnsi="Courier New"/>
-          <w:color w:val="C7254E"/>
-          <w:sz w:val="18"/>
+          <w:rFonts w:ascii="Consolas" w:hAnsi="Consolas" w:eastAsia="Consolas"/>
         </w:rPr>
-        <w:t>irm https://raw.githubusercontent.com/daycart/eqso-linux/main/artifacts/relay-daemon/install/install-relay.ps1 | iex</w:t>
-      </w:r>
-    </w:p>
-    <w:p/>
-    <w:p>
-      <w:r>
-        <w:t>El script realiza automáticamente:</w:t>
+        <w:t>https://github.com/daycart/eqso-linux/tree/test/windows-relay-installer/artifacts/relay-daemon/install</w:t>
       </w:r>
     </w:p>
     <w:p>
-      <w:pPr>
-        <w:pStyle w:val="ListBullet"/>
-      </w:pPr>
+      <w:pPr/>
       <w:r>
-        <w:t>Instala git, Node.js LTS y ffmpeg vía winget si no están presentes.</w:t>
+        <w:t>Abre el archivo con doble clic. El lanzador solicita permisos de Administrador, utiliza install-relay.ps1 si está en la misma carpeta y, si se descarga solo, obtiene el script automáticamente desde GitHub. No es necesario escribir comandos en PowerShell.</w:t>
       </w:r>
     </w:p>
     <w:p>
-      <w:pPr>
-        <w:pStyle w:val="ListBullet"/>
-      </w:pPr>
+      <w:pPr/>
       <w:r>
-        <w:t>Instala pnpm vía npm.</w:t>
+        <w:t>Si el navegador guarda el archivo como install-relay-windows.cmd.txt, activa Ver → Mostrar → Extensiones de nombre de archivo en el Explorador y renómbralo para que termine exactamente en .cmd. También se pueden descargar ambos archivos juntos desde la carpeta del repositorio.</w:t>
       </w:r>
     </w:p>
     <w:p>
-      <w:pPr>
-        <w:pStyle w:val="ListBullet"/>
-      </w:pPr>
+      <w:pPr/>
       <w:r>
-        <w:t>Clona o actualiza el repositorio en %USERPROFILE%\eqso-linux.</w:t>
+        <w:t>Como alternativa, puede ejecutarse PowerShell como Administrador con:</w:t>
       </w:r>
     </w:p>
     <w:p>
       <w:pPr>
-        <w:pStyle w:val="ListBullet"/>
+        <w:pStyle w:val="NoSpacing"/>
       </w:pPr>
       <w:r>
-        <w:t>Compila el relay daemon (backend ffmpeg para Windows).</w:t>
+        <w:rPr>
+          <w:rFonts w:ascii="Consolas" w:hAnsi="Consolas" w:eastAsia="Consolas"/>
+        </w:rPr>
+        <w:t>irm https://raw.githubusercontent.com/daycart/eqso-linux/test/windows-relay-installer/artifacts/relay-daemon/install/install-relay.ps1 | iex</w:t>
       </w:r>
     </w:p>
     <w:p>
       <w:pPr>
-        <w:pStyle w:val="ListBullet"/>
+        <w:pStyle w:val="Heading2"/>
       </w:pPr>
       <w:r>
-        <w:t>Lista los dispositivos de audio dshow y puertos COM disponibles.</w:t>
+        <w:t>3.2 Modos PC físico y máquina virtual</w:t>
       </w:r>
     </w:p>
     <w:p>
-      <w:pPr>
-        <w:pStyle w:val="ListBullet"/>
-      </w:pPr>
+      <w:pPr/>
       <w:r>
-        <w:t>Pregunta callsign, sala, servidor, token y dispositivos.</w:t>
+        <w:t>Al comenzar, el instalador pregunta el tipo de equipo. La opción predeterminada es la máquina virtual para evitar abrir dispositivos de audio accidentalmente.</w:t>
       </w:r>
     </w:p>
     <w:p>
@@ -1105,7 +865,7 @@
         <w:pStyle w:val="ListBullet"/>
       </w:pPr>
       <w:r>
-        <w:t>Crea C:\eqso-relay\&lt;SALA&gt;.json con la configuración.</w:t>
+        <w:t>PC físico — seleccionar 1: instala las dependencias con winget, compila, prueba la captura DirectShow y la reproducción FFplay, arranca el relay y activa el inicio automático de sesión.</w:t>
       </w:r>
     </w:p>
     <w:p>
@@ -1113,47 +873,100 @@
         <w:pStyle w:val="ListBullet"/>
       </w:pPr>
       <w:r>
-        <w:t>Registra una tarea programada de Windows que arranca el relay al iniciar sesión y se reinicia si falla.</w:t>
-      </w:r>
-    </w:p>
-    <w:p/>
-    <w:p>
-      <w:pPr>
-        <w:pStyle w:val="Heading2"/>
-      </w:pPr>
-      <w:r>
-        <w:rPr>
-          <w:color w:val="2E74B5"/>
-        </w:rPr>
-        <w:t>3.2 Comandos de gestión en Windows</w:t>
+        <w:t>Máquina virtual — seleccionar 2: instala y configura, pero no abre los dispositivos de audio, no arranca el relay y deja desactivado el inicio automático. Es el modo recomendado para VirtualBox con passthrough USB.</w:t>
       </w:r>
     </w:p>
     <w:p>
-      <w:pPr>
-        <w:pStyle w:val="NoSpacing"/>
-        <w:ind w:left="454"/>
-        <w:shd w:val="clear" w:color="auto" w:fill="F2F2F2"/>
-      </w:pPr>
+      <w:pPr/>
       <w:r>
-        <w:rPr>
-          <w:rFonts w:ascii="Courier New" w:hAnsi="Courier New"/>
-          <w:color w:val="C7254E"/>
-          <w:sz w:val="18"/>
-        </w:rPr>
-        <w:t># Ver logs en tiempo real</w:t>
+        <w:t>Windows utiliza DirectShow para capturar y FFplay/SDL para reproducir. La entrada y la salida de audio se seleccionan por separado. No se debe utilizar wasapi como formato de salida de FFmpeg.</w:t>
       </w:r>
     </w:p>
     <w:p>
       <w:pPr>
+        <w:pStyle w:val="Heading2"/>
+      </w:pPr>
+      <w:r>
+        <w:t>3.3 Qué instala y configura el instalador Windows</w:t>
+      </w:r>
+    </w:p>
+    <w:p>
+      <w:pPr>
+        <w:pStyle w:val="ListBullet"/>
+      </w:pPr>
+      <w:r>
+        <w:t>Instala Git, Node.js LTS y FFmpeg/FFplay mediante winget si no están disponibles.</w:t>
+      </w:r>
+    </w:p>
+    <w:p>
+      <w:pPr>
+        <w:pStyle w:val="ListBullet"/>
+      </w:pPr>
+      <w:r>
+        <w:t>Clona o actualiza el repositorio en %USERPROFILE%\eqso-linux y compila el relay daemon.</w:t>
+      </w:r>
+    </w:p>
+    <w:p>
+      <w:pPr>
+        <w:pStyle w:val="ListBullet"/>
+      </w:pPr>
+      <w:r>
+        <w:t>Lista las entradas DirectShow, las salidas de audio Windows y los puertos COM.</w:t>
+      </w:r>
+    </w:p>
+    <w:p>
+      <w:pPr>
+        <w:pStyle w:val="ListBullet"/>
+      </w:pPr>
+      <w:r>
+        <w:t>Solicita callsign, entrada de captura, salida de reproducción, puerto PTT, token, sala, servidor y puerto.</w:t>
+      </w:r>
+    </w:p>
+    <w:p>
+      <w:pPr>
+        <w:pStyle w:val="ListBullet"/>
+      </w:pPr>
+      <w:r>
+        <w:t>Genera C:\eqso-relay\&lt;SALA&gt;.json en UTF-8 sin BOM y valida el JSON.</w:t>
+      </w:r>
+    </w:p>
+    <w:p>
+      <w:pPr>
+        <w:pStyle w:val="ListBullet"/>
+      </w:pPr>
+      <w:r>
+        <w:t>Crea C:\eqso-relay\start-&lt;SALA&gt;.cmd y la tarea programada eQSO Relay &lt;SALA&gt;.</w:t>
+      </w:r>
+    </w:p>
+    <w:p>
+      <w:pPr>
+        <w:pStyle w:val="ListBullet"/>
+      </w:pPr>
+      <w:r>
+        <w:t>La tarea se reinicia automáticamente si el proceso falla. En PC físico se inicia inmediatamente; en VM queda registrada pero detenida.</w:t>
+      </w:r>
+    </w:p>
+    <w:p>
+      <w:pPr>
+        <w:pStyle w:val="Heading2"/>
+      </w:pPr>
+      <w:r>
+        <w:t>3.4 Administración y actualización en Windows</w:t>
+      </w:r>
+    </w:p>
+    <w:p>
+      <w:pPr/>
+      <w:r>
+        <w:t>El log de la tarea se guarda en C:\eqso-relay\relay-&lt;SALA&gt;.log. Sustituye CB por el nombre real de la sala.</w:t>
+      </w:r>
+    </w:p>
+    <w:p>
+      <w:pPr>
         <w:pStyle w:val="NoSpacing"/>
-        <w:ind w:left="454"/>
-        <w:shd w:val="clear" w:color="auto" w:fill="F2F2F2"/>
       </w:pPr>
       <w:r>
         <w:rPr>
-          <w:rFonts w:ascii="Courier New" w:hAnsi="Courier New"/>
-          <w:color w:val="C7254E"/>
-          <w:sz w:val="18"/>
+          <w:rFonts w:ascii="Consolas" w:hAnsi="Consolas" w:eastAsia="Consolas"/>
         </w:rPr>
         <w:t>Get-Content "C:\eqso-relay\relay-CB.log" -Wait -Tail 20</w:t>
       </w:r>
@@ -1161,89 +974,21 @@
     <w:p>
       <w:pPr>
         <w:pStyle w:val="NoSpacing"/>
-        <w:ind w:left="454"/>
-        <w:shd w:val="clear" w:color="auto" w:fill="F2F2F2"/>
       </w:pPr>
       <w:r>
         <w:rPr>
-          <w:rFonts w:ascii="Courier New" w:hAnsi="Courier New"/>
-          <w:color w:val="C7254E"/>
-          <w:sz w:val="18"/>
+          <w:rFonts w:ascii="Consolas" w:hAnsi="Consolas" w:eastAsia="Consolas"/>
         </w:rPr>
-        <w:t xml:space="preserve"> </w:t>
+        <w:t>Stop-ScheduledTask -TaskName "eQSO Relay CB"</w:t>
       </w:r>
     </w:p>
     <w:p>
       <w:pPr>
         <w:pStyle w:val="NoSpacing"/>
-        <w:ind w:left="454"/>
-        <w:shd w:val="clear" w:color="auto" w:fill="F2F2F2"/>
       </w:pPr>
       <w:r>
         <w:rPr>
-          <w:rFonts w:ascii="Courier New" w:hAnsi="Courier New"/>
-          <w:color w:val="C7254E"/>
-          <w:sz w:val="18"/>
-        </w:rPr>
-        <w:t># Parar el relay</w:t>
-      </w:r>
-    </w:p>
-    <w:p>
-      <w:pPr>
-        <w:pStyle w:val="NoSpacing"/>
-        <w:ind w:left="454"/>
-        <w:shd w:val="clear" w:color="auto" w:fill="F2F2F2"/>
-      </w:pPr>
-      <w:r>
-        <w:rPr>
-          <w:rFonts w:ascii="Courier New" w:hAnsi="Courier New"/>
-          <w:color w:val="C7254E"/>
-          <w:sz w:val="18"/>
-        </w:rPr>
-        <w:t>Stop-ScheduledTask  -TaskName "eQSO Relay CB"</w:t>
-      </w:r>
-    </w:p>
-    <w:p>
-      <w:pPr>
-        <w:pStyle w:val="NoSpacing"/>
-        <w:ind w:left="454"/>
-        <w:shd w:val="clear" w:color="auto" w:fill="F2F2F2"/>
-      </w:pPr>
-      <w:r>
-        <w:rPr>
-          <w:rFonts w:ascii="Courier New" w:hAnsi="Courier New"/>
-          <w:color w:val="C7254E"/>
-          <w:sz w:val="18"/>
-        </w:rPr>
-        <w:t xml:space="preserve"> </w:t>
-      </w:r>
-    </w:p>
-    <w:p>
-      <w:pPr>
-        <w:pStyle w:val="NoSpacing"/>
-        <w:ind w:left="454"/>
-        <w:shd w:val="clear" w:color="auto" w:fill="F2F2F2"/>
-      </w:pPr>
-      <w:r>
-        <w:rPr>
-          <w:rFonts w:ascii="Courier New" w:hAnsi="Courier New"/>
-          <w:color w:val="C7254E"/>
-          <w:sz w:val="18"/>
-        </w:rPr>
-        <w:t># Arrancar el relay</w:t>
-      </w:r>
-    </w:p>
-    <w:p>
-      <w:pPr>
-        <w:pStyle w:val="NoSpacing"/>
-        <w:ind w:left="454"/>
-        <w:shd w:val="clear" w:color="auto" w:fill="F2F2F2"/>
-      </w:pPr>
-      <w:r>
-        <w:rPr>
-          <w:rFonts w:ascii="Courier New" w:hAnsi="Courier New"/>
-          <w:color w:val="C7254E"/>
-          <w:sz w:val="18"/>
+          <w:rFonts w:ascii="Consolas" w:hAnsi="Consolas" w:eastAsia="Consolas"/>
         </w:rPr>
         <w:t>Start-ScheduledTask -TaskName "eQSO Relay CB"</w:t>
       </w:r>
@@ -1251,198 +996,29 @@
     <w:p>
       <w:pPr>
         <w:pStyle w:val="NoSpacing"/>
-        <w:ind w:left="454"/>
-        <w:shd w:val="clear" w:color="auto" w:fill="F2F2F2"/>
       </w:pPr>
       <w:r>
         <w:rPr>
-          <w:rFonts w:ascii="Courier New" w:hAnsi="Courier New"/>
-          <w:color w:val="C7254E"/>
-          <w:sz w:val="18"/>
+          <w:rFonts w:ascii="Consolas" w:hAnsi="Consolas" w:eastAsia="Consolas"/>
         </w:rPr>
-        <w:t xml:space="preserve"> </w:t>
+        <w:t>Stop-ScheduledTask -TaskName "eQSO Relay CB"; Start-ScheduledTask -TaskName "eQSO Relay CB"</w:t>
       </w:r>
     </w:p>
     <w:p>
       <w:pPr>
         <w:pStyle w:val="NoSpacing"/>
-        <w:ind w:left="454"/>
-        <w:shd w:val="clear" w:color="auto" w:fill="F2F2F2"/>
       </w:pPr>
       <w:r>
         <w:rPr>
-          <w:rFonts w:ascii="Courier New" w:hAnsi="Courier New"/>
-          <w:color w:val="C7254E"/>
-          <w:sz w:val="18"/>
-        </w:rPr>
-        <w:t># Desinstalar</w:t>
-      </w:r>
-    </w:p>
-    <w:p>
-      <w:pPr>
-        <w:pStyle w:val="NoSpacing"/>
-        <w:ind w:left="454"/>
-        <w:shd w:val="clear" w:color="auto" w:fill="F2F2F2"/>
-      </w:pPr>
-      <w:r>
-        <w:rPr>
-          <w:rFonts w:ascii="Courier New" w:hAnsi="Courier New"/>
-          <w:color w:val="C7254E"/>
-          <w:sz w:val="18"/>
+          <w:rFonts w:ascii="Consolas" w:hAnsi="Consolas" w:eastAsia="Consolas"/>
         </w:rPr>
         <w:t>Unregister-ScheduledTask -TaskName "eQSO Relay CB" -Confirm:$false</w:t>
       </w:r>
     </w:p>
     <w:p>
-      <w:pPr>
-        <w:pStyle w:val="NoSpacing"/>
-        <w:ind w:left="454"/>
-        <w:shd w:val="clear" w:color="auto" w:fill="F2F2F2"/>
-      </w:pPr>
+      <w:pPr/>
       <w:r>
-        <w:rPr>
-          <w:rFonts w:ascii="Courier New" w:hAnsi="Courier New"/>
-          <w:color w:val="C7254E"/>
-          <w:sz w:val="18"/>
-        </w:rPr>
-        <w:t xml:space="preserve"> </w:t>
-      </w:r>
-    </w:p>
-    <w:p>
-      <w:pPr>
-        <w:pStyle w:val="NoSpacing"/>
-        <w:ind w:left="454"/>
-        <w:shd w:val="clear" w:color="auto" w:fill="F2F2F2"/>
-      </w:pPr>
-      <w:r>
-        <w:rPr>
-          <w:rFonts w:ascii="Courier New" w:hAnsi="Courier New"/>
-          <w:color w:val="C7254E"/>
-          <w:sz w:val="18"/>
-        </w:rPr>
-        <w:t># Listar dispositivos de audio disponibles</w:t>
-      </w:r>
-    </w:p>
-    <w:p>
-      <w:pPr>
-        <w:pStyle w:val="NoSpacing"/>
-        <w:ind w:left="454"/>
-        <w:shd w:val="clear" w:color="auto" w:fill="F2F2F2"/>
-      </w:pPr>
-      <w:r>
-        <w:rPr>
-          <w:rFonts w:ascii="Courier New" w:hAnsi="Courier New"/>
-          <w:color w:val="C7254E"/>
-          <w:sz w:val="18"/>
-        </w:rPr>
-        <w:t>ffmpeg -list_devices true -f dshow -i dummy</w:t>
-      </w:r>
-    </w:p>
-    <w:p/>
-    <w:p>
-      <w:pPr>
-        <w:pStyle w:val="Heading2"/>
-      </w:pPr>
-      <w:r>
-        <w:rPr>
-          <w:color w:val="2E74B5"/>
-        </w:rPr>
-        <w:t>3.3 Actualizar a nueva versión</w:t>
-      </w:r>
-    </w:p>
-    <w:p>
-      <w:pPr>
-        <w:pStyle w:val="NoSpacing"/>
-        <w:ind w:left="454"/>
-        <w:shd w:val="clear" w:color="auto" w:fill="F2F2F2"/>
-      </w:pPr>
-      <w:r>
-        <w:rPr>
-          <w:rFonts w:ascii="Courier New" w:hAnsi="Courier New"/>
-          <w:color w:val="C7254E"/>
-          <w:sz w:val="18"/>
-        </w:rPr>
-        <w:t>cd $env:USERPROFILE\eqso-linux</w:t>
-      </w:r>
-    </w:p>
-    <w:p>
-      <w:pPr>
-        <w:pStyle w:val="NoSpacing"/>
-        <w:ind w:left="454"/>
-        <w:shd w:val="clear" w:color="auto" w:fill="F2F2F2"/>
-      </w:pPr>
-      <w:r>
-        <w:rPr>
-          <w:rFonts w:ascii="Courier New" w:hAnsi="Courier New"/>
-          <w:color w:val="C7254E"/>
-          <w:sz w:val="18"/>
-        </w:rPr>
-        <w:t>git pull</w:t>
-      </w:r>
-    </w:p>
-    <w:p>
-      <w:pPr>
-        <w:pStyle w:val="NoSpacing"/>
-        <w:ind w:left="454"/>
-        <w:shd w:val="clear" w:color="auto" w:fill="F2F2F2"/>
-      </w:pPr>
-      <w:r>
-        <w:rPr>
-          <w:rFonts w:ascii="Courier New" w:hAnsi="Courier New"/>
-          <w:color w:val="C7254E"/>
-          <w:sz w:val="18"/>
-        </w:rPr>
-        <w:t>pnpm install</w:t>
-      </w:r>
-    </w:p>
-    <w:p>
-      <w:pPr>
-        <w:pStyle w:val="NoSpacing"/>
-        <w:ind w:left="454"/>
-        <w:shd w:val="clear" w:color="auto" w:fill="F2F2F2"/>
-      </w:pPr>
-      <w:r>
-        <w:rPr>
-          <w:rFonts w:ascii="Courier New" w:hAnsi="Courier New"/>
-          <w:color w:val="C7254E"/>
-          <w:sz w:val="18"/>
-        </w:rPr>
-        <w:t>pnpm --filter @workspace/relay-daemon run build</w:t>
-      </w:r>
-    </w:p>
-    <w:p>
-      <w:pPr>
-        <w:pStyle w:val="NoSpacing"/>
-        <w:ind w:left="454"/>
-        <w:shd w:val="clear" w:color="auto" w:fill="F2F2F2"/>
-      </w:pPr>
-      <w:r>
-        <w:rPr>
-          <w:rFonts w:ascii="Courier New" w:hAnsi="Courier New"/>
-          <w:color w:val="C7254E"/>
-          <w:sz w:val="18"/>
-        </w:rPr>
-        <w:t>Stop-ScheduledTask -TaskName "eQSO Relay CB"</w:t>
-      </w:r>
-    </w:p>
-    <w:p>
-      <w:pPr>
-        <w:pStyle w:val="NoSpacing"/>
-        <w:ind w:left="454"/>
-        <w:shd w:val="clear" w:color="auto" w:fill="F2F2F2"/>
-      </w:pPr>
-      <w:r>
-        <w:rPr>
-          <w:rFonts w:ascii="Courier New" w:hAnsi="Courier New"/>
-          <w:color w:val="C7254E"/>
-          <w:sz w:val="18"/>
-        </w:rPr>
-        <w:t>Start-ScheduledTask -TaskName "eQSO Relay CB"</w:t>
-      </w:r>
-    </w:p>
-    <w:p>
-      <w:r>
-        <w:br w:type="page"/>
+        <w:t>Para actualizar, vuelve a ejecutar el lanzador. También puede hacerse manualmente desde %USERPROFILE%\eqso-linux, instalando dependencias, compilando y reiniciando la tarea.</w:t>
       </w:r>
     </w:p>
     <w:p>
@@ -2002,12 +1578,7 @@
         <w:shd w:val="clear" w:color="auto" w:fill="F2F2F2"/>
       </w:pPr>
       <w:r>
-        <w:rPr>
-          <w:rFonts w:ascii="Courier New" w:hAnsi="Courier New"/>
-          <w:color w:val="C7254E"/>
-          <w:sz w:val="18"/>
-        </w:rPr>
-        <w:t xml:space="preserve">    "playbackFormat": "wasapi",</w:t>
+        <w:t xml:space="preserve">    "playbackFormat": "ffplay",</w:t>
       </w:r>
     </w:p>
     <w:p>
@@ -2763,12 +2334,8 @@
             <w:tcW w:w="5840" w:type="dxa"/>
           </w:tcPr>
           <w:p>
-            <w:r/>
             <w:r>
-              <w:rPr>
-                <w:sz w:val="20"/>
-              </w:rPr>
-              <w:t>Dispositivo de captura ALSA (Linux) o nombre dshow/wasapi (Windows)</w:t>
+              <w:t>Dispositivo de captura ALSA (Linux) o nombre DirectShow (Windows)</w:t>
             </w:r>
           </w:p>
         </w:tc>
@@ -2913,12 +2480,8 @@
             <w:tcW w:w="5840" w:type="dxa"/>
           </w:tcPr>
           <w:p>
-            <w:r/>
             <w:r>
-              <w:rPr>
-                <w:sz w:val="20"/>
-              </w:rPr>
-              <w:t>Solo backend ffmpeg: "wasapi" (Win), "alsa" (Linux), "coreaudio" (Mac)</w:t>
+              <w:t>Solo backend ffmpeg: "ffplay" (Win), "alsa" (Linux), "coreaudio" (Mac)</w:t>
             </w:r>
           </w:p>
         </w:tc>

--- a/guia_relay_instalacion.docx
+++ b/guia_relay_instalacion.docx
@@ -309,6 +309,22 @@
       </w:r>
     </w:p>
     <w:p>
+      <w:hyperlink r:id="rId9">
+        <w:r>
+          <w:rPr>
+            <w:color w:val="0563C1"/>
+            <w:u w:val="single"/>
+          </w:rPr>
+          <w:t>https://github.com/daycart/eqso-linux/raw/refs/heads/main/artifacts/relay-daemon/install/install-relay.sh</w:t>
+        </w:r>
+      </w:hyperlink>
+    </w:p>
+    <w:p>
+      <w:r>
+        <w:t>Descarga directa del instalador:</w:t>
+      </w:r>
+    </w:p>
+    <w:p>
       <w:pPr>
         <w:pStyle w:val="NoSpacing"/>
       </w:pPr>
@@ -803,19 +819,38 @@
     <w:p>
       <w:pPr/>
       <w:r>
-        <w:t>Descarga install-relay-windows.cmd desde la carpeta de instalación del repositorio:</w:t>
+        <w:t>Descarga el ZIP del lanzador de Windows:</w:t>
       </w:r>
     </w:p>
     <w:p>
+      <w:r>
+        <w:t>Enlace directo al archivo .cmd:</w:t>
+      </w:r>
+    </w:p>
+    <w:p>
+      <w:hyperlink r:id="rId11">
+        <w:r>
+          <w:rPr>
+            <w:color w:val="0563C1"/>
+            <w:u w:val="single"/>
+          </w:rPr>
+          <w:t>https://github.com/daycart/eqso-linux/raw/refs/heads/test/windows-relay-installer/artifacts/relay-daemon/install/install-relay-windows.cmd</w:t>
+        </w:r>
+      </w:hyperlink>
+    </w:p>
+    <w:p>
       <w:pPr>
         <w:pStyle w:val="NoSpacing"/>
       </w:pPr>
-      <w:r>
-        <w:rPr>
-          <w:rFonts w:ascii="Consolas" w:hAnsi="Consolas" w:eastAsia="Consolas"/>
-        </w:rPr>
-        <w:t>https://github.com/daycart/eqso-linux/tree/test/windows-relay-installer/artifacts/relay-daemon/install</w:t>
-      </w:r>
+      <w:hyperlink r:id="rId10">
+        <w:r>
+          <w:rPr>
+            <w:color w:val="0563C1"/>
+            <w:u w:val="single"/>
+          </w:rPr>
+          <w:t>https://github.com/daycart/eqso-linux/raw/refs/heads/test/windows-relay-installer/artifacts/relay-daemon/install/install-relay-windows.zip</w:t>
+        </w:r>
+      </w:hyperlink>
     </w:p>
     <w:p>
       <w:pPr/>

--- a/guia_relay_instalacion.docx
+++ b/guia_relay_instalacion.docx
@@ -33,7 +33,7 @@
         <w:jc w:val="center"/>
       </w:pPr>
       <w:r>
-        <w:t>Versión 1.4 — Agosto 2026</w:t>
+        <w:t>Versión 1.5 — Agosto 2026</w:t>
       </w:r>
     </w:p>
     <w:p>
@@ -685,119 +685,178 @@
       </w:r>
     </w:p>
     <w:p>
-      <w:pPr>
-        <w:pStyle w:val="NoSpacing"/>
-      </w:pPr>
-      <w:r>
-        <w:rPr>
-          <w:rFonts w:ascii="Consolas" w:hAnsi="Consolas" w:eastAsia="Consolas"/>
-        </w:rPr>
+      <w:r>
+        <w:t>Sustituye CB por el nombre real de la sala. El servicio se llama eqso-relay@&lt;SALA&gt; y está gestionado por systemd.</w:t>
+      </w:r>
+    </w:p>
+    <w:p>
+      <w:r>
+        <w:t>Actualizar el software</w:t>
+      </w:r>
+    </w:p>
+    <w:p>
+      <w:r>
+        <w:t>Usa estos pasos cuando quieras traer una versión nueva del repositorio:</w:t>
+      </w:r>
+    </w:p>
+    <w:p>
+      <w:r>
         <w:t>cd ~/eqso-linux-client</w:t>
       </w:r>
     </w:p>
     <w:p>
-      <w:pPr>
-        <w:pStyle w:val="NoSpacing"/>
-      </w:pPr>
-      <w:r>
-        <w:rPr>
-          <w:rFonts w:ascii="Consolas" w:hAnsi="Consolas" w:eastAsia="Consolas"/>
-        </w:rPr>
+      <w:r>
         <w:t>git pull</w:t>
       </w:r>
     </w:p>
     <w:p>
-      <w:pPr>
-        <w:pStyle w:val="NoSpacing"/>
-      </w:pPr>
-      <w:r>
-        <w:rPr>
-          <w:rFonts w:ascii="Consolas" w:hAnsi="Consolas" w:eastAsia="Consolas"/>
-        </w:rPr>
+      <w:r>
         <w:t>pnpm install</w:t>
       </w:r>
     </w:p>
     <w:p>
-      <w:pPr>
-        <w:pStyle w:val="NoSpacing"/>
-      </w:pPr>
-      <w:r>
-        <w:rPr>
-          <w:rFonts w:ascii="Consolas" w:hAnsi="Consolas" w:eastAsia="Consolas"/>
-        </w:rPr>
+      <w:r>
         <w:t>pnpm --filter @workspace/relay-daemon run build</w:t>
       </w:r>
     </w:p>
     <w:p>
-      <w:pPr>
-        <w:pStyle w:val="NoSpacing"/>
-      </w:pPr>
-      <w:r>
-        <w:rPr>
-          <w:rFonts w:ascii="Consolas" w:hAnsi="Consolas" w:eastAsia="Consolas"/>
-        </w:rPr>
+      <w:r>
         <w:t>sudo systemctl restart eqso-relay@CB</w:t>
       </w:r>
     </w:p>
     <w:p>
-      <w:pPr/>
+      <w:r>
+        <w:t>Qué hace cada comando:</w:t>
+      </w:r>
+    </w:p>
+    <w:p>
+      <w:r>
+        <w:t>• cd entra en la copia local del proyecto donde está instalado el relay.</w:t>
+      </w:r>
+    </w:p>
+    <w:p>
+      <w:r>
+        <w:t>• git pull descarga los cambios publicados en GitHub. No reinicia el servicio por sí solo.</w:t>
+      </w:r>
+    </w:p>
+    <w:p>
+      <w:r>
+        <w:t>• pnpm install instala o actualiza las dependencias que necesita el proyecto.</w:t>
+      </w:r>
+    </w:p>
+    <w:p>
+      <w:r>
+        <w:t>• pnpm ... build compila el relay daemon que ejecutará systemd.</w:t>
+      </w:r>
+    </w:p>
+    <w:p>
+      <w:r>
+        <w:t>• systemctl restart detiene la versión anterior y arranca la nueva. También aplica los cambios del archivo JSON.</w:t>
+      </w:r>
+    </w:p>
+    <w:p>
       <w:r>
         <w:t>La configuración está en /etc/eqso-relay/CB.json. Después de modificarla, reinicia el servicio para aplicar los cambios.</w:t>
       </w:r>
     </w:p>
     <w:p>
-      <w:pPr>
-        <w:pStyle w:val="NoSpacing"/>
-      </w:pPr>
-      <w:r>
-        <w:rPr>
-          <w:rFonts w:ascii="Consolas" w:hAnsi="Consolas" w:eastAsia="Consolas"/>
-        </w:rPr>
+      <w:r>
+        <w:t>Consultar el estado y los registros</w:t>
+      </w:r>
+    </w:p>
+    <w:p>
+      <w:r>
         <w:t>sudo systemctl status eqso-relay@CB</w:t>
       </w:r>
     </w:p>
     <w:p>
-      <w:pPr>
-        <w:pStyle w:val="NoSpacing"/>
-      </w:pPr>
-      <w:r>
-        <w:rPr>
-          <w:rFonts w:ascii="Consolas" w:hAnsi="Consolas" w:eastAsia="Consolas"/>
-        </w:rPr>
+      <w:r>
+        <w:t>Muestra si el relay está activo, su PID, el tiempo que lleva funcionando y las últimas líneas del servicio. Solo consulta; no cambia nada.</w:t>
+      </w:r>
+    </w:p>
+    <w:p>
+      <w:r>
         <w:t>sudo journalctl -u eqso-relay@CB -f</w:t>
       </w:r>
     </w:p>
     <w:p>
-      <w:pPr>
-        <w:pStyle w:val="NoSpacing"/>
-      </w:pPr>
-      <w:r>
-        <w:rPr>
-          <w:rFonts w:ascii="Consolas" w:hAnsi="Consolas" w:eastAsia="Consolas"/>
-        </w:rPr>
+      <w:r>
+        <w:t>Muestra en tiempo real los mensajes del relay, incluidos errores de audio, conexión, VOX y PTT. Pulsa Ctrl+C para dejar de verlos; el relay sigue funcionando.</w:t>
+      </w:r>
+    </w:p>
+    <w:p>
+      <w:r>
+        <w:t>curl http://127.0.0.1:8009/status</w:t>
+      </w:r>
+    </w:p>
+    <w:p>
+      <w:r>
+        <w:t>Consulta el estado HTTP local del daemon y sus contadores TX/RX. No reinicia ni modifica el servicio.</w:t>
+      </w:r>
+    </w:p>
+    <w:p>
+      <w:r>
+        <w:t>Parar, iniciar y reiniciar</w:t>
+      </w:r>
+    </w:p>
+    <w:p>
+      <w:r>
         <w:t>sudo systemctl stop eqso-relay@CB</w:t>
       </w:r>
     </w:p>
     <w:p>
-      <w:pPr>
-        <w:pStyle w:val="NoSpacing"/>
-      </w:pPr>
-      <w:r>
-        <w:rPr>
-          <w:rFonts w:ascii="Consolas" w:hAnsi="Consolas" w:eastAsia="Consolas"/>
-        </w:rPr>
+      <w:r>
+        <w:t>Detiene temporalmente el relay para hacer mantenimiento. El servicio sigue instalado y, al ser una parada manual, no se reinicia automáticamente.</w:t>
+      </w:r>
+    </w:p>
+    <w:p>
+      <w:r>
+        <w:t>sudo systemctl start eqso-relay@CB</w:t>
+      </w:r>
+    </w:p>
+    <w:p>
+      <w:r>
+        <w:t>Arranca un relay que estaba parado, sin recompilar ni modificar la configuración.</w:t>
+      </w:r>
+    </w:p>
+    <w:p>
+      <w:r>
         <w:t>sudo systemctl restart eqso-relay@CB</w:t>
       </w:r>
     </w:p>
     <w:p>
-      <w:pPr>
-        <w:pStyle w:val="NoSpacing"/>
-      </w:pPr>
-      <w:r>
-        <w:rPr>
-          <w:rFonts w:ascii="Consolas" w:hAnsi="Consolas" w:eastAsia="Consolas"/>
-        </w:rPr>
-        <w:t>curl http://127.0.0.1:8009/status</w:t>
+      <w:r>
+        <w:t>Hace stop y start seguidos. Es el comando indicado después de cambiar el JSON o compilar una versión nueva.</w:t>
+      </w:r>
+    </w:p>
+    <w:p>
+      <w:r>
+        <w:t>Activar el arranque automático después de reiniciar la Raspberry Pi:</w:t>
+      </w:r>
+    </w:p>
+    <w:p>
+      <w:r>
+        <w:t>sudo systemctl enable eqso-relay@CB</w:t>
+      </w:r>
+    </w:p>
+    <w:p>
+      <w:r>
+        <w:t>Registra el servicio para que se inicie con systemd en el siguiente arranque, pero no lo inicia ahora.</w:t>
+      </w:r>
+    </w:p>
+    <w:p>
+      <w:r>
+        <w:t>Para registrarlo y arrancarlo inmediatamente:</w:t>
+      </w:r>
+    </w:p>
+    <w:p>
+      <w:r>
+        <w:t>sudo systemctl enable --now eqso-relay@CB</w:t>
+      </w:r>
+    </w:p>
+    <w:p>
+      <w:r>
+        <w:t>Sustituye CB por la sala real en todos los comandos. Si solo quieres ver los logs, Ctrl+C cierra únicamente la vista del log y no detiene el relay.</w:t>
       </w:r>
     </w:p>
     <w:p>
@@ -990,70 +1049,98 @@
       </w:r>
     </w:p>
     <w:p>
-      <w:pPr/>
-      <w:r>
-        <w:t>El log de la tarea se guarda en C:\eqso-relay\relay-&lt;SALA&gt;.log. Sustituye CB por el nombre real de la sala.</w:t>
-      </w:r>
-    </w:p>
-    <w:p>
-      <w:pPr>
-        <w:pStyle w:val="NoSpacing"/>
-      </w:pPr>
-      <w:r>
-        <w:rPr>
-          <w:rFonts w:ascii="Consolas" w:hAnsi="Consolas" w:eastAsia="Consolas"/>
-        </w:rPr>
+      <w:r>
+        <w:t>Sustituye CB por el nombre real de la sala. La instalación crea la tarea programada eQSO Relay CB, el archivo C:\eqso-relay\CB.json y el log C:\eqso-relay\relay-CB.log.</w:t>
+      </w:r>
+    </w:p>
+    <w:p>
+      <w:r>
+        <w:t>Consultar el log en tiempo real</w:t>
+      </w:r>
+    </w:p>
+    <w:p>
+      <w:r>
         <w:t>Get-Content "C:\eqso-relay\relay-CB.log" -Wait -Tail 20</w:t>
       </w:r>
     </w:p>
     <w:p>
-      <w:pPr>
-        <w:pStyle w:val="NoSpacing"/>
-      </w:pPr>
-      <w:r>
-        <w:rPr>
-          <w:rFonts w:ascii="Consolas" w:hAnsi="Consolas" w:eastAsia="Consolas"/>
-        </w:rPr>
+      <w:r>
+        <w:t>Muestra las últimas 20 líneas y, gracias a -Wait, sigue mostrando las nuevas líneas a medida que se escriben. Pulsa Ctrl+C para salir de la vista; no detiene el relay.</w:t>
+      </w:r>
+    </w:p>
+    <w:p>
+      <w:r>
+        <w:t>Parar el relay</w:t>
+      </w:r>
+    </w:p>
+    <w:p>
+      <w:r>
         <w:t>Stop-ScheduledTask -TaskName "eQSO Relay CB"</w:t>
       </w:r>
     </w:p>
     <w:p>
-      <w:pPr>
-        <w:pStyle w:val="NoSpacing"/>
-      </w:pPr>
-      <w:r>
-        <w:rPr>
-          <w:rFonts w:ascii="Consolas" w:hAnsi="Consolas" w:eastAsia="Consolas"/>
-        </w:rPr>
+      <w:r>
+        <w:t>Detiene el proceso actual del relay. La tarea sigue registrada, y no se borran ni la configuración, ni los logs, ni el código descargado.</w:t>
+      </w:r>
+    </w:p>
+    <w:p>
+      <w:r>
+        <w:t>Iniciar el relay</w:t>
+      </w:r>
+    </w:p>
+    <w:p>
+      <w:r>
         <w:t>Start-ScheduledTask -TaskName "eQSO Relay CB"</w:t>
       </w:r>
     </w:p>
     <w:p>
-      <w:pPr>
-        <w:pStyle w:val="NoSpacing"/>
-      </w:pPr>
-      <w:r>
-        <w:rPr>
-          <w:rFonts w:ascii="Consolas" w:hAnsi="Consolas" w:eastAsia="Consolas"/>
-        </w:rPr>
+      <w:r>
+        <w:t>Arranca la tarea programada registrada. Es útil después de una parada manual o para iniciar una instalación que se dejó detenida en modo máquina virtual.</w:t>
+      </w:r>
+    </w:p>
+    <w:p>
+      <w:r>
+        <w:t>Reiniciar el relay</w:t>
+      </w:r>
+    </w:p>
+    <w:p>
+      <w:r>
         <w:t>Stop-ScheduledTask -TaskName "eQSO Relay CB"; Start-ScheduledTask -TaskName "eQSO Relay CB"</w:t>
       </w:r>
     </w:p>
     <w:p>
-      <w:pPr>
-        <w:pStyle w:val="NoSpacing"/>
-      </w:pPr>
-      <w:r>
-        <w:rPr>
-          <w:rFonts w:ascii="Consolas" w:hAnsi="Consolas" w:eastAsia="Consolas"/>
-        </w:rPr>
+      <w:r>
+        <w:t>Ejecuta una parada y un inicio seguidos. Úsalo después de modificar C:\eqso-relay\CB.json o de actualizar y recompilar el código.</w:t>
+      </w:r>
+    </w:p>
+    <w:p>
+      <w:r>
+        <w:t>Actualizar el software</w:t>
+      </w:r>
+    </w:p>
+    <w:p>
+      <w:r>
+        <w:t>La forma recomendada es volver a ejecutar install-relay-windows.cmd como Administrador. El lanzador actualiza el repositorio y recompila el daemon. Después, inicia la tarea si la instalación es para un PC físico.</w:t>
+      </w:r>
+    </w:p>
+    <w:p>
+      <w:r>
+        <w:t>Quitar el arranque automático</w:t>
+      </w:r>
+    </w:p>
+    <w:p>
+      <w:r>
         <w:t>Unregister-ScheduledTask -TaskName "eQSO Relay CB" -Confirm:$false</w:t>
       </w:r>
     </w:p>
     <w:p>
-      <w:pPr/>
-      <w:r>
-        <w:t>Para actualizar, vuelve a ejecutar el lanzador. También puede hacerse manualmente desde %USERPROFILE%\eqso-linux, instalando dependencias, compilando y reiniciando la tarea.</w:t>
+      <w:r>
+        <w:t>Elimina la tarea del Programador de tareas y deja de iniciarse automáticamente al iniciar sesión. No borra el JSON, los logs ni el código descargado. Para volver a registrarla hay que ejecutar de nuevo el instalador.</w:t>
+      </w:r>
+    </w:p>
+    <w:p>
+      <w:r>
+        <w:t>Si solo quieres detenerlo temporalmente, utiliza Stop-ScheduledTask; no uses Unregister-ScheduledTask.</w:t>
       </w:r>
     </w:p>
     <w:p>

--- a/guia_relay_instalacion.docx
+++ b/guia_relay_instalacion.docx
@@ -33,7 +33,7 @@
         <w:jc w:val="center"/>
       </w:pPr>
       <w:r>
-        <w:t>Versión 1.5 — Agosto 2026</w:t>
+        <w:t>Versión 1.6 — Agosto 2026</w:t>
       </w:r>
     </w:p>
     <w:p>
@@ -1055,6 +1055,11 @@
     </w:p>
     <w:p>
       <w:r>
+        <w:t>El instalador crea el archivo de log antes de arrancar la tarea. El script de arranque añade una línea de inicio y otra de finalización con el código de salida; así también queda registrado un error de Node, audio o ruta.</w:t>
+      </w:r>
+    </w:p>
+    <w:p>
+      <w:r>
         <w:t>Consultar el log en tiempo real</w:t>
       </w:r>
     </w:p>
@@ -1066,6 +1071,31 @@
     <w:p>
       <w:r>
         <w:t>Muestra las últimas 20 líneas y, gracias a -Wait, sigue mostrando las nuevas líneas a medida que se escriben. Pulsa Ctrl+C para salir de la vista; no detiene el relay.</w:t>
+      </w:r>
+    </w:p>
+    <w:p>
+      <w:r>
+        <w:t>Para comprobar si existe el archivo y cuándo se ejecutó la tarea:</w:t>
+      </w:r>
+    </w:p>
+    <w:p>
+      <w:r>
+        <w:t>Test-Path "C:\eqso-relay\relay-CB.log"</w:t>
+      </w:r>
+    </w:p>
+    <w:p>
+      <w:r>
+        <w:t>Get-ScheduledTaskInfo -TaskName "eQSO Relay CB"</w:t>
+      </w:r>
+    </w:p>
+    <w:p>
+      <w:r>
+        <w:t>Test-Path devuelve True si el archivo existe. Get-ScheduledTaskInfo muestra la última ejecución y el código de resultado de la tarea. Si el log no existe después de instalar, vuelve a ejecutar el instalador actualizado como Administrador.</w:t>
+      </w:r>
+    </w:p>
+    <w:p>
+      <w:r>
+        <w:t>La sintaxis correcta es Get-Content "C:\..."; Get-C:\... no es un comando válido de PowerShell.</w:t>
       </w:r>
     </w:p>
     <w:p>

--- a/guia_relay_instalacion.docx
+++ b/guia_relay_instalacion.docx
@@ -33,7 +33,7 @@
         <w:jc w:val="center"/>
       </w:pPr>
       <w:r>
-        <w:t>Versión 1.6 — Agosto 2026</w:t>
+        <w:t>Versión 1.7 — Agosto 2026</w:t>
       </w:r>
     </w:p>
     <w:p>
@@ -1038,6 +1038,11 @@
       </w:pPr>
       <w:r>
         <w:t>La tarea se reinicia automáticamente si el proceso falla. En PC físico se inicia inmediatamente; en VM queda registrada pero detenida.</w:t>
+      </w:r>
+    </w:p>
+    <w:p>
+      <w:r>
+        <w:t>La tarea utiliza un lanzador oculto de Windows para que el daemon funcione en segundo plano sin dejar una ventana CMD en primer plano. Si se abre manualmente start-&lt;SALA&gt;.cmd, sí es normal que la ventana permanezca abierta mientras el daemon está funcionando.</w:t>
       </w:r>
     </w:p>
     <w:p>

--- a/guia_relay_instalacion.docx
+++ b/guia_relay_instalacion.docx
@@ -907,7 +907,7 @@
             <w:color w:val="0563C1"/>
             <w:u w:val="single"/>
           </w:rPr>
-          <w:t>https://github.com/daycart/eqso-linux/raw/refs/heads/test/windows-relay-installer/artifacts/relay-daemon/install/install-relay-windows.zip</w:t>
+          <w:t>https://github.com/daycart/eqso-linux/raw/refs/heads/test/windows-relay-installer/artifacts/relay-daemon/install/install-relay-windows-v1.7.zip</w:t>
         </w:r>
       </w:hyperlink>
     </w:p>

--- a/guia_relay_instalacion.docx
+++ b/guia_relay_instalacion.docx
@@ -33,7 +33,7 @@
         <w:jc w:val="center"/>
       </w:pPr>
       <w:r>
-        <w:t>Versión 1.7 — Agosto 2026</w:t>
+        <w:t>Versión 1.8 — Agosto 2026</w:t>
       </w:r>
     </w:p>
     <w:p>
@@ -907,7 +907,7 @@
             <w:color w:val="0563C1"/>
             <w:u w:val="single"/>
           </w:rPr>
-          <w:t>https://github.com/daycart/eqso-linux/raw/refs/heads/test/windows-relay-installer/artifacts/relay-daemon/install/install-relay-windows-v1.7.zip</w:t>
+          <w:t>https://github.com/daycart/eqso-linux/raw/refs/heads/test/windows-relay-installer/artifacts/relay-daemon/install/install-relay-windows-v1.8.zip</w:t>
         </w:r>
       </w:hyperlink>
     </w:p>
@@ -1110,12 +1110,17 @@
     </w:p>
     <w:p>
       <w:r>
-        <w:t>Stop-ScheduledTask -TaskName "eQSO Relay CB"</w:t>
-      </w:r>
-    </w:p>
-    <w:p>
-      <w:r>
-        <w:t>Detiene el proceso actual del relay. La tarea sigue registrada, y no se borran ni la configuración, ni los logs, ni el código descargado.</w:t>
+        <w:t>powershell.exe -ExecutionPolicy Bypass -File "C:\eqso-relay\stop-CB.ps1"</w:t>
+      </w:r>
+    </w:p>
+    <w:p>
+      <w:r>
+        <w:t>Detiene la tarea y también el proceso node.exe de esta sala, junto con sus procesos de audio FFmpeg/FFplay. La tarea sigue registrada y no se borran la configuración ni los logs.</w:t>
+      </w:r>
+    </w:p>
+    <w:p>
+      <w:r>
+        <w:t>No utilices Stop-ScheduledTask por sí solo con el lanzador oculto: puede detener la tarea de Windows y dejar vivo el proceso hijo, haciendo que el log continúe recibiendo datos.</w:t>
       </w:r>
     </w:p>
     <w:p>
@@ -1140,12 +1145,12 @@
     </w:p>
     <w:p>
       <w:r>
-        <w:t>Stop-ScheduledTask -TaskName "eQSO Relay CB"; Start-ScheduledTask -TaskName "eQSO Relay CB"</w:t>
-      </w:r>
-    </w:p>
-    <w:p>
-      <w:r>
-        <w:t>Ejecuta una parada y un inicio seguidos. Úsalo después de modificar C:\eqso-relay\CB.json o de actualizar y recompilar el código.</w:t>
+        <w:t>powershell.exe -ExecutionPolicy Bypass -File "C:\eqso-relay\stop-CB.ps1"; Start-ScheduledTask -TaskName "eQSO Relay CB"</w:t>
+      </w:r>
+    </w:p>
+    <w:p>
+      <w:r>
+        <w:t>Ejecuta la parada completa y vuelve a iniciar la tarea. Úsalo después de modificar C:\eqso-relay\CB.json o de actualizar y recompilar el código.</w:t>
       </w:r>
     </w:p>
     <w:p>
@@ -1165,17 +1170,17 @@
     </w:p>
     <w:p>
       <w:r>
-        <w:t>Unregister-ScheduledTask -TaskName "eQSO Relay CB" -Confirm:$false</w:t>
-      </w:r>
-    </w:p>
-    <w:p>
-      <w:r>
-        <w:t>Elimina la tarea del Programador de tareas y deja de iniciarse automáticamente al iniciar sesión. No borra el JSON, los logs ni el código descargado. Para volver a registrarla hay que ejecutar de nuevo el instalador.</w:t>
-      </w:r>
-    </w:p>
-    <w:p>
-      <w:r>
-        <w:t>Si solo quieres detenerlo temporalmente, utiliza Stop-ScheduledTask; no uses Unregister-ScheduledTask.</w:t>
+        <w:t>powershell.exe -ExecutionPolicy Bypass -File "C:\eqso-relay\stop-CB.ps1"; Unregister-ScheduledTask -TaskName "eQSO Relay CB" -Confirm:$false</w:t>
+      </w:r>
+    </w:p>
+    <w:p>
+      <w:r>
+        <w:t>Primero detiene el daemon y sus procesos de audio; después elimina la tarea del Programador de tareas. No borra el JSON, los logs ni el código descargado. Para volver a registrarla hay que ejecutar de nuevo el instalador.</w:t>
+      </w:r>
+    </w:p>
+    <w:p>
+      <w:r>
+        <w:t>Para detenerlo temporalmente utiliza siempre stop-CB.ps1; no uses Unregister-ScheduledTask salvo que quieras quitar también la tarea programada.</w:t>
       </w:r>
     </w:p>
     <w:p>
